--- a/examples/vite/public/docx-editor-demo.docx
+++ b/examples/vite/public/docx-editor-demo.docx
@@ -1,99 +1,124 @@
 
 <file path=word/document.xml><?xml version="1.0" encoding="utf-8"?>
-<w:document xmlns:wpc="http://schemas.microsoft.com/office/word/2010/wordprocessingCanvas" xmlns:mc="http://schemas.openxmlformats.org/markup-compatibility/2006" xmlns:o="urn:schemas-microsoft-com:office:office" xmlns:r="http://schemas.openxmlformats.org/officeDocument/2006/relationships" xmlns:m="http://schemas.openxmlformats.org/officeDocument/2006/math" xmlns:v="urn:schemas-microsoft-com:vml" xmlns:wp14="http://schemas.microsoft.com/office/word/2010/wordprocessingDrawing" xmlns:wp="http://schemas.openxmlformats.org/drawingml/2006/wordprocessingDrawing" xmlns:w10="urn:schemas-microsoft-com:office:word" xmlns:w="http://schemas.openxmlformats.org/wordprocessingml/2006/main" xmlns:w14="http://schemas.microsoft.com/office/word/2010/wordml" xmlns:w15="http://schemas.microsoft.com/office/word/2012/wordml" xmlns:wpg="http://schemas.microsoft.com/office/word/2010/wordprocessingGroup" xmlns:wps="http://schemas.microsoft.com/office/word/2010/wordprocessingShape" mc:Ignorable="w14 w15 wp14">
+<w:document xmlns:wpc="http://schemas.microsoft.com/office/word/2010/wordprocessingCanvas" xmlns:mc="http://schemas.openxmlformats.org/markup-compatibility/2006" xmlns:o="urn:schemas-microsoft-com:office:office" xmlns:r="http://schemas.openxmlformats.org/officeDocument/2006/relationships" xmlns:m="http://schemas.openxmlformats.org/officeDocument/2006/math" xmlns:v="urn:schemas-microsoft-com:vml" xmlns:wp14="http://schemas.microsoft.com/office/word/2010/wordprocessingDrawing" xmlns:wp="http://schemas.openxmlformats.org/drawingml/2006/wordprocessingDrawing" xmlns:w10="urn:schemas-microsoft-com:office:word" xmlns:w="http://schemas.openxmlformats.org/wordprocessingml/2006/main" xmlns:w14="http://schemas.microsoft.com/office/word/2010/wordml" xmlns:wpg="http://schemas.microsoft.com/office/word/2010/wordprocessingGroup" xmlns:wpi="http://schemas.microsoft.com/office/word/2010/wordprocessingInk" xmlns:wne="http://schemas.microsoft.com/office/word/2006/wordml" xmlns:wps="http://schemas.microsoft.com/office/word/2010/wordprocessingShape" xmlns:w15="http://schemas.microsoft.com/office/word/2012/wordml" mc:Ignorable="w14 wp14 w15">
   <w:body>
     <w:p>
       <w:pPr>
-        <w:spacing w:before="0" w:after="20"/>
-      </w:pPr>
-      <w:r>
-        <w:rPr>
-          <w:rFonts w:ascii="Inter" w:hAnsi="Inter" w:cs="Inter"/>
+        <w:spacing w:after="20"/>
+      </w:pPr>
+      <w:r>
+        <w:rPr>
           <w:b/>
           <w:bCs/>
-          <w:color w:val="0F172A"/>
+          <w:color w:val="0f172a"/>
           <w:sz w:val="64"/>
           <w:szCs w:val="64"/>
         </w:rPr>
-        <w:t>eigenpal/docx-editor</w:t>
-      </w:r>
+        <w:t>postnzt/docx-editor</w:t>
+      </w:r>
+      <w:r/>
     </w:p>
     <w:p>
       <w:pPr>
-        <w:spacing w:before="0" w:after="60"/>
-      </w:pPr>
-      <w:r>
-        <w:rPr>
-          <w:rFonts w:ascii="Inter" w:hAnsi="Inter" w:cs="Inter"/>
-          <w:color w:val="64748B"/>
+        <w:spacing w:after="60"/>
+      </w:pPr>
+      <w:r>
+        <w:rPr>
+          <w:color w:val="64748b"/>
           <w:sz w:val="24"/>
           <w:szCs w:val="24"/>
         </w:rPr>
         <w:t>Project Charter &amp; Contributor Agreement</w:t>
       </w:r>
+      <w:r/>
     </w:p>
     <w:p>
       <w:pPr>
         <w:spacing w:after="60"/>
       </w:pPr>
+      <w:r/>
     </w:p>
     <w:tbl>
       <w:tblPr>
+        <w:tblStyle w:val="TableNormal"/>
+        <w:name w:val="Table1"/>
+        <w:tabOrder w:val="0"/>
+        <w:jc w:val="left"/>
+        <w:tblInd w:w="0" w:type="dxa"/>
         <w:tblW w:w="9360" w:type="dxa"/>
-        <w:tblBorders>
-          <w:top w:val="single" w:sz="4" w:color="auto"/>
-          <w:left w:val="single" w:sz="4" w:color="auto"/>
-          <w:bottom w:val="single" w:sz="4" w:color="auto"/>
-          <w:right w:val="single" w:sz="4" w:color="auto"/>
-          <w:insideH w:val="single" w:sz="4" w:color="auto"/>
-          <w:insideV w:val="single" w:sz="4" w:color="auto"/>
-        </w:tblBorders>
+        <w:tblLook w:val="0600" w:firstRow="0" w:lastRow="0" w:firstColumn="0" w:lastColumn="0" w:noHBand="1" w:noVBand="1"/>
       </w:tblPr>
       <w:tblGrid>
         <w:gridCol w:w="4680"/>
         <w:gridCol w:w="4680"/>
       </w:tblGrid>
       <w:tr>
+        <w:trPr>
+          <w:tblHeader w:val="0"/>
+          <w:cantSplit w:val="0"/>
+          <w:trHeight w:val="0" w:hRule="auto"/>
+        </w:trPr>
         <w:tc>
           <w:tcPr>
             <w:tcW w:w="4680" w:type="dxa"/>
-            <w:tcBorders>
-              <w:top w:val="single" w:sz="1" w:color="E2E8F0"/>
-              <w:left w:val="single" w:sz="1" w:color="E2E8F0"/>
-              <w:bottom w:val="single" w:sz="1" w:color="E2E8F0"/>
-              <w:right w:val="single" w:sz="1" w:color="E2E8F0"/>
-            </w:tcBorders>
-            <w:shd w:val="clear" w:fill="F8FAFC"/>
+            <w:shd w:val="solid" w:color="F8FAFC" tmshd="1677721856, 0, 16579320"/>
             <w:tcMar>
               <w:top w:w="100" w:type="dxa"/>
               <w:left w:w="160" w:type="dxa"/>
               <w:bottom w:w="100" w:type="dxa"/>
               <w:right w:w="160" w:type="dxa"/>
             </w:tcMar>
+            <w:tcBorders>
+              <w:top w:val="single" w:sz="1" w:space="0" w:color="E2E8F0" tmln="3, 20, 20, 0, 0"/>
+              <w:left w:val="single" w:sz="1" w:space="0" w:color="E2E8F0" tmln="3, 20, 20, 0, 0"/>
+              <w:bottom w:val="single" w:sz="4" w:space="0" w:color="000000" tmln="10, 20, 20, 0, 0"/>
+              <w:right w:val="single" w:sz="1" w:space="0" w:color="E2E8F0" tmln="3, 20, 20, 0, 0"/>
+              <w:tl2br w:val="nil" w:sz="0" w:space="0" w:color="000000" tmln="20, 20, 20, 0, 0"/>
+              <w:tr2bl w:val="nil" w:sz="0" w:space="0" w:color="000000" tmln="20, 20, 20, 0, 0"/>
+            </w:tcBorders>
+            <w:tmTcPr id="1776711927" protected="0"/>
           </w:tcPr>
           <w:p>
-            <w:pPr>
-              <w:spacing w:before="0" w:after="0"/>
-            </w:pPr>
-            <w:r>
-              <w:rPr>
-                <w:rFonts w:ascii="Inter" w:hAnsi="Inter" w:cs="Inter"/>
-                <w:color w:val="64748B"/>
+            <w:pPr/>
+            <w:r>
+              <w:rPr>
+                <w:color w:val="64748b"/>
                 <w:sz w:val="20"/>
                 <w:szCs w:val="20"/>
               </w:rPr>
               <w:t xml:space="preserve">npm  </w:t>
             </w:r>
-            <w:hyperlink r:id="rIdclrrgvzn-co-bssfjluef">
+            <w:hyperlink r:id="rId8" w:history="1">
               <w:r>
                 <w:rPr>
                   <w:rFonts w:ascii="Courier New" w:hAnsi="Courier New" w:cs="Courier New"/>
-                  <w:color w:val="2563EB"/>
+                  <w:color w:val="2563eb"/>
                   <w:sz w:val="19"/>
                   <w:szCs w:val="19"/>
-                  <w:u w:val="single"/>
+                  <w:u w:color="auto" w:val="single"/>
                 </w:rPr>
-                <w:t>@eigenpal/docx-js-editor</w:t>
+                <w:t>@</w:t>
+              </w:r>
+            </w:hyperlink>
+            <w:hyperlink r:id="rId9" w:history="1">
+              <w:r>
+                <w:rPr>
+                  <w:rFonts w:ascii="Courier New" w:hAnsi="Courier New" w:cs="Courier New"/>
+                  <w:color w:val="2563eb"/>
+                  <w:sz w:val="19"/>
+                  <w:szCs w:val="19"/>
+                  <w:u w:color="auto" w:val="single"/>
+                </w:rPr>
+                <w:t>postnzt</w:t>
+              </w:r>
+              <w:r>
+                <w:rPr>
+                  <w:rStyle w:val="char1"/>
+                  <w:rFonts w:ascii="Courier New" w:hAnsi="Courier New" w:cs="Courier New"/>
+                  <w:sz w:val="19"/>
+                  <w:szCs w:val="19"/>
+                </w:rPr>
+                <w:t>/docx-js-editor</w:t>
               </w:r>
             </w:hyperlink>
           </w:p>
@@ -101,43 +126,53 @@
         <w:tc>
           <w:tcPr>
             <w:tcW w:w="4680" w:type="dxa"/>
-            <w:tcBorders>
-              <w:top w:val="single" w:sz="1" w:color="E2E8F0"/>
-              <w:left w:val="single" w:sz="1" w:color="E2E8F0"/>
-              <w:bottom w:val="single" w:sz="1" w:color="E2E8F0"/>
-              <w:right w:val="single" w:sz="1" w:color="E2E8F0"/>
-            </w:tcBorders>
-            <w:shd w:val="clear" w:fill="F8FAFC"/>
+            <w:shd w:val="solid" w:color="F8FAFC" tmshd="1677721856, 0, 16579320"/>
             <w:tcMar>
               <w:top w:w="100" w:type="dxa"/>
               <w:left w:w="160" w:type="dxa"/>
               <w:bottom w:w="100" w:type="dxa"/>
               <w:right w:w="160" w:type="dxa"/>
             </w:tcMar>
+            <w:tcBorders>
+              <w:top w:val="single" w:sz="1" w:space="0" w:color="E2E8F0" tmln="3, 20, 20, 0, 0"/>
+              <w:left w:val="single" w:sz="1" w:space="0" w:color="E2E8F0" tmln="3, 20, 20, 0, 0"/>
+              <w:bottom w:val="single" w:sz="4" w:space="0" w:color="000000" tmln="10, 20, 20, 0, 0"/>
+              <w:right w:val="single" w:sz="1" w:space="0" w:color="E2E8F0" tmln="3, 20, 20, 0, 0"/>
+              <w:tl2br w:val="nil" w:sz="0" w:space="0" w:color="000000" tmln="20, 20, 20, 0, 0"/>
+              <w:tr2bl w:val="nil" w:sz="0" w:space="0" w:color="000000" tmln="20, 20, 20, 0, 0"/>
+            </w:tcBorders>
+            <w:tmTcPr id="1776711927" protected="0"/>
           </w:tcPr>
           <w:p>
-            <w:pPr>
-              <w:spacing w:before="0" w:after="0"/>
-            </w:pPr>
-            <w:r>
-              <w:rPr>
-                <w:rFonts w:ascii="Inter" w:hAnsi="Inter" w:cs="Inter"/>
-                <w:color w:val="64748B"/>
+            <w:pPr/>
+            <w:r>
+              <w:rPr>
+                <w:color w:val="64748b"/>
                 <w:sz w:val="20"/>
                 <w:szCs w:val="20"/>
               </w:rPr>
               <w:t xml:space="preserve">github  </w:t>
             </w:r>
-            <w:hyperlink r:id="rIdjuy5xlgboggzopeudzji5">
+            <w:hyperlink r:id="rId10" w:history="1">
+              <w:r>
+                <w:rPr>
+                  <w:rStyle w:val="char1"/>
+                  <w:sz w:val="20"/>
+                  <w:szCs w:val="20"/>
+                </w:rPr>
+                <w:t>postnzt</w:t>
+              </w:r>
+            </w:hyperlink>
+            <w:hyperlink r:id="rId11" w:history="1">
               <w:r>
                 <w:rPr>
                   <w:rFonts w:ascii="Courier New" w:hAnsi="Courier New" w:cs="Courier New"/>
-                  <w:color w:val="2563EB"/>
+                  <w:color w:val="2563eb"/>
                   <w:sz w:val="19"/>
                   <w:szCs w:val="19"/>
-                  <w:u w:val="single"/>
+                  <w:u w:color="auto" w:val="single"/>
                 </w:rPr>
-                <w:t>eigenpal/docx-editor</w:t>
+                <w:t>/docx-editor</w:t>
               </w:r>
             </w:hyperlink>
           </w:p>
@@ -146,22 +181,27 @@
     </w:tbl>
     <w:p>
       <w:pPr>
+        <w:spacing w:before="300" w:after="80"/>
         <w:pBdr>
-          <w:bottom w:val="single" w:sz="3" w:space="4" w:color="E2E8F0"/>
+          <w:top w:val="nil" w:sz="0" w:space="3" w:color="000000" tmln="20, 20, 20, 0, 60"/>
+          <w:left w:val="nil" w:sz="0" w:space="3" w:color="000000" tmln="20, 20, 20, 0, 60"/>
+          <w:bottom w:val="single" w:sz="3" w:space="4" w:color="E2E8F0" tmln="8, 20, 20, 0, 80"/>
+          <w:right w:val="nil" w:sz="0" w:space="3" w:color="000000" tmln="20, 20, 20, 0, 60"/>
+          <w:between w:val="nil" w:sz="0" w:space="0" w:color="000000" tmln="20, 20, 20, 0, 0"/>
         </w:pBdr>
-        <w:spacing w:before="300" w:after="80"/>
-      </w:pPr>
-      <w:r>
-        <w:rPr>
-          <w:rFonts w:ascii="Inter" w:hAnsi="Inter" w:cs="Inter"/>
+        <w:shd w:val="none"/>
+      </w:pPr>
+      <w:r>
+        <w:rPr>
           <w:b/>
           <w:bCs/>
-          <w:color w:val="0F172A"/>
+          <w:color w:val="0f172a"/>
           <w:sz w:val="32"/>
           <w:szCs w:val="32"/>
         </w:rPr>
-        <w:t xml:space="preserve">1.  What this is</w:t>
-      </w:r>
+        <w:t>1.  What this is</w:t>
+      </w:r>
+      <w:r/>
     </w:p>
     <w:p>
       <w:pPr>
@@ -169,17 +209,14 @@
       </w:pPr>
       <w:r>
         <w:rPr>
-          <w:rFonts w:ascii="Inter" w:hAnsi="Inter" w:cs="Inter"/>
-          <w:color w:val="0F172A"/>
-          <w:sz w:val="22"/>
-          <w:szCs w:val="22"/>
+          <w:color w:val="0f172a"/>
         </w:rPr>
         <w:t xml:space="preserve">An open-source WYSIWYG </w:t>
       </w:r>
       <w:r>
         <w:rPr>
           <w:rFonts w:ascii="Courier New" w:hAnsi="Courier New" w:cs="Courier New"/>
-          <w:color w:val="0F172A"/>
+          <w:color w:val="0f172a"/>
           <w:sz w:val="19"/>
           <w:szCs w:val="19"/>
         </w:rPr>
@@ -187,17 +224,14 @@
       </w:r>
       <w:r>
         <w:rPr>
-          <w:rFonts w:ascii="Inter" w:hAnsi="Inter" w:cs="Inter"/>
-          <w:color w:val="0F172A"/>
-          <w:sz w:val="22"/>
-          <w:szCs w:val="22"/>
+          <w:color w:val="0f172a"/>
         </w:rPr>
         <w:t xml:space="preserve"> editor for React. Drop in </w:t>
       </w:r>
       <w:r>
         <w:rPr>
           <w:rFonts w:ascii="Courier New" w:hAnsi="Courier New" w:cs="Courier New"/>
-          <w:color w:val="0F172A"/>
+          <w:color w:val="0f172a"/>
           <w:sz w:val="19"/>
           <w:szCs w:val="19"/>
         </w:rPr>
@@ -205,49 +239,39 @@
       </w:r>
       <w:r>
         <w:rPr>
-          <w:rFonts w:ascii="Inter" w:hAnsi="Inter" w:cs="Inter"/>
-          <w:color w:val="0F172A"/>
-          <w:sz w:val="22"/>
-          <w:szCs w:val="22"/>
+          <w:color w:val="0f172a"/>
         </w:rPr>
         <w:t xml:space="preserve"> and your users can open, edit, and save Word documents entirely in the browser — </w:t>
       </w:r>
-      <w:del w:id="10" w:author="sara.k" w:date="2026-03-04T09:21:00Z">
+      <w:del w:id="1" w:author="sara.k" w:date="2026-03-04T09:21:00Z" w:revision="1">
         <w:r>
           <w:rPr>
-            <w:rFonts w:ascii="Inter" w:hAnsi="Inter" w:cs="Inter"/>
-            <w:color w:val="0F172A"/>
-            <w:sz w:val="22"/>
-            <w:szCs w:val="22"/>
+            <w:color w:val="0f172a"/>
           </w:rPr>
           <w:delText>zero backend required</w:delText>
         </w:r>
       </w:del>
-      <w:ins w:id="11" w:author="sara.k" w:date="2026-03-04T09:21:00Z">
+      <w:ins w:id="2" w:author="sara.k" w:date="2026-03-04T09:21:00Z" w:revision="1">
         <w:r>
           <w:rPr>
-            <w:rFonts w:ascii="Inter" w:hAnsi="Inter" w:cs="Inter"/>
-            <w:color w:val="0F172A"/>
-            <w:sz w:val="22"/>
-            <w:szCs w:val="22"/>
+            <w:color w:val="0f172a"/>
           </w:rPr>
           <w:t>no backend required</w:t>
         </w:r>
       </w:ins>
       <w:r>
         <w:rPr>
-          <w:rFonts w:ascii="Inter" w:hAnsi="Inter" w:cs="Inter"/>
-          <w:color w:val="0F172A"/>
-          <w:sz w:val="22"/>
-          <w:szCs w:val="22"/>
+          <w:color w:val="0f172a"/>
         </w:rPr>
         <w:t>, no document data leaving the client.</w:t>
       </w:r>
+      <w:r/>
     </w:p>
     <w:p>
       <w:pPr>
-        <w:spacing w:before="60" w:after="0"/>
-      </w:pPr>
+        <w:spacing w:before="60"/>
+      </w:pPr>
+      <w:r/>
     </w:p>
     <w:p>
       <w:pPr>
@@ -255,17 +279,14 @@
       </w:pPr>
       <w:r>
         <w:rPr>
-          <w:rFonts w:ascii="Inter" w:hAnsi="Inter" w:cs="Inter"/>
-          <w:color w:val="0F172A"/>
-          <w:sz w:val="22"/>
-          <w:szCs w:val="22"/>
+          <w:color w:val="0f172a"/>
         </w:rPr>
         <w:t xml:space="preserve">Most editors serialise to HTML and back: </w:t>
       </w:r>
       <w:r>
         <w:rPr>
           <w:rFonts w:ascii="Courier New" w:hAnsi="Courier New" w:cs="Courier New"/>
-          <w:color w:val="64748B"/>
+          <w:color w:val="64748b"/>
           <w:sz w:val="19"/>
           <w:szCs w:val="19"/>
         </w:rPr>
@@ -273,254 +294,245 @@
       </w:r>
       <w:r>
         <w:rPr>
-          <w:rFonts w:ascii="Inter" w:hAnsi="Inter" w:cs="Inter"/>
-          <w:color w:val="0F172A"/>
-          <w:sz w:val="22"/>
-          <w:szCs w:val="22"/>
+          <w:color w:val="0f172a"/>
         </w:rPr>
         <w:t xml:space="preserve">. Every hop loses formatting, tracked changes, and styles. </w:t>
       </w:r>
-      <w:del w:id="12" w:author="thomas.v" w:date="2026-03-04T11:07:00Z">
+      <w:del w:id="3" w:author="thomas.v" w:date="2026-03-04T11:07:00Z" w:revision="1">
         <w:r>
           <w:rPr>
-            <w:rFonts w:ascii="Inter" w:hAnsi="Inter" w:cs="Inter"/>
-            <w:color w:val="0F172A"/>
-            <w:sz w:val="22"/>
-            <w:szCs w:val="22"/>
+            <w:color w:val="0f172a"/>
           </w:rPr>
           <w:delText>docx-js-editor skips the pipeline entirely</w:delText>
         </w:r>
       </w:del>
-      <w:ins w:id="13" w:author="thomas.v" w:date="2026-03-04T11:07:00Z">
+      <w:ins w:id="4" w:author="thomas.v" w:date="2026-03-04T11:07:00Z" w:revision="1">
         <w:r>
           <w:rPr>
-            <w:rFonts w:ascii="Inter" w:hAnsi="Inter" w:cs="Inter"/>
-            <w:color w:val="0F172A"/>
-            <w:sz w:val="22"/>
-            <w:szCs w:val="22"/>
+            <w:color w:val="0f172a"/>
           </w:rPr>
           <w:t>This library skips it</w:t>
         </w:r>
       </w:ins>
       <w:r>
         <w:rPr>
-          <w:rFonts w:ascii="Inter" w:hAnsi="Inter" w:cs="Inter"/>
-          <w:color w:val="0F172A"/>
-          <w:sz w:val="22"/>
-          <w:szCs w:val="22"/>
+          <w:color w:val="0f172a"/>
         </w:rPr>
         <w:t xml:space="preserve"> — OOXML is the canonical format throughout.</w:t>
       </w:r>
+      <w:r/>
     </w:p>
     <w:p>
       <w:pPr>
-        <w:spacing w:before="80" w:after="0"/>
-      </w:pPr>
+        <w:spacing w:before="80"/>
+      </w:pPr>
+      <w:r/>
     </w:p>
     <w:tbl>
       <w:tblPr>
+        <w:tblStyle w:val="TableNormal"/>
+        <w:name w:val="Table2"/>
+        <w:tabOrder w:val="0"/>
+        <w:jc w:val="left"/>
+        <w:tblInd w:w="0" w:type="dxa"/>
         <w:tblW w:w="9360" w:type="dxa"/>
-        <w:tblBorders>
-          <w:top w:val="single" w:sz="4" w:color="auto"/>
-          <w:left w:val="single" w:sz="4" w:color="auto"/>
-          <w:bottom w:val="single" w:sz="4" w:color="auto"/>
-          <w:right w:val="single" w:sz="4" w:color="auto"/>
-          <w:insideH w:val="single" w:sz="4" w:color="auto"/>
-          <w:insideV w:val="single" w:sz="4" w:color="auto"/>
-        </w:tblBorders>
+        <w:tblLook w:val="0600" w:firstRow="0" w:lastRow="0" w:firstColumn="0" w:lastColumn="0" w:noHBand="1" w:noVBand="1"/>
       </w:tblPr>
       <w:tblGrid>
         <w:gridCol w:w="9360"/>
       </w:tblGrid>
       <w:tr>
+        <w:trPr>
+          <w:tblHeader w:val="0"/>
+          <w:cantSplit w:val="0"/>
+          <w:trHeight w:val="0" w:hRule="auto"/>
+        </w:trPr>
         <w:tc>
           <w:tcPr>
             <w:tcW w:w="9360" w:type="dxa"/>
-            <w:tcBorders>
-              <w:top w:val="single" w:sz="1" w:color="E2E8F0"/>
-              <w:left w:val="single" w:sz="8" w:color="2563EB"/>
-              <w:bottom w:val="single" w:sz="1" w:color="E2E8F0"/>
-              <w:right w:val="single" w:sz="1" w:color="E2E8F0"/>
-            </w:tcBorders>
-            <w:shd w:val="clear" w:fill="F1F5F9"/>
+            <w:shd w:val="solid" w:color="F1F5F9" tmshd="1677721856, 0, 16381425"/>
             <w:tcMar>
               <w:top w:w="120" w:type="dxa"/>
               <w:left w:w="200" w:type="dxa"/>
               <w:bottom w:w="120" w:type="dxa"/>
               <w:right w:w="200" w:type="dxa"/>
             </w:tcMar>
+            <w:tcBorders>
+              <w:top w:val="single" w:sz="1" w:space="0" w:color="E2E8F0" tmln="3, 20, 20, 0, 0"/>
+              <w:left w:val="single" w:sz="8" w:space="0" w:color="2563EB" tmln="20, 20, 20, 0, 0"/>
+              <w:bottom w:val="single" w:sz="4" w:space="0" w:color="000000" tmln="10, 20, 20, 0, 0"/>
+              <w:right w:val="single" w:sz="1" w:space="0" w:color="E2E8F0" tmln="3, 20, 20, 0, 0"/>
+              <w:tl2br w:val="nil" w:sz="0" w:space="0" w:color="000000" tmln="20, 20, 20, 0, 0"/>
+              <w:tr2bl w:val="nil" w:sz="0" w:space="0" w:color="000000" tmln="20, 20, 20, 0, 0"/>
+            </w:tcBorders>
+            <w:tmTcPr id="1776711927" protected="0"/>
           </w:tcPr>
           <w:p>
-            <w:pPr>
-              <w:spacing w:before="0" w:after="0"/>
-            </w:pPr>
+            <w:pPr/>
             <w:r>
               <w:rPr>
                 <w:rFonts w:ascii="Courier New" w:hAnsi="Courier New" w:cs="Courier New"/>
-                <w:color w:val="0F172A"/>
+                <w:color w:val="0f172a"/>
                 <w:sz w:val="19"/>
                 <w:szCs w:val="19"/>
               </w:rPr>
               <w:t>import { DocxEditor } from '@eigenpal/docx-js-editor'</w:t>
             </w:r>
-          </w:p>
-          <w:p>
-            <w:pPr>
-              <w:spacing w:before="0" w:after="0"/>
-            </w:pPr>
+            <w:r/>
+          </w:p>
+          <w:p>
+            <w:pPr/>
             <w:r>
               <w:rPr>
                 <w:rFonts w:ascii="Courier New" w:hAnsi="Courier New" w:cs="Courier New"/>
-                <w:color w:val="0F172A"/>
+                <w:color w:val="0f172a"/>
                 <w:sz w:val="19"/>
                 <w:szCs w:val="19"/>
               </w:rPr>
-              <w:t>import '@eigenpal/docx-js-editor/styles.css'</w:t>
-            </w:r>
-          </w:p>
-          <w:p>
-            <w:pPr>
-              <w:spacing w:before="0" w:after="0"/>
-            </w:pPr>
-          </w:p>
-          <w:p>
-            <w:pPr>
-              <w:spacing w:before="0" w:after="0"/>
-            </w:pPr>
+              <w:t>import '@postnzt/docx-js-editor/styles.css'</w:t>
+            </w:r>
+            <w:r/>
+          </w:p>
+          <w:p>
+            <w:pPr/>
+            <w:r/>
+          </w:p>
+          <w:p>
+            <w:pPr/>
             <w:r>
               <w:rPr>
                 <w:rFonts w:ascii="Courier New" w:hAnsi="Courier New" w:cs="Courier New"/>
-                <w:color w:val="0F172A"/>
+                <w:color w:val="0f172a"/>
                 <w:sz w:val="19"/>
                 <w:szCs w:val="19"/>
               </w:rPr>
               <w:t>function App({ file }: { file: ArrayBuffer }) {</w:t>
             </w:r>
-          </w:p>
-          <w:p>
-            <w:pPr>
-              <w:spacing w:before="0" w:after="0"/>
-            </w:pPr>
+            <w:r/>
+          </w:p>
+          <w:p>
+            <w:pPr/>
             <w:r>
               <w:rPr>
                 <w:rFonts w:ascii="Courier New" w:hAnsi="Courier New" w:cs="Courier New"/>
-                <w:color w:val="0F172A"/>
+                <w:color w:val="0f172a"/>
                 <w:sz w:val="19"/>
                 <w:szCs w:val="19"/>
               </w:rPr>
               <w:t xml:space="preserve">  return (</w:t>
             </w:r>
-          </w:p>
-          <w:p>
-            <w:pPr>
-              <w:spacing w:before="0" w:after="0"/>
-            </w:pPr>
+            <w:r/>
+          </w:p>
+          <w:p>
+            <w:pPr/>
             <w:r>
               <w:rPr>
                 <w:rFonts w:ascii="Courier New" w:hAnsi="Courier New" w:cs="Courier New"/>
-                <w:color w:val="0F172A"/>
+                <w:color w:val="0f172a"/>
                 <w:sz w:val="19"/>
                 <w:szCs w:val="19"/>
               </w:rPr>
               <w:t xml:space="preserve">    &lt;DocxEditor</w:t>
             </w:r>
-          </w:p>
-          <w:p>
-            <w:pPr>
-              <w:spacing w:before="0" w:after="0"/>
-            </w:pPr>
+            <w:r/>
+          </w:p>
+          <w:p>
+            <w:pPr/>
             <w:r>
               <w:rPr>
                 <w:rFonts w:ascii="Courier New" w:hAnsi="Courier New" w:cs="Courier New"/>
-                <w:color w:val="0F172A"/>
+                <w:color w:val="0f172a"/>
                 <w:sz w:val="19"/>
                 <w:szCs w:val="19"/>
               </w:rPr>
               <w:t xml:space="preserve">      documentBuffer={file}</w:t>
             </w:r>
-          </w:p>
-          <w:p>
-            <w:pPr>
-              <w:spacing w:before="0" w:after="0"/>
-            </w:pPr>
+            <w:r/>
+          </w:p>
+          <w:p>
+            <w:pPr/>
             <w:r>
               <w:rPr>
                 <w:rFonts w:ascii="Courier New" w:hAnsi="Courier New" w:cs="Courier New"/>
-                <w:color w:val="0F172A"/>
+                <w:color w:val="0f172a"/>
                 <w:sz w:val="19"/>
                 <w:szCs w:val="19"/>
               </w:rPr>
               <w:t xml:space="preserve">      onSave={(buffer) =&gt; uploadToServer(buffer)}</w:t>
             </w:r>
-          </w:p>
-          <w:p>
-            <w:pPr>
-              <w:spacing w:before="0" w:after="0"/>
-            </w:pPr>
+            <w:r/>
+          </w:p>
+          <w:p>
+            <w:pPr/>
             <w:r>
               <w:rPr>
                 <w:rFonts w:ascii="Courier New" w:hAnsi="Courier New" w:cs="Courier New"/>
-                <w:color w:val="0F172A"/>
+                <w:color w:val="0f172a"/>
                 <w:sz w:val="19"/>
                 <w:szCs w:val="19"/>
               </w:rPr>
               <w:t xml:space="preserve">    /&gt;</w:t>
             </w:r>
-          </w:p>
-          <w:p>
-            <w:pPr>
-              <w:spacing w:before="0" w:after="0"/>
-            </w:pPr>
+            <w:r/>
+          </w:p>
+          <w:p>
+            <w:pPr/>
             <w:r>
               <w:rPr>
                 <w:rFonts w:ascii="Courier New" w:hAnsi="Courier New" w:cs="Courier New"/>
-                <w:color w:val="0F172A"/>
+                <w:color w:val="0f172a"/>
                 <w:sz w:val="19"/>
                 <w:szCs w:val="19"/>
               </w:rPr>
               <w:t xml:space="preserve">  )</w:t>
             </w:r>
-          </w:p>
-          <w:p>
-            <w:pPr>
-              <w:spacing w:before="0" w:after="0"/>
-            </w:pPr>
+            <w:r/>
+          </w:p>
+          <w:p>
+            <w:pPr/>
             <w:r>
               <w:rPr>
                 <w:rFonts w:ascii="Courier New" w:hAnsi="Courier New" w:cs="Courier New"/>
-                <w:color w:val="0F172A"/>
+                <w:color w:val="0f172a"/>
                 <w:sz w:val="19"/>
                 <w:szCs w:val="19"/>
               </w:rPr>
               <w:t>}</w:t>
             </w:r>
+            <w:r/>
           </w:p>
         </w:tc>
       </w:tr>
     </w:tbl>
     <w:p>
       <w:pPr>
-        <w:spacing w:before="160" w:after="0"/>
-      </w:pPr>
+        <w:spacing w:before="160"/>
+      </w:pPr>
+      <w:r/>
     </w:p>
     <w:p>
       <w:pPr>
+        <w:spacing w:before="300" w:after="80"/>
         <w:pBdr>
-          <w:bottom w:val="single" w:sz="3" w:space="4" w:color="E2E8F0"/>
+          <w:top w:val="nil" w:sz="0" w:space="3" w:color="000000" tmln="20, 20, 20, 0, 60"/>
+          <w:left w:val="nil" w:sz="0" w:space="3" w:color="000000" tmln="20, 20, 20, 0, 60"/>
+          <w:bottom w:val="single" w:sz="3" w:space="4" w:color="E2E8F0" tmln="8, 20, 20, 0, 80"/>
+          <w:right w:val="nil" w:sz="0" w:space="3" w:color="000000" tmln="20, 20, 20, 0, 60"/>
+          <w:between w:val="nil" w:sz="0" w:space="0" w:color="000000" tmln="20, 20, 20, 0, 0"/>
         </w:pBdr>
-        <w:spacing w:before="300" w:after="80"/>
-      </w:pPr>
-      <w:r>
-        <w:rPr>
-          <w:rFonts w:ascii="Inter" w:hAnsi="Inter" w:cs="Inter"/>
+        <w:shd w:val="none"/>
+      </w:pPr>
+      <w:r>
+        <w:rPr>
           <w:b/>
           <w:bCs/>
-          <w:color w:val="0F172A"/>
+          <w:color w:val="0f172a"/>
           <w:sz w:val="32"/>
           <w:szCs w:val="32"/>
         </w:rPr>
-        <w:t xml:space="preserve">2.  Collaboration — Tracked Changes &amp; Comments</w:t>
-      </w:r>
+        <w:t>2.  Collaboration — Tracked Changes &amp; Comments</w:t>
+      </w:r>
+      <w:r/>
     </w:p>
     <w:p>
       <w:pPr>
@@ -528,18 +540,17 @@
       </w:pPr>
       <w:r>
         <w:rPr>
-          <w:rFonts w:ascii="Inter" w:hAnsi="Inter" w:cs="Inter"/>
-          <w:color w:val="0F172A"/>
-          <w:sz w:val="22"/>
-          <w:szCs w:val="22"/>
+          <w:color w:val="0f172a"/>
         </w:rPr>
         <w:t>Both features round-trip through OOXML so documents open correctly in Word, LibreOffice, and Google Docs.</w:t>
       </w:r>
+      <w:r/>
     </w:p>
     <w:p>
       <w:pPr>
-        <w:spacing w:before="80" w:after="0"/>
-      </w:pPr>
+        <w:spacing w:before="80"/>
+      </w:pPr>
+      <w:r/>
     </w:p>
     <w:p>
       <w:pPr>
@@ -547,15 +558,13 @@
       </w:pPr>
       <w:r>
         <w:rPr>
-          <w:rFonts w:ascii="Inter" w:hAnsi="Inter" w:cs="Inter"/>
           <w:b/>
           <w:bCs/>
-          <w:color w:val="0F172A"/>
-          <w:sz w:val="22"/>
-          <w:szCs w:val="22"/>
+          <w:color w:val="0f172a"/>
         </w:rPr>
         <w:t>Suggestion mode</w:t>
       </w:r>
+      <w:r/>
     </w:p>
     <w:p>
       <w:pPr>
@@ -563,17 +572,14 @@
       </w:pPr>
       <w:r>
         <w:rPr>
-          <w:rFonts w:ascii="Inter" w:hAnsi="Inter" w:cs="Inter"/>
-          <w:color w:val="0F172A"/>
-          <w:sz w:val="22"/>
-          <w:szCs w:val="22"/>
+          <w:color w:val="0f172a"/>
         </w:rPr>
         <w:t xml:space="preserve">Toggle between </w:t>
       </w:r>
       <w:r>
         <w:rPr>
           <w:rFonts w:ascii="Courier New" w:hAnsi="Courier New" w:cs="Courier New"/>
-          <w:color w:val="0F172A"/>
+          <w:color w:val="0f172a"/>
           <w:sz w:val="19"/>
           <w:szCs w:val="19"/>
         </w:rPr>
@@ -581,17 +587,14 @@
       </w:r>
       <w:r>
         <w:rPr>
-          <w:rFonts w:ascii="Inter" w:hAnsi="Inter" w:cs="Inter"/>
-          <w:color w:val="0F172A"/>
-          <w:sz w:val="22"/>
-          <w:szCs w:val="22"/>
+          <w:color w:val="0f172a"/>
         </w:rPr>
         <w:t xml:space="preserve"> and </w:t>
       </w:r>
       <w:r>
         <w:rPr>
           <w:rFonts w:ascii="Courier New" w:hAnsi="Courier New" w:cs="Courier New"/>
-          <w:color w:val="0F172A"/>
+          <w:color w:val="0f172a"/>
           <w:sz w:val="19"/>
           <w:szCs w:val="19"/>
         </w:rPr>
@@ -599,54 +602,41 @@
       </w:r>
       <w:r>
         <w:rPr>
-          <w:rFonts w:ascii="Inter" w:hAnsi="Inter" w:cs="Inter"/>
-          <w:color w:val="0F172A"/>
-          <w:sz w:val="22"/>
-          <w:szCs w:val="22"/>
+          <w:color w:val="0f172a"/>
         </w:rPr>
         <w:t xml:space="preserve"> via the toolbar dropdown. In Suggesting mode, every edit becomes a tracked insertion (</w:t>
       </w:r>
       <w:r>
         <w:rPr>
-          <w:rFonts w:ascii="Inter" w:hAnsi="Inter" w:cs="Inter"/>
-          <w:color w:val="16A34A"/>
-          <w:sz w:val="22"/>
-          <w:szCs w:val="22"/>
+          <w:color w:val="16a34a"/>
         </w:rPr>
         <w:t>green underline</w:t>
       </w:r>
       <w:r>
         <w:rPr>
-          <w:rFonts w:ascii="Inter" w:hAnsi="Inter" w:cs="Inter"/>
-          <w:color w:val="0F172A"/>
-          <w:sz w:val="22"/>
-          <w:szCs w:val="22"/>
+          <w:color w:val="0f172a"/>
         </w:rPr>
         <w:t>) or deletion (</w:t>
       </w:r>
       <w:r>
         <w:rPr>
-          <w:rFonts w:ascii="Inter" w:hAnsi="Inter" w:cs="Inter"/>
-          <w:color w:val="DC2626"/>
-          <w:sz w:val="22"/>
-          <w:szCs w:val="22"/>
+          <w:color w:val="dc2626"/>
         </w:rPr>
         <w:t>red strikethrough</w:t>
       </w:r>
       <w:r>
         <w:rPr>
-          <w:rFonts w:ascii="Inter" w:hAnsi="Inter" w:cs="Inter"/>
-          <w:color w:val="0F172A"/>
-          <w:sz w:val="22"/>
-          <w:szCs w:val="22"/>
+          <w:color w:val="0f172a"/>
         </w:rPr>
         <w:t>). Consecutive keystrokes group into a single change. Accept or reject individually or all at once.</w:t>
       </w:r>
+      <w:r/>
     </w:p>
     <w:p>
       <w:pPr>
-        <w:spacing w:before="60" w:after="0"/>
-      </w:pPr>
+        <w:spacing w:before="60"/>
+      </w:pPr>
+      <w:r/>
     </w:p>
     <w:p>
       <w:pPr>
@@ -654,17 +644,14 @@
       </w:pPr>
       <w:r>
         <w:rPr>
-          <w:rFonts w:ascii="Inter" w:hAnsi="Inter" w:cs="Inter"/>
-          <w:color w:val="0F172A"/>
-          <w:sz w:val="22"/>
-          <w:szCs w:val="22"/>
+          <w:color w:val="0f172a"/>
         </w:rPr>
         <w:t xml:space="preserve">Serialises to </w:t>
       </w:r>
       <w:r>
         <w:rPr>
           <w:rFonts w:ascii="Courier New" w:hAnsi="Courier New" w:cs="Courier New"/>
-          <w:color w:val="0F172A"/>
+          <w:color w:val="0f172a"/>
           <w:sz w:val="19"/>
           <w:szCs w:val="19"/>
         </w:rPr>
@@ -672,17 +659,14 @@
       </w:r>
       <w:r>
         <w:rPr>
-          <w:rFonts w:ascii="Inter" w:hAnsi="Inter" w:cs="Inter"/>
-          <w:color w:val="0F172A"/>
-          <w:sz w:val="22"/>
-          <w:szCs w:val="22"/>
+          <w:color w:val="0f172a"/>
         </w:rPr>
         <w:t xml:space="preserve"> / </w:t>
       </w:r>
       <w:r>
         <w:rPr>
           <w:rFonts w:ascii="Courier New" w:hAnsi="Courier New" w:cs="Courier New"/>
-          <w:color w:val="0F172A"/>
+          <w:color w:val="0f172a"/>
           <w:sz w:val="19"/>
           <w:szCs w:val="19"/>
         </w:rPr>
@@ -690,18 +674,17 @@
       </w:r>
       <w:r>
         <w:rPr>
-          <w:rFonts w:ascii="Inter" w:hAnsi="Inter" w:cs="Inter"/>
-          <w:color w:val="0F172A"/>
-          <w:sz w:val="22"/>
-          <w:szCs w:val="22"/>
+          <w:color w:val="0f172a"/>
         </w:rPr>
         <w:t xml:space="preserve"> — the same OOXML markup Word uses. Tracked changes survive a save/reload cycle and are reviewable in Word with full accept/reject UI.</w:t>
       </w:r>
+      <w:r/>
     </w:p>
     <w:p>
       <w:pPr>
-        <w:spacing w:before="80" w:after="0"/>
-      </w:pPr>
+        <w:spacing w:before="80"/>
+      </w:pPr>
+      <w:r/>
     </w:p>
     <w:p>
       <w:pPr>
@@ -709,15 +692,13 @@
       </w:pPr>
       <w:r>
         <w:rPr>
-          <w:rFonts w:ascii="Inter" w:hAnsi="Inter" w:cs="Inter"/>
           <w:b/>
           <w:bCs/>
-          <w:color w:val="0F172A"/>
-          <w:sz w:val="22"/>
-          <w:szCs w:val="22"/>
+          <w:color w:val="0f172a"/>
         </w:rPr>
         <w:t>Comments</w:t>
       </w:r>
+      <w:r/>
     </w:p>
     <w:p>
       <w:pPr>
@@ -725,44 +706,34 @@
       </w:pPr>
       <w:r>
         <w:rPr>
-          <w:rFonts w:ascii="Inter" w:hAnsi="Inter" w:cs="Inter"/>
-          <w:color w:val="0F172A"/>
-          <w:sz w:val="22"/>
-          <w:szCs w:val="22"/>
+          <w:color w:val="0f172a"/>
         </w:rPr>
         <w:t xml:space="preserve">Select text and click the floating button on the page edge to </w:t>
       </w:r>
-      <w:commentRangeStart w:id="100"/>
-      <w:r>
-        <w:rPr>
-          <w:rFonts w:ascii="Inter" w:hAnsi="Inter" w:cs="Inter"/>
-          <w:color w:val="0F172A"/>
-          <w:sz w:val="22"/>
-          <w:szCs w:val="22"/>
+      <w:commentRangeStart w:id="0"/>
+      <w:r>
+        <w:rPr>
+          <w:color w:val="0f172a"/>
         </w:rPr>
         <w:t>add a comment anchored to that selection</w:t>
       </w:r>
-      <w:commentRangeEnd w:id="100"/>
-      <w:r>
-        <w:rPr>
-          <w:rStyle w:val="CommentReference"/>
-        </w:rPr>
-        <w:commentReference w:id="100"/>
-      </w:r>
-      <w:r>
-        <w:rPr>
-          <w:rFonts w:ascii="Inter" w:hAnsi="Inter" w:cs="Inter"/>
-          <w:color w:val="0F172A"/>
-          <w:sz w:val="22"/>
-          <w:szCs w:val="22"/>
+      <w:commentRangeEnd w:id="0"/>
+      <w:r>
+        <w:commentReference w:id="0"/>
+      </w:r>
+      <w:r>
+        <w:rPr>
+          <w:color w:val="0f172a"/>
         </w:rPr>
         <w:t>. A Google Docs-style sidebar shows threaded cards positioned at their anchor point in the document. Reply, resolve, reopen, or delete inline.</w:t>
       </w:r>
+      <w:r/>
     </w:p>
     <w:p>
       <w:pPr>
-        <w:spacing w:before="60" w:after="0"/>
-      </w:pPr>
+        <w:spacing w:before="60"/>
+      </w:pPr>
+      <w:r/>
     </w:p>
     <w:p>
       <w:pPr>
@@ -770,17 +741,14 @@
       </w:pPr>
       <w:r>
         <w:rPr>
-          <w:rFonts w:ascii="Inter" w:hAnsi="Inter" w:cs="Inter"/>
-          <w:color w:val="0F172A"/>
-          <w:sz w:val="22"/>
-          <w:szCs w:val="22"/>
+          <w:color w:val="0f172a"/>
         </w:rPr>
         <w:t xml:space="preserve">Serialises to </w:t>
       </w:r>
       <w:r>
         <w:rPr>
           <w:rFonts w:ascii="Courier New" w:hAnsi="Courier New" w:cs="Courier New"/>
-          <w:color w:val="0F172A"/>
+          <w:color w:val="0f172a"/>
           <w:sz w:val="19"/>
           <w:szCs w:val="19"/>
         </w:rPr>
@@ -788,17 +756,14 @@
       </w:r>
       <w:r>
         <w:rPr>
-          <w:rFonts w:ascii="Inter" w:hAnsi="Inter" w:cs="Inter"/>
-          <w:color w:val="0F172A"/>
-          <w:sz w:val="22"/>
-          <w:szCs w:val="22"/>
+          <w:color w:val="0f172a"/>
         </w:rPr>
         <w:t xml:space="preserve"> with </w:t>
       </w:r>
       <w:r>
         <w:rPr>
           <w:rFonts w:ascii="Courier New" w:hAnsi="Courier New" w:cs="Courier New"/>
-          <w:color w:val="0F172A"/>
+          <w:color w:val="0f172a"/>
           <w:sz w:val="19"/>
           <w:szCs w:val="19"/>
         </w:rPr>
@@ -806,17 +771,14 @@
       </w:r>
       <w:r>
         <w:rPr>
-          <w:rFonts w:ascii="Inter" w:hAnsi="Inter" w:cs="Inter"/>
-          <w:color w:val="0F172A"/>
-          <w:sz w:val="22"/>
-          <w:szCs w:val="22"/>
+          <w:color w:val="0f172a"/>
         </w:rPr>
         <w:t xml:space="preserve"> / </w:t>
       </w:r>
       <w:r>
         <w:rPr>
           <w:rFonts w:ascii="Courier New" w:hAnsi="Courier New" w:cs="Courier New"/>
-          <w:color w:val="0F172A"/>
+          <w:color w:val="0f172a"/>
           <w:sz w:val="19"/>
           <w:szCs w:val="19"/>
         </w:rPr>
@@ -824,18 +786,17 @@
       </w:r>
       <w:r>
         <w:rPr>
-          <w:rFonts w:ascii="Inter" w:hAnsi="Inter" w:cs="Inter"/>
-          <w:color w:val="0F172A"/>
-          <w:sz w:val="22"/>
-          <w:szCs w:val="22"/>
+          <w:color w:val="0f172a"/>
         </w:rPr>
         <w:t xml:space="preserve"> markers. Comments and reply threads are preserved on round-trip.</w:t>
       </w:r>
+      <w:r/>
     </w:p>
     <w:p>
       <w:pPr>
-        <w:spacing w:before="80" w:after="0"/>
-      </w:pPr>
+        <w:spacing w:before="80"/>
+      </w:pPr>
+      <w:r/>
     </w:p>
     <w:p>
       <w:pPr>
@@ -843,15 +804,13 @@
       </w:pPr>
       <w:r>
         <w:rPr>
-          <w:rFonts w:ascii="Inter" w:hAnsi="Inter" w:cs="Inter"/>
           <w:b/>
           <w:bCs/>
-          <w:color w:val="0F172A"/>
-          <w:sz w:val="22"/>
-          <w:szCs w:val="22"/>
+          <w:color w:val="0f172a"/>
         </w:rPr>
         <w:t>Agent-friendly</w:t>
       </w:r>
+      <w:r/>
     </w:p>
     <w:p>
       <w:pPr>
@@ -859,17 +818,14 @@
       </w:pPr>
       <w:r>
         <w:rPr>
-          <w:rFonts w:ascii="Inter" w:hAnsi="Inter" w:cs="Inter"/>
-          <w:color w:val="0F172A"/>
-          <w:sz w:val="22"/>
-          <w:szCs w:val="22"/>
+          <w:color w:val="0f172a"/>
         </w:rPr>
         <w:t xml:space="preserve">Because tracked changes and comments are native OOXML, an AI agent can write </w:t>
       </w:r>
       <w:r>
         <w:rPr>
           <w:rFonts w:ascii="Courier New" w:hAnsi="Courier New" w:cs="Courier New"/>
-          <w:color w:val="0F172A"/>
+          <w:color w:val="0f172a"/>
           <w:sz w:val="19"/>
           <w:szCs w:val="19"/>
         </w:rPr>
@@ -877,17 +833,14 @@
       </w:r>
       <w:r>
         <w:rPr>
-          <w:rFonts w:ascii="Inter" w:hAnsi="Inter" w:cs="Inter"/>
-          <w:color w:val="0F172A"/>
-          <w:sz w:val="22"/>
-          <w:szCs w:val="22"/>
+          <w:color w:val="0f172a"/>
         </w:rPr>
         <w:t xml:space="preserve"> / </w:t>
       </w:r>
       <w:r>
         <w:rPr>
           <w:rFonts w:ascii="Courier New" w:hAnsi="Courier New" w:cs="Courier New"/>
-          <w:color w:val="0F172A"/>
+          <w:color w:val="0f172a"/>
           <w:sz w:val="19"/>
           <w:szCs w:val="19"/>
         </w:rPr>
@@ -895,17 +848,14 @@
       </w:r>
       <w:r>
         <w:rPr>
-          <w:rFonts w:ascii="Inter" w:hAnsi="Inter" w:cs="Inter"/>
-          <w:color w:val="0F172A"/>
-          <w:sz w:val="22"/>
-          <w:szCs w:val="22"/>
+          <w:color w:val="0f172a"/>
         </w:rPr>
         <w:t xml:space="preserve"> / </w:t>
       </w:r>
       <w:r>
         <w:rPr>
           <w:rFonts w:ascii="Courier New" w:hAnsi="Courier New" w:cs="Courier New"/>
-          <w:color w:val="0F172A"/>
+          <w:color w:val="0f172a"/>
           <w:sz w:val="19"/>
           <w:szCs w:val="19"/>
         </w:rPr>
@@ -913,17 +863,14 @@
       </w:r>
       <w:r>
         <w:rPr>
-          <w:rFonts w:ascii="Inter" w:hAnsi="Inter" w:cs="Inter"/>
-          <w:color w:val="0F172A"/>
-          <w:sz w:val="22"/>
-          <w:szCs w:val="22"/>
+          <w:color w:val="0f172a"/>
         </w:rPr>
         <w:t xml:space="preserve"> markup directly into a document and hand it to </w:t>
       </w:r>
       <w:r>
         <w:rPr>
           <w:rFonts w:ascii="Courier New" w:hAnsi="Courier New" w:cs="Courier New"/>
-          <w:color w:val="0F172A"/>
+          <w:color w:val="0f172a"/>
           <w:sz w:val="19"/>
           <w:szCs w:val="19"/>
         </w:rPr>
@@ -931,37 +878,41 @@
       </w:r>
       <w:r>
         <w:rPr>
-          <w:rFonts w:ascii="Inter" w:hAnsi="Inter" w:cs="Inter"/>
-          <w:color w:val="0F172A"/>
-          <w:sz w:val="22"/>
-          <w:szCs w:val="22"/>
+          <w:color w:val="0f172a"/>
         </w:rPr>
         <w:t xml:space="preserve"> for human review — no custom diff format, no proprietary API.</w:t>
       </w:r>
+      <w:r/>
     </w:p>
     <w:p>
       <w:pPr>
-        <w:spacing w:before="160" w:after="0"/>
-      </w:pPr>
+        <w:spacing w:before="160"/>
+      </w:pPr>
+      <w:r/>
     </w:p>
     <w:p>
       <w:pPr>
+        <w:spacing w:before="300" w:after="80"/>
         <w:pBdr>
-          <w:bottom w:val="single" w:sz="3" w:space="4" w:color="E2E8F0"/>
+          <w:top w:val="nil" w:sz="0" w:space="3" w:color="000000" tmln="20, 20, 20, 0, 60"/>
+          <w:left w:val="nil" w:sz="0" w:space="3" w:color="000000" tmln="20, 20, 20, 0, 60"/>
+          <w:bottom w:val="single" w:sz="3" w:space="4" w:color="E2E8F0" tmln="8, 20, 20, 0, 80"/>
+          <w:right w:val="nil" w:sz="0" w:space="3" w:color="000000" tmln="20, 20, 20, 0, 60"/>
+          <w:between w:val="nil" w:sz="0" w:space="0" w:color="000000" tmln="20, 20, 20, 0, 0"/>
         </w:pBdr>
-        <w:spacing w:before="300" w:after="80"/>
-      </w:pPr>
-      <w:r>
-        <w:rPr>
-          <w:rFonts w:ascii="Inter" w:hAnsi="Inter" w:cs="Inter"/>
+        <w:shd w:val="none"/>
+      </w:pPr>
+      <w:r>
+        <w:rPr>
           <w:b/>
           <w:bCs/>
-          <w:color w:val="0F172A"/>
+          <w:color w:val="0f172a"/>
           <w:sz w:val="32"/>
           <w:szCs w:val="32"/>
         </w:rPr>
-        <w:t xml:space="preserve">3.  Props</w:t>
-      </w:r>
+        <w:t>3.  Props</w:t>
+      </w:r>
+      <w:r/>
     </w:p>
     <w:p>
       <w:pPr>
@@ -969,17 +920,14 @@
       </w:pPr>
       <w:r>
         <w:rPr>
-          <w:rFonts w:ascii="Inter" w:hAnsi="Inter" w:cs="Inter"/>
-          <w:color w:val="0F172A"/>
-          <w:sz w:val="22"/>
-          <w:szCs w:val="22"/>
+          <w:color w:val="0f172a"/>
         </w:rPr>
         <w:t xml:space="preserve">Pass </w:t>
       </w:r>
       <w:r>
         <w:rPr>
           <w:rFonts w:ascii="Courier New" w:hAnsi="Courier New" w:cs="Courier New"/>
-          <w:color w:val="0F172A"/>
+          <w:color w:val="0f172a"/>
           <w:sz w:val="19"/>
           <w:szCs w:val="19"/>
         </w:rPr>
@@ -987,30 +935,27 @@
       </w:r>
       <w:r>
         <w:rPr>
-          <w:rFonts w:ascii="Inter" w:hAnsi="Inter" w:cs="Inter"/>
-          <w:color w:val="0F172A"/>
-          <w:sz w:val="22"/>
-          <w:szCs w:val="22"/>
+          <w:color w:val="0f172a"/>
         </w:rPr>
         <w:t xml:space="preserve"> to set the author name for comments and tracked changes. Toggle suggestion mode via the toolbar dropdown.</w:t>
       </w:r>
+      <w:r/>
     </w:p>
     <w:p>
       <w:pPr>
-        <w:spacing w:before="60" w:after="0"/>
-      </w:pPr>
+        <w:spacing w:before="60"/>
+      </w:pPr>
+      <w:r/>
     </w:p>
     <w:tbl>
       <w:tblPr>
+        <w:tblStyle w:val="TableNormal"/>
+        <w:name w:val="Table3"/>
+        <w:tabOrder w:val="0"/>
+        <w:jc w:val="left"/>
+        <w:tblInd w:w="0" w:type="dxa"/>
         <w:tblW w:w="9360" w:type="dxa"/>
-        <w:tblBorders>
-          <w:top w:val="single" w:sz="4" w:color="auto"/>
-          <w:left w:val="single" w:sz="4" w:color="auto"/>
-          <w:bottom w:val="single" w:sz="4" w:color="auto"/>
-          <w:right w:val="single" w:sz="4" w:color="auto"/>
-          <w:insideH w:val="single" w:sz="4" w:color="auto"/>
-          <w:insideV w:val="single" w:sz="4" w:color="auto"/>
-        </w:tblBorders>
+        <w:tblLook w:val="0600" w:firstRow="0" w:lastRow="0" w:firstColumn="0" w:lastColumn="0" w:noHBand="1" w:noVBand="1"/>
       </w:tblPr>
       <w:tblGrid>
         <w:gridCol w:w="1885"/>
@@ -1019,1228 +964,1323 @@
         <w:gridCol w:w="4795"/>
       </w:tblGrid>
       <w:tr>
+        <w:trPr>
+          <w:tblHeader w:val="0"/>
+          <w:cantSplit w:val="0"/>
+          <w:trHeight w:val="0" w:hRule="auto"/>
+        </w:trPr>
         <w:tc>
           <w:tcPr>
             <w:tcW w:w="1885" w:type="dxa"/>
-            <w:tcBorders>
-              <w:top w:val="single" w:sz="1" w:color="E2E8F0"/>
-              <w:left w:val="single" w:sz="1" w:color="E2E8F0"/>
-              <w:bottom w:val="single" w:sz="1" w:color="E2E8F0"/>
-              <w:right w:val="single" w:sz="1" w:color="E2E8F0"/>
-            </w:tcBorders>
-            <w:shd w:val="clear" w:fill="1E293B"/>
+            <w:shd w:val="solid" w:color="1E293B" tmshd="1677721856, 0, 3877150"/>
             <w:tcMar>
               <w:top w:w="80" w:type="dxa"/>
               <w:left w:w="140" w:type="dxa"/>
               <w:bottom w:w="80" w:type="dxa"/>
               <w:right w:w="140" w:type="dxa"/>
             </w:tcMar>
+            <w:tcBorders>
+              <w:top w:val="single" w:sz="1" w:space="0" w:color="E2E8F0" tmln="3, 20, 20, 0, 0"/>
+              <w:left w:val="single" w:sz="1" w:space="0" w:color="E2E8F0" tmln="3, 20, 20, 0, 0"/>
+              <w:bottom w:val="single" w:sz="1" w:space="0" w:color="E2E8F0" tmln="3, 20, 20, 0, 0"/>
+              <w:right w:val="single" w:sz="1" w:space="0" w:color="E2E8F0" tmln="3, 20, 20, 0, 0"/>
+              <w:tl2br w:val="nil" w:sz="0" w:space="0" w:color="000000" tmln="20, 20, 20, 0, 0"/>
+              <w:tr2bl w:val="nil" w:sz="0" w:space="0" w:color="000000" tmln="20, 20, 20, 0, 0"/>
+            </w:tcBorders>
+            <w:tmTcPr id="1776711927" protected="0"/>
           </w:tcPr>
           <w:p>
-            <w:pPr>
-              <w:spacing w:before="0" w:after="0"/>
-            </w:pPr>
-            <w:r>
-              <w:rPr>
-                <w:rFonts w:ascii="Inter" w:hAnsi="Inter" w:cs="Inter"/>
+            <w:pPr/>
+            <w:r>
+              <w:rPr>
                 <w:b/>
                 <w:bCs/>
-                <w:color w:val="FFFFFF"/>
+                <w:color w:val="ffffff"/>
                 <w:sz w:val="19"/>
                 <w:szCs w:val="19"/>
               </w:rPr>
               <w:t>Prop</w:t>
             </w:r>
+            <w:r/>
           </w:p>
         </w:tc>
         <w:tc>
           <w:tcPr>
             <w:tcW w:w="1715" w:type="dxa"/>
-            <w:tcBorders>
-              <w:top w:val="single" w:sz="1" w:color="E2E8F0"/>
-              <w:left w:val="single" w:sz="1" w:color="E2E8F0"/>
-              <w:bottom w:val="single" w:sz="1" w:color="E2E8F0"/>
-              <w:right w:val="single" w:sz="1" w:color="E2E8F0"/>
-            </w:tcBorders>
-            <w:shd w:val="clear" w:fill="1E293B"/>
+            <w:shd w:val="solid" w:color="1E293B" tmshd="1677721856, 0, 3877150"/>
             <w:tcMar>
               <w:top w:w="80" w:type="dxa"/>
               <w:left w:w="140" w:type="dxa"/>
               <w:bottom w:w="80" w:type="dxa"/>
               <w:right w:w="140" w:type="dxa"/>
             </w:tcMar>
+            <w:tcBorders>
+              <w:top w:val="single" w:sz="1" w:space="0" w:color="E2E8F0" tmln="3, 20, 20, 0, 0"/>
+              <w:left w:val="single" w:sz="1" w:space="0" w:color="E2E8F0" tmln="3, 20, 20, 0, 0"/>
+              <w:bottom w:val="single" w:sz="1" w:space="0" w:color="E2E8F0" tmln="3, 20, 20, 0, 0"/>
+              <w:right w:val="single" w:sz="1" w:space="0" w:color="E2E8F0" tmln="3, 20, 20, 0, 0"/>
+              <w:tl2br w:val="nil" w:sz="0" w:space="0" w:color="000000" tmln="20, 20, 20, 0, 0"/>
+              <w:tr2bl w:val="nil" w:sz="0" w:space="0" w:color="000000" tmln="20, 20, 20, 0, 0"/>
+            </w:tcBorders>
+            <w:tmTcPr id="1776711927" protected="0"/>
           </w:tcPr>
           <w:p>
-            <w:pPr>
-              <w:spacing w:before="0" w:after="0"/>
-            </w:pPr>
-            <w:r>
-              <w:rPr>
-                <w:rFonts w:ascii="Inter" w:hAnsi="Inter" w:cs="Inter"/>
+            <w:pPr/>
+            <w:r>
+              <w:rPr>
                 <w:b/>
                 <w:bCs/>
-                <w:color w:val="FFFFFF"/>
+                <w:color w:val="ffffff"/>
                 <w:sz w:val="19"/>
                 <w:szCs w:val="19"/>
               </w:rPr>
               <w:t>Type</w:t>
             </w:r>
+            <w:r/>
           </w:p>
         </w:tc>
         <w:tc>
           <w:tcPr>
             <w:tcW w:w="965" w:type="dxa"/>
-            <w:tcBorders>
-              <w:top w:val="single" w:sz="1" w:color="E2E8F0"/>
-              <w:left w:val="single" w:sz="1" w:color="E2E8F0"/>
-              <w:bottom w:val="single" w:sz="1" w:color="E2E8F0"/>
-              <w:right w:val="single" w:sz="1" w:color="E2E8F0"/>
-            </w:tcBorders>
-            <w:shd w:val="clear" w:fill="1E293B"/>
+            <w:shd w:val="solid" w:color="1E293B" tmshd="1677721856, 0, 3877150"/>
             <w:tcMar>
               <w:top w:w="80" w:type="dxa"/>
               <w:left w:w="140" w:type="dxa"/>
               <w:bottom w:w="80" w:type="dxa"/>
               <w:right w:w="140" w:type="dxa"/>
             </w:tcMar>
+            <w:tcBorders>
+              <w:top w:val="single" w:sz="1" w:space="0" w:color="E2E8F0" tmln="3, 20, 20, 0, 0"/>
+              <w:left w:val="single" w:sz="1" w:space="0" w:color="E2E8F0" tmln="3, 20, 20, 0, 0"/>
+              <w:bottom w:val="single" w:sz="1" w:space="0" w:color="E2E8F0" tmln="3, 20, 20, 0, 0"/>
+              <w:right w:val="single" w:sz="1" w:space="0" w:color="E2E8F0" tmln="3, 20, 20, 0, 0"/>
+              <w:tl2br w:val="nil" w:sz="0" w:space="0" w:color="000000" tmln="20, 20, 20, 0, 0"/>
+              <w:tr2bl w:val="nil" w:sz="0" w:space="0" w:color="000000" tmln="20, 20, 20, 0, 0"/>
+            </w:tcBorders>
+            <w:tmTcPr id="1776711927" protected="0"/>
           </w:tcPr>
           <w:p>
-            <w:pPr>
-              <w:spacing w:before="0" w:after="0"/>
-            </w:pPr>
-            <w:r>
-              <w:rPr>
-                <w:rFonts w:ascii="Inter" w:hAnsi="Inter" w:cs="Inter"/>
+            <w:pPr/>
+            <w:r>
+              <w:rPr>
                 <w:b/>
                 <w:bCs/>
-                <w:color w:val="FFFFFF"/>
+                <w:color w:val="ffffff"/>
                 <w:sz w:val="19"/>
                 <w:szCs w:val="19"/>
               </w:rPr>
               <w:t>Default</w:t>
             </w:r>
+            <w:r/>
           </w:p>
         </w:tc>
         <w:tc>
           <w:tcPr>
             <w:tcW w:w="4795" w:type="dxa"/>
-            <w:tcBorders>
-              <w:top w:val="single" w:sz="1" w:color="E2E8F0"/>
-              <w:left w:val="single" w:sz="1" w:color="E2E8F0"/>
-              <w:bottom w:val="single" w:sz="1" w:color="E2E8F0"/>
-              <w:right w:val="single" w:sz="1" w:color="E2E8F0"/>
-            </w:tcBorders>
-            <w:shd w:val="clear" w:fill="1E293B"/>
+            <w:shd w:val="solid" w:color="1E293B" tmshd="1677721856, 0, 3877150"/>
             <w:tcMar>
               <w:top w:w="80" w:type="dxa"/>
               <w:left w:w="140" w:type="dxa"/>
               <w:bottom w:w="80" w:type="dxa"/>
               <w:right w:w="140" w:type="dxa"/>
             </w:tcMar>
+            <w:tcBorders>
+              <w:top w:val="single" w:sz="1" w:space="0" w:color="E2E8F0" tmln="3, 20, 20, 0, 0"/>
+              <w:left w:val="single" w:sz="1" w:space="0" w:color="E2E8F0" tmln="3, 20, 20, 0, 0"/>
+              <w:bottom w:val="single" w:sz="1" w:space="0" w:color="E2E8F0" tmln="3, 20, 20, 0, 0"/>
+              <w:right w:val="single" w:sz="1" w:space="0" w:color="E2E8F0" tmln="3, 20, 20, 0, 0"/>
+              <w:tl2br w:val="nil" w:sz="0" w:space="0" w:color="000000" tmln="20, 20, 20, 0, 0"/>
+              <w:tr2bl w:val="nil" w:sz="0" w:space="0" w:color="000000" tmln="20, 20, 20, 0, 0"/>
+            </w:tcBorders>
+            <w:tmTcPr id="1776711927" protected="0"/>
           </w:tcPr>
           <w:p>
-            <w:pPr>
-              <w:spacing w:before="0" w:after="0"/>
-            </w:pPr>
-            <w:r>
-              <w:rPr>
-                <w:rFonts w:ascii="Inter" w:hAnsi="Inter" w:cs="Inter"/>
+            <w:pPr/>
+            <w:r>
+              <w:rPr>
                 <w:b/>
                 <w:bCs/>
-                <w:color w:val="FFFFFF"/>
+                <w:color w:val="ffffff"/>
                 <w:sz w:val="19"/>
                 <w:szCs w:val="19"/>
               </w:rPr>
               <w:t>Description</w:t>
             </w:r>
+            <w:r/>
           </w:p>
         </w:tc>
       </w:tr>
       <w:tr>
+        <w:trPr>
+          <w:tblHeader w:val="0"/>
+          <w:cantSplit w:val="0"/>
+          <w:trHeight w:val="0" w:hRule="auto"/>
+        </w:trPr>
         <w:tc>
           <w:tcPr>
             <w:tcW w:w="1885" w:type="dxa"/>
-            <w:tcBorders>
-              <w:top w:val="single" w:sz="1" w:color="E2E8F0"/>
-              <w:left w:val="single" w:sz="1" w:color="E2E8F0"/>
-              <w:bottom w:val="single" w:sz="1" w:color="E2E8F0"/>
-              <w:right w:val="single" w:sz="1" w:color="E2E8F0"/>
-            </w:tcBorders>
-            <w:shd w:val="clear" w:fill="FFFFFF"/>
+            <w:shd w:val="solid" w:color="FFFFFF" tmshd="1677721856, 0, 16777215"/>
             <w:tcMar>
               <w:top w:w="72" w:type="dxa"/>
               <w:left w:w="140" w:type="dxa"/>
               <w:bottom w:w="72" w:type="dxa"/>
               <w:right w:w="140" w:type="dxa"/>
             </w:tcMar>
+            <w:tcBorders>
+              <w:top w:val="single" w:sz="1" w:space="0" w:color="E2E8F0" tmln="3, 20, 20, 0, 0"/>
+              <w:left w:val="single" w:sz="1" w:space="0" w:color="E2E8F0" tmln="3, 20, 20, 0, 0"/>
+              <w:bottom w:val="single" w:sz="1" w:space="0" w:color="E2E8F0" tmln="3, 20, 20, 0, 0"/>
+              <w:right w:val="single" w:sz="1" w:space="0" w:color="E2E8F0" tmln="3, 20, 20, 0, 0"/>
+              <w:tl2br w:val="nil" w:sz="0" w:space="0" w:color="000000" tmln="20, 20, 20, 0, 0"/>
+              <w:tr2bl w:val="nil" w:sz="0" w:space="0" w:color="000000" tmln="20, 20, 20, 0, 0"/>
+            </w:tcBorders>
+            <w:tmTcPr id="1776711927" protected="0"/>
           </w:tcPr>
           <w:p>
-            <w:pPr>
-              <w:spacing w:before="0" w:after="0"/>
-            </w:pPr>
+            <w:pPr/>
             <w:r>
               <w:rPr>
                 <w:rFonts w:ascii="Courier New" w:hAnsi="Courier New" w:cs="Courier New"/>
-                <w:color w:val="2563EB"/>
+                <w:color w:val="2563eb"/>
                 <w:sz w:val="19"/>
                 <w:szCs w:val="19"/>
               </w:rPr>
               <w:t>documentBuffer</w:t>
             </w:r>
+            <w:r/>
           </w:p>
         </w:tc>
         <w:tc>
           <w:tcPr>
             <w:tcW w:w="1715" w:type="dxa"/>
-            <w:tcBorders>
-              <w:top w:val="single" w:sz="1" w:color="E2E8F0"/>
-              <w:left w:val="single" w:sz="1" w:color="E2E8F0"/>
-              <w:bottom w:val="single" w:sz="1" w:color="E2E8F0"/>
-              <w:right w:val="single" w:sz="1" w:color="E2E8F0"/>
-            </w:tcBorders>
-            <w:shd w:val="clear" w:fill="FFFFFF"/>
+            <w:shd w:val="solid" w:color="FFFFFF" tmshd="1677721856, 0, 16777215"/>
             <w:tcMar>
               <w:top w:w="72" w:type="dxa"/>
               <w:left w:w="140" w:type="dxa"/>
               <w:bottom w:w="72" w:type="dxa"/>
               <w:right w:w="140" w:type="dxa"/>
             </w:tcMar>
+            <w:tcBorders>
+              <w:top w:val="single" w:sz="1" w:space="0" w:color="E2E8F0" tmln="3, 20, 20, 0, 0"/>
+              <w:left w:val="single" w:sz="1" w:space="0" w:color="E2E8F0" tmln="3, 20, 20, 0, 0"/>
+              <w:bottom w:val="single" w:sz="1" w:space="0" w:color="E2E8F0" tmln="3, 20, 20, 0, 0"/>
+              <w:right w:val="single" w:sz="1" w:space="0" w:color="E2E8F0" tmln="3, 20, 20, 0, 0"/>
+              <w:tl2br w:val="nil" w:sz="0" w:space="0" w:color="000000" tmln="20, 20, 20, 0, 0"/>
+              <w:tr2bl w:val="nil" w:sz="0" w:space="0" w:color="000000" tmln="20, 20, 20, 0, 0"/>
+            </w:tcBorders>
+            <w:tmTcPr id="1776711927" protected="0"/>
           </w:tcPr>
           <w:p>
-            <w:pPr>
-              <w:spacing w:before="0" w:after="0"/>
-            </w:pPr>
+            <w:pPr/>
             <w:r>
               <w:rPr>
                 <w:rFonts w:ascii="Courier New" w:hAnsi="Courier New" w:cs="Courier New"/>
-                <w:color w:val="7C3AED"/>
+                <w:color w:val="7c3aed"/>
                 <w:sz w:val="19"/>
                 <w:szCs w:val="19"/>
               </w:rPr>
               <w:t>ArrayBuffer</w:t>
             </w:r>
+            <w:r/>
           </w:p>
         </w:tc>
         <w:tc>
           <w:tcPr>
             <w:tcW w:w="965" w:type="dxa"/>
-            <w:tcBorders>
-              <w:top w:val="single" w:sz="1" w:color="E2E8F0"/>
-              <w:left w:val="single" w:sz="1" w:color="E2E8F0"/>
-              <w:bottom w:val="single" w:sz="1" w:color="E2E8F0"/>
-              <w:right w:val="single" w:sz="1" w:color="E2E8F0"/>
-            </w:tcBorders>
-            <w:shd w:val="clear" w:fill="FFFFFF"/>
+            <w:shd w:val="solid" w:color="FFFFFF" tmshd="1677721856, 0, 16777215"/>
             <w:tcMar>
               <w:top w:w="72" w:type="dxa"/>
               <w:left w:w="140" w:type="dxa"/>
               <w:bottom w:w="72" w:type="dxa"/>
               <w:right w:w="140" w:type="dxa"/>
             </w:tcMar>
+            <w:tcBorders>
+              <w:top w:val="single" w:sz="1" w:space="0" w:color="E2E8F0" tmln="3, 20, 20, 0, 0"/>
+              <w:left w:val="single" w:sz="1" w:space="0" w:color="E2E8F0" tmln="3, 20, 20, 0, 0"/>
+              <w:bottom w:val="single" w:sz="1" w:space="0" w:color="E2E8F0" tmln="3, 20, 20, 0, 0"/>
+              <w:right w:val="single" w:sz="1" w:space="0" w:color="E2E8F0" tmln="3, 20, 20, 0, 0"/>
+              <w:tl2br w:val="nil" w:sz="0" w:space="0" w:color="000000" tmln="20, 20, 20, 0, 0"/>
+              <w:tr2bl w:val="nil" w:sz="0" w:space="0" w:color="000000" tmln="20, 20, 20, 0, 0"/>
+            </w:tcBorders>
+            <w:tmTcPr id="1776711927" protected="0"/>
           </w:tcPr>
           <w:p>
-            <w:pPr>
-              <w:spacing w:before="0" w:after="0"/>
-            </w:pPr>
+            <w:pPr/>
             <w:r>
               <w:rPr>
                 <w:rFonts w:ascii="Courier New" w:hAnsi="Courier New" w:cs="Courier New"/>
-                <w:color w:val="64748B"/>
+                <w:color w:val="64748b"/>
                 <w:sz w:val="19"/>
                 <w:szCs w:val="19"/>
               </w:rPr>
               <w:t>—</w:t>
             </w:r>
+            <w:r/>
           </w:p>
         </w:tc>
         <w:tc>
           <w:tcPr>
             <w:tcW w:w="4795" w:type="dxa"/>
-            <w:tcBorders>
-              <w:top w:val="single" w:sz="1" w:color="E2E8F0"/>
-              <w:left w:val="single" w:sz="1" w:color="E2E8F0"/>
-              <w:bottom w:val="single" w:sz="1" w:color="E2E8F0"/>
-              <w:right w:val="single" w:sz="1" w:color="E2E8F0"/>
-            </w:tcBorders>
-            <w:shd w:val="clear" w:fill="FFFFFF"/>
+            <w:shd w:val="solid" w:color="FFFFFF" tmshd="1677721856, 0, 16777215"/>
             <w:tcMar>
               <w:top w:w="72" w:type="dxa"/>
               <w:left w:w="140" w:type="dxa"/>
               <w:bottom w:w="72" w:type="dxa"/>
               <w:right w:w="140" w:type="dxa"/>
             </w:tcMar>
+            <w:tcBorders>
+              <w:top w:val="single" w:sz="1" w:space="0" w:color="E2E8F0" tmln="3, 20, 20, 0, 0"/>
+              <w:left w:val="single" w:sz="1" w:space="0" w:color="E2E8F0" tmln="3, 20, 20, 0, 0"/>
+              <w:bottom w:val="single" w:sz="1" w:space="0" w:color="E2E8F0" tmln="3, 20, 20, 0, 0"/>
+              <w:right w:val="single" w:sz="1" w:space="0" w:color="E2E8F0" tmln="3, 20, 20, 0, 0"/>
+              <w:tl2br w:val="nil" w:sz="0" w:space="0" w:color="000000" tmln="20, 20, 20, 0, 0"/>
+              <w:tr2bl w:val="nil" w:sz="0" w:space="0" w:color="000000" tmln="20, 20, 20, 0, 0"/>
+            </w:tcBorders>
+            <w:tmTcPr id="1776711927" protected="0"/>
           </w:tcPr>
           <w:p>
-            <w:pPr>
-              <w:spacing w:before="0" w:after="0"/>
-            </w:pPr>
-            <w:r>
-              <w:rPr>
-                <w:rFonts w:ascii="Inter" w:hAnsi="Inter" w:cs="Inter"/>
-                <w:color w:val="64748B"/>
+            <w:pPr/>
+            <w:r>
+              <w:rPr>
+                <w:color w:val="64748b"/>
                 <w:sz w:val="20"/>
                 <w:szCs w:val="20"/>
               </w:rPr>
               <w:t>.docx file contents to load</w:t>
             </w:r>
+            <w:r/>
           </w:p>
         </w:tc>
       </w:tr>
       <w:tr>
+        <w:trPr>
+          <w:tblHeader w:val="0"/>
+          <w:cantSplit w:val="0"/>
+          <w:trHeight w:val="0" w:hRule="auto"/>
+        </w:trPr>
         <w:tc>
           <w:tcPr>
             <w:tcW w:w="1885" w:type="dxa"/>
-            <w:tcBorders>
-              <w:top w:val="single" w:sz="1" w:color="E2E8F0"/>
-              <w:left w:val="single" w:sz="1" w:color="E2E8F0"/>
-              <w:bottom w:val="single" w:sz="1" w:color="E2E8F0"/>
-              <w:right w:val="single" w:sz="1" w:color="E2E8F0"/>
-            </w:tcBorders>
-            <w:shd w:val="clear" w:fill="F1F5F9"/>
+            <w:shd w:val="solid" w:color="F1F5F9" tmshd="1677721856, 0, 16381425"/>
             <w:tcMar>
               <w:top w:w="72" w:type="dxa"/>
               <w:left w:w="140" w:type="dxa"/>
               <w:bottom w:w="72" w:type="dxa"/>
               <w:right w:w="140" w:type="dxa"/>
             </w:tcMar>
+            <w:tcBorders>
+              <w:top w:val="single" w:sz="1" w:space="0" w:color="E2E8F0" tmln="3, 20, 20, 0, 0"/>
+              <w:left w:val="single" w:sz="1" w:space="0" w:color="E2E8F0" tmln="3, 20, 20, 0, 0"/>
+              <w:bottom w:val="single" w:sz="1" w:space="0" w:color="E2E8F0" tmln="3, 20, 20, 0, 0"/>
+              <w:right w:val="single" w:sz="1" w:space="0" w:color="E2E8F0" tmln="3, 20, 20, 0, 0"/>
+              <w:tl2br w:val="nil" w:sz="0" w:space="0" w:color="000000" tmln="20, 20, 20, 0, 0"/>
+              <w:tr2bl w:val="nil" w:sz="0" w:space="0" w:color="000000" tmln="20, 20, 20, 0, 0"/>
+            </w:tcBorders>
+            <w:tmTcPr id="1776711927" protected="0"/>
           </w:tcPr>
           <w:p>
-            <w:pPr>
-              <w:spacing w:before="0" w:after="0"/>
-            </w:pPr>
+            <w:pPr/>
             <w:r>
               <w:rPr>
                 <w:rFonts w:ascii="Courier New" w:hAnsi="Courier New" w:cs="Courier New"/>
-                <w:color w:val="2563EB"/>
+                <w:color w:val="2563eb"/>
                 <w:sz w:val="19"/>
                 <w:szCs w:val="19"/>
               </w:rPr>
               <w:t>readOnly</w:t>
             </w:r>
+            <w:r/>
           </w:p>
         </w:tc>
         <w:tc>
           <w:tcPr>
             <w:tcW w:w="1715" w:type="dxa"/>
-            <w:tcBorders>
-              <w:top w:val="single" w:sz="1" w:color="E2E8F0"/>
-              <w:left w:val="single" w:sz="1" w:color="E2E8F0"/>
-              <w:bottom w:val="single" w:sz="1" w:color="E2E8F0"/>
-              <w:right w:val="single" w:sz="1" w:color="E2E8F0"/>
-            </w:tcBorders>
-            <w:shd w:val="clear" w:fill="F1F5F9"/>
+            <w:shd w:val="solid" w:color="F1F5F9" tmshd="1677721856, 0, 16381425"/>
             <w:tcMar>
               <w:top w:w="72" w:type="dxa"/>
               <w:left w:w="140" w:type="dxa"/>
               <w:bottom w:w="72" w:type="dxa"/>
               <w:right w:w="140" w:type="dxa"/>
             </w:tcMar>
+            <w:tcBorders>
+              <w:top w:val="single" w:sz="1" w:space="0" w:color="E2E8F0" tmln="3, 20, 20, 0, 0"/>
+              <w:left w:val="single" w:sz="1" w:space="0" w:color="E2E8F0" tmln="3, 20, 20, 0, 0"/>
+              <w:bottom w:val="single" w:sz="1" w:space="0" w:color="E2E8F0" tmln="3, 20, 20, 0, 0"/>
+              <w:right w:val="single" w:sz="1" w:space="0" w:color="E2E8F0" tmln="3, 20, 20, 0, 0"/>
+              <w:tl2br w:val="nil" w:sz="0" w:space="0" w:color="000000" tmln="20, 20, 20, 0, 0"/>
+              <w:tr2bl w:val="nil" w:sz="0" w:space="0" w:color="000000" tmln="20, 20, 20, 0, 0"/>
+            </w:tcBorders>
+            <w:tmTcPr id="1776711927" protected="0"/>
           </w:tcPr>
           <w:p>
-            <w:pPr>
-              <w:spacing w:before="0" w:after="0"/>
-            </w:pPr>
+            <w:pPr/>
             <w:r>
               <w:rPr>
                 <w:rFonts w:ascii="Courier New" w:hAnsi="Courier New" w:cs="Courier New"/>
-                <w:color w:val="7C3AED"/>
+                <w:color w:val="7c3aed"/>
                 <w:sz w:val="19"/>
                 <w:szCs w:val="19"/>
               </w:rPr>
               <w:t>boolean</w:t>
             </w:r>
+            <w:r/>
           </w:p>
         </w:tc>
         <w:tc>
           <w:tcPr>
             <w:tcW w:w="965" w:type="dxa"/>
-            <w:tcBorders>
-              <w:top w:val="single" w:sz="1" w:color="E2E8F0"/>
-              <w:left w:val="single" w:sz="1" w:color="E2E8F0"/>
-              <w:bottom w:val="single" w:sz="1" w:color="E2E8F0"/>
-              <w:right w:val="single" w:sz="1" w:color="E2E8F0"/>
-            </w:tcBorders>
-            <w:shd w:val="clear" w:fill="F1F5F9"/>
+            <w:shd w:val="solid" w:color="F1F5F9" tmshd="1677721856, 0, 16381425"/>
             <w:tcMar>
               <w:top w:w="72" w:type="dxa"/>
               <w:left w:w="140" w:type="dxa"/>
               <w:bottom w:w="72" w:type="dxa"/>
               <w:right w:w="140" w:type="dxa"/>
             </w:tcMar>
+            <w:tcBorders>
+              <w:top w:val="single" w:sz="1" w:space="0" w:color="E2E8F0" tmln="3, 20, 20, 0, 0"/>
+              <w:left w:val="single" w:sz="1" w:space="0" w:color="E2E8F0" tmln="3, 20, 20, 0, 0"/>
+              <w:bottom w:val="single" w:sz="1" w:space="0" w:color="E2E8F0" tmln="3, 20, 20, 0, 0"/>
+              <w:right w:val="single" w:sz="1" w:space="0" w:color="E2E8F0" tmln="3, 20, 20, 0, 0"/>
+              <w:tl2br w:val="nil" w:sz="0" w:space="0" w:color="000000" tmln="20, 20, 20, 0, 0"/>
+              <w:tr2bl w:val="nil" w:sz="0" w:space="0" w:color="000000" tmln="20, 20, 20, 0, 0"/>
+            </w:tcBorders>
+            <w:tmTcPr id="1776711927" protected="0"/>
           </w:tcPr>
           <w:p>
-            <w:pPr>
-              <w:spacing w:before="0" w:after="0"/>
-            </w:pPr>
+            <w:pPr/>
             <w:r>
               <w:rPr>
                 <w:rFonts w:ascii="Courier New" w:hAnsi="Courier New" w:cs="Courier New"/>
-                <w:color w:val="64748B"/>
+                <w:color w:val="64748b"/>
                 <w:sz w:val="19"/>
                 <w:szCs w:val="19"/>
               </w:rPr>
               <w:t>false</w:t>
             </w:r>
+            <w:r/>
           </w:p>
         </w:tc>
         <w:tc>
           <w:tcPr>
             <w:tcW w:w="4795" w:type="dxa"/>
-            <w:tcBorders>
-              <w:top w:val="single" w:sz="1" w:color="E2E8F0"/>
-              <w:left w:val="single" w:sz="1" w:color="E2E8F0"/>
-              <w:bottom w:val="single" w:sz="1" w:color="E2E8F0"/>
-              <w:right w:val="single" w:sz="1" w:color="E2E8F0"/>
-            </w:tcBorders>
-            <w:shd w:val="clear" w:fill="F1F5F9"/>
+            <w:shd w:val="solid" w:color="F1F5F9" tmshd="1677721856, 0, 16381425"/>
             <w:tcMar>
               <w:top w:w="72" w:type="dxa"/>
               <w:left w:w="140" w:type="dxa"/>
               <w:bottom w:w="72" w:type="dxa"/>
               <w:right w:w="140" w:type="dxa"/>
             </w:tcMar>
+            <w:tcBorders>
+              <w:top w:val="single" w:sz="1" w:space="0" w:color="E2E8F0" tmln="3, 20, 20, 0, 0"/>
+              <w:left w:val="single" w:sz="1" w:space="0" w:color="E2E8F0" tmln="3, 20, 20, 0, 0"/>
+              <w:bottom w:val="single" w:sz="1" w:space="0" w:color="E2E8F0" tmln="3, 20, 20, 0, 0"/>
+              <w:right w:val="single" w:sz="1" w:space="0" w:color="E2E8F0" tmln="3, 20, 20, 0, 0"/>
+              <w:tl2br w:val="nil" w:sz="0" w:space="0" w:color="000000" tmln="20, 20, 20, 0, 0"/>
+              <w:tr2bl w:val="nil" w:sz="0" w:space="0" w:color="000000" tmln="20, 20, 20, 0, 0"/>
+            </w:tcBorders>
+            <w:tmTcPr id="1776711927" protected="0"/>
           </w:tcPr>
           <w:p>
-            <w:pPr>
-              <w:spacing w:before="0" w:after="0"/>
-            </w:pPr>
-            <w:r>
-              <w:rPr>
-                <w:rFonts w:ascii="Inter" w:hAnsi="Inter" w:cs="Inter"/>
-                <w:color w:val="64748B"/>
+            <w:pPr/>
+            <w:r>
+              <w:rPr>
+                <w:color w:val="64748b"/>
                 <w:sz w:val="20"/>
                 <w:szCs w:val="20"/>
               </w:rPr>
               <w:t>Preview mode — no editing UI</w:t>
             </w:r>
+            <w:r/>
           </w:p>
         </w:tc>
       </w:tr>
       <w:tr>
+        <w:trPr>
+          <w:tblHeader w:val="0"/>
+          <w:cantSplit w:val="0"/>
+          <w:trHeight w:val="0" w:hRule="auto"/>
+        </w:trPr>
         <w:tc>
           <w:tcPr>
             <w:tcW w:w="1885" w:type="dxa"/>
-            <w:tcBorders>
-              <w:top w:val="single" w:sz="1" w:color="E2E8F0"/>
-              <w:left w:val="single" w:sz="1" w:color="E2E8F0"/>
-              <w:bottom w:val="single" w:sz="1" w:color="E2E8F0"/>
-              <w:right w:val="single" w:sz="1" w:color="E2E8F0"/>
-            </w:tcBorders>
-            <w:shd w:val="clear" w:fill="FFFFFF"/>
+            <w:shd w:val="solid" w:color="FFFFFF" tmshd="1677721856, 0, 16777215"/>
             <w:tcMar>
               <w:top w:w="72" w:type="dxa"/>
               <w:left w:w="140" w:type="dxa"/>
               <w:bottom w:w="72" w:type="dxa"/>
               <w:right w:w="140" w:type="dxa"/>
             </w:tcMar>
+            <w:tcBorders>
+              <w:top w:val="single" w:sz="1" w:space="0" w:color="E2E8F0" tmln="3, 20, 20, 0, 0"/>
+              <w:left w:val="single" w:sz="1" w:space="0" w:color="E2E8F0" tmln="3, 20, 20, 0, 0"/>
+              <w:bottom w:val="single" w:sz="1" w:space="0" w:color="E2E8F0" tmln="3, 20, 20, 0, 0"/>
+              <w:right w:val="single" w:sz="1" w:space="0" w:color="E2E8F0" tmln="3, 20, 20, 0, 0"/>
+              <w:tl2br w:val="nil" w:sz="0" w:space="0" w:color="000000" tmln="20, 20, 20, 0, 0"/>
+              <w:tr2bl w:val="nil" w:sz="0" w:space="0" w:color="000000" tmln="20, 20, 20, 0, 0"/>
+            </w:tcBorders>
+            <w:tmTcPr id="1776711927" protected="0"/>
           </w:tcPr>
           <w:p>
-            <w:pPr>
-              <w:spacing w:before="0" w:after="0"/>
-            </w:pPr>
+            <w:pPr/>
             <w:r>
               <w:rPr>
                 <w:rFonts w:ascii="Courier New" w:hAnsi="Courier New" w:cs="Courier New"/>
-                <w:color w:val="2563EB"/>
+                <w:color w:val="2563eb"/>
                 <w:sz w:val="19"/>
                 <w:szCs w:val="19"/>
               </w:rPr>
               <w:t>showToolbar</w:t>
             </w:r>
+            <w:r/>
           </w:p>
         </w:tc>
         <w:tc>
           <w:tcPr>
             <w:tcW w:w="1715" w:type="dxa"/>
-            <w:tcBorders>
-              <w:top w:val="single" w:sz="1" w:color="E2E8F0"/>
-              <w:left w:val="single" w:sz="1" w:color="E2E8F0"/>
-              <w:bottom w:val="single" w:sz="1" w:color="E2E8F0"/>
-              <w:right w:val="single" w:sz="1" w:color="E2E8F0"/>
-            </w:tcBorders>
-            <w:shd w:val="clear" w:fill="FFFFFF"/>
+            <w:shd w:val="solid" w:color="FFFFFF" tmshd="1677721856, 0, 16777215"/>
             <w:tcMar>
               <w:top w:w="72" w:type="dxa"/>
               <w:left w:w="140" w:type="dxa"/>
               <w:bottom w:w="72" w:type="dxa"/>
               <w:right w:w="140" w:type="dxa"/>
             </w:tcMar>
+            <w:tcBorders>
+              <w:top w:val="single" w:sz="1" w:space="0" w:color="E2E8F0" tmln="3, 20, 20, 0, 0"/>
+              <w:left w:val="single" w:sz="1" w:space="0" w:color="E2E8F0" tmln="3, 20, 20, 0, 0"/>
+              <w:bottom w:val="single" w:sz="1" w:space="0" w:color="E2E8F0" tmln="3, 20, 20, 0, 0"/>
+              <w:right w:val="single" w:sz="1" w:space="0" w:color="E2E8F0" tmln="3, 20, 20, 0, 0"/>
+              <w:tl2br w:val="nil" w:sz="0" w:space="0" w:color="000000" tmln="20, 20, 20, 0, 0"/>
+              <w:tr2bl w:val="nil" w:sz="0" w:space="0" w:color="000000" tmln="20, 20, 20, 0, 0"/>
+            </w:tcBorders>
+            <w:tmTcPr id="1776711927" protected="0"/>
           </w:tcPr>
           <w:p>
-            <w:pPr>
-              <w:spacing w:before="0" w:after="0"/>
-            </w:pPr>
+            <w:pPr/>
             <w:r>
               <w:rPr>
                 <w:rFonts w:ascii="Courier New" w:hAnsi="Courier New" w:cs="Courier New"/>
-                <w:color w:val="7C3AED"/>
+                <w:color w:val="7c3aed"/>
                 <w:sz w:val="19"/>
                 <w:szCs w:val="19"/>
               </w:rPr>
               <w:t>boolean</w:t>
             </w:r>
+            <w:r/>
           </w:p>
         </w:tc>
         <w:tc>
           <w:tcPr>
             <w:tcW w:w="965" w:type="dxa"/>
-            <w:tcBorders>
-              <w:top w:val="single" w:sz="1" w:color="E2E8F0"/>
-              <w:left w:val="single" w:sz="1" w:color="E2E8F0"/>
-              <w:bottom w:val="single" w:sz="1" w:color="E2E8F0"/>
-              <w:right w:val="single" w:sz="1" w:color="E2E8F0"/>
-            </w:tcBorders>
-            <w:shd w:val="clear" w:fill="FFFFFF"/>
+            <w:shd w:val="solid" w:color="FFFFFF" tmshd="1677721856, 0, 16777215"/>
             <w:tcMar>
               <w:top w:w="72" w:type="dxa"/>
               <w:left w:w="140" w:type="dxa"/>
               <w:bottom w:w="72" w:type="dxa"/>
               <w:right w:w="140" w:type="dxa"/>
             </w:tcMar>
+            <w:tcBorders>
+              <w:top w:val="single" w:sz="1" w:space="0" w:color="E2E8F0" tmln="3, 20, 20, 0, 0"/>
+              <w:left w:val="single" w:sz="1" w:space="0" w:color="E2E8F0" tmln="3, 20, 20, 0, 0"/>
+              <w:bottom w:val="single" w:sz="1" w:space="0" w:color="E2E8F0" tmln="3, 20, 20, 0, 0"/>
+              <w:right w:val="single" w:sz="1" w:space="0" w:color="E2E8F0" tmln="3, 20, 20, 0, 0"/>
+              <w:tl2br w:val="nil" w:sz="0" w:space="0" w:color="000000" tmln="20, 20, 20, 0, 0"/>
+              <w:tr2bl w:val="nil" w:sz="0" w:space="0" w:color="000000" tmln="20, 20, 20, 0, 0"/>
+            </w:tcBorders>
+            <w:tmTcPr id="1776711927" protected="0"/>
           </w:tcPr>
           <w:p>
-            <w:pPr>
-              <w:spacing w:before="0" w:after="0"/>
-            </w:pPr>
+            <w:pPr/>
             <w:r>
               <w:rPr>
                 <w:rFonts w:ascii="Courier New" w:hAnsi="Courier New" w:cs="Courier New"/>
-                <w:color w:val="64748B"/>
+                <w:color w:val="64748b"/>
                 <w:sz w:val="19"/>
                 <w:szCs w:val="19"/>
               </w:rPr>
               <w:t>true</w:t>
             </w:r>
+            <w:r/>
           </w:p>
         </w:tc>
         <w:tc>
           <w:tcPr>
             <w:tcW w:w="4795" w:type="dxa"/>
-            <w:tcBorders>
-              <w:top w:val="single" w:sz="1" w:color="E2E8F0"/>
-              <w:left w:val="single" w:sz="1" w:color="E2E8F0"/>
-              <w:bottom w:val="single" w:sz="1" w:color="E2E8F0"/>
-              <w:right w:val="single" w:sz="1" w:color="E2E8F0"/>
-            </w:tcBorders>
-            <w:shd w:val="clear" w:fill="FFFFFF"/>
+            <w:shd w:val="solid" w:color="FFFFFF" tmshd="1677721856, 0, 16777215"/>
             <w:tcMar>
               <w:top w:w="72" w:type="dxa"/>
               <w:left w:w="140" w:type="dxa"/>
               <w:bottom w:w="72" w:type="dxa"/>
               <w:right w:w="140" w:type="dxa"/>
             </w:tcMar>
+            <w:tcBorders>
+              <w:top w:val="single" w:sz="1" w:space="0" w:color="E2E8F0" tmln="3, 20, 20, 0, 0"/>
+              <w:left w:val="single" w:sz="1" w:space="0" w:color="E2E8F0" tmln="3, 20, 20, 0, 0"/>
+              <w:bottom w:val="single" w:sz="1" w:space="0" w:color="E2E8F0" tmln="3, 20, 20, 0, 0"/>
+              <w:right w:val="single" w:sz="1" w:space="0" w:color="E2E8F0" tmln="3, 20, 20, 0, 0"/>
+              <w:tl2br w:val="nil" w:sz="0" w:space="0" w:color="000000" tmln="20, 20, 20, 0, 0"/>
+              <w:tr2bl w:val="nil" w:sz="0" w:space="0" w:color="000000" tmln="20, 20, 20, 0, 0"/>
+            </w:tcBorders>
+            <w:tmTcPr id="1776711927" protected="0"/>
           </w:tcPr>
           <w:p>
-            <w:pPr>
-              <w:spacing w:before="0" w:after="0"/>
-            </w:pPr>
-            <w:r>
-              <w:rPr>
-                <w:rFonts w:ascii="Inter" w:hAnsi="Inter" w:cs="Inter"/>
-                <w:color w:val="64748B"/>
+            <w:pPr/>
+            <w:r>
+              <w:rPr>
+                <w:color w:val="64748b"/>
                 <w:sz w:val="20"/>
                 <w:szCs w:val="20"/>
               </w:rPr>
               <w:t>Show formatting toolbar</w:t>
             </w:r>
+            <w:r/>
           </w:p>
         </w:tc>
       </w:tr>
       <w:tr>
+        <w:trPr>
+          <w:tblHeader w:val="0"/>
+          <w:cantSplit w:val="0"/>
+          <w:trHeight w:val="0" w:hRule="auto"/>
+        </w:trPr>
         <w:tc>
           <w:tcPr>
             <w:tcW w:w="1885" w:type="dxa"/>
-            <w:tcBorders>
-              <w:top w:val="single" w:sz="1" w:color="E2E8F0"/>
-              <w:left w:val="single" w:sz="1" w:color="E2E8F0"/>
-              <w:bottom w:val="single" w:sz="1" w:color="E2E8F0"/>
-              <w:right w:val="single" w:sz="1" w:color="E2E8F0"/>
-            </w:tcBorders>
-            <w:shd w:val="clear" w:fill="F1F5F9"/>
+            <w:shd w:val="solid" w:color="F1F5F9" tmshd="1677721856, 0, 16381425"/>
             <w:tcMar>
               <w:top w:w="72" w:type="dxa"/>
               <w:left w:w="140" w:type="dxa"/>
               <w:bottom w:w="72" w:type="dxa"/>
               <w:right w:w="140" w:type="dxa"/>
             </w:tcMar>
+            <w:tcBorders>
+              <w:top w:val="single" w:sz="1" w:space="0" w:color="E2E8F0" tmln="3, 20, 20, 0, 0"/>
+              <w:left w:val="single" w:sz="1" w:space="0" w:color="E2E8F0" tmln="3, 20, 20, 0, 0"/>
+              <w:bottom w:val="single" w:sz="1" w:space="0" w:color="E2E8F0" tmln="3, 20, 20, 0, 0"/>
+              <w:right w:val="single" w:sz="1" w:space="0" w:color="E2E8F0" tmln="3, 20, 20, 0, 0"/>
+              <w:tl2br w:val="nil" w:sz="0" w:space="0" w:color="000000" tmln="20, 20, 20, 0, 0"/>
+              <w:tr2bl w:val="nil" w:sz="0" w:space="0" w:color="000000" tmln="20, 20, 20, 0, 0"/>
+            </w:tcBorders>
+            <w:tmTcPr id="1776711927" protected="0"/>
           </w:tcPr>
           <w:p>
-            <w:pPr>
-              <w:spacing w:before="0" w:after="0"/>
-            </w:pPr>
+            <w:pPr/>
             <w:r>
               <w:rPr>
                 <w:rFonts w:ascii="Courier New" w:hAnsi="Courier New" w:cs="Courier New"/>
-                <w:color w:val="2563EB"/>
+                <w:color w:val="2563eb"/>
                 <w:sz w:val="19"/>
                 <w:szCs w:val="19"/>
               </w:rPr>
               <w:t>author</w:t>
             </w:r>
+            <w:r/>
           </w:p>
         </w:tc>
         <w:tc>
           <w:tcPr>
             <w:tcW w:w="1715" w:type="dxa"/>
-            <w:tcBorders>
-              <w:top w:val="single" w:sz="1" w:color="E2E8F0"/>
-              <w:left w:val="single" w:sz="1" w:color="E2E8F0"/>
-              <w:bottom w:val="single" w:sz="1" w:color="E2E8F0"/>
-              <w:right w:val="single" w:sz="1" w:color="E2E8F0"/>
-            </w:tcBorders>
-            <w:shd w:val="clear" w:fill="F1F5F9"/>
+            <w:shd w:val="solid" w:color="F1F5F9" tmshd="1677721856, 0, 16381425"/>
             <w:tcMar>
               <w:top w:w="72" w:type="dxa"/>
               <w:left w:w="140" w:type="dxa"/>
               <w:bottom w:w="72" w:type="dxa"/>
               <w:right w:w="140" w:type="dxa"/>
             </w:tcMar>
+            <w:tcBorders>
+              <w:top w:val="single" w:sz="1" w:space="0" w:color="E2E8F0" tmln="3, 20, 20, 0, 0"/>
+              <w:left w:val="single" w:sz="1" w:space="0" w:color="E2E8F0" tmln="3, 20, 20, 0, 0"/>
+              <w:bottom w:val="single" w:sz="1" w:space="0" w:color="E2E8F0" tmln="3, 20, 20, 0, 0"/>
+              <w:right w:val="single" w:sz="1" w:space="0" w:color="E2E8F0" tmln="3, 20, 20, 0, 0"/>
+              <w:tl2br w:val="nil" w:sz="0" w:space="0" w:color="000000" tmln="20, 20, 20, 0, 0"/>
+              <w:tr2bl w:val="nil" w:sz="0" w:space="0" w:color="000000" tmln="20, 20, 20, 0, 0"/>
+            </w:tcBorders>
+            <w:tmTcPr id="1776711927" protected="0"/>
           </w:tcPr>
           <w:p>
-            <w:pPr>
-              <w:spacing w:before="0" w:after="0"/>
-            </w:pPr>
+            <w:pPr/>
             <w:r>
               <w:rPr>
                 <w:rFonts w:ascii="Courier New" w:hAnsi="Courier New" w:cs="Courier New"/>
-                <w:color w:val="7C3AED"/>
+                <w:color w:val="7c3aed"/>
                 <w:sz w:val="19"/>
                 <w:szCs w:val="19"/>
               </w:rPr>
               <w:t>string</w:t>
             </w:r>
+            <w:r/>
           </w:p>
         </w:tc>
         <w:tc>
           <w:tcPr>
             <w:tcW w:w="965" w:type="dxa"/>
-            <w:tcBorders>
-              <w:top w:val="single" w:sz="1" w:color="E2E8F0"/>
-              <w:left w:val="single" w:sz="1" w:color="E2E8F0"/>
-              <w:bottom w:val="single" w:sz="1" w:color="E2E8F0"/>
-              <w:right w:val="single" w:sz="1" w:color="E2E8F0"/>
-            </w:tcBorders>
-            <w:shd w:val="clear" w:fill="F1F5F9"/>
+            <w:shd w:val="solid" w:color="F1F5F9" tmshd="1677721856, 0, 16381425"/>
             <w:tcMar>
               <w:top w:w="72" w:type="dxa"/>
               <w:left w:w="140" w:type="dxa"/>
               <w:bottom w:w="72" w:type="dxa"/>
               <w:right w:w="140" w:type="dxa"/>
             </w:tcMar>
+            <w:tcBorders>
+              <w:top w:val="single" w:sz="1" w:space="0" w:color="E2E8F0" tmln="3, 20, 20, 0, 0"/>
+              <w:left w:val="single" w:sz="1" w:space="0" w:color="E2E8F0" tmln="3, 20, 20, 0, 0"/>
+              <w:bottom w:val="single" w:sz="1" w:space="0" w:color="E2E8F0" tmln="3, 20, 20, 0, 0"/>
+              <w:right w:val="single" w:sz="1" w:space="0" w:color="E2E8F0" tmln="3, 20, 20, 0, 0"/>
+              <w:tl2br w:val="nil" w:sz="0" w:space="0" w:color="000000" tmln="20, 20, 20, 0, 0"/>
+              <w:tr2bl w:val="nil" w:sz="0" w:space="0" w:color="000000" tmln="20, 20, 20, 0, 0"/>
+            </w:tcBorders>
+            <w:tmTcPr id="1776711927" protected="0"/>
           </w:tcPr>
           <w:p>
-            <w:pPr>
-              <w:spacing w:before="0" w:after="0"/>
-            </w:pPr>
+            <w:pPr/>
             <w:r>
               <w:rPr>
                 <w:rFonts w:ascii="Courier New" w:hAnsi="Courier New" w:cs="Courier New"/>
-                <w:color w:val="64748B"/>
+                <w:color w:val="64748b"/>
                 <w:sz w:val="19"/>
                 <w:szCs w:val="19"/>
               </w:rPr>
               <w:t>'User'</w:t>
             </w:r>
+            <w:r/>
           </w:p>
         </w:tc>
         <w:tc>
           <w:tcPr>
             <w:tcW w:w="4795" w:type="dxa"/>
-            <w:tcBorders>
-              <w:top w:val="single" w:sz="1" w:color="E2E8F0"/>
-              <w:left w:val="single" w:sz="1" w:color="E2E8F0"/>
-              <w:bottom w:val="single" w:sz="1" w:color="E2E8F0"/>
-              <w:right w:val="single" w:sz="1" w:color="E2E8F0"/>
-            </w:tcBorders>
-            <w:shd w:val="clear" w:fill="F1F5F9"/>
+            <w:shd w:val="solid" w:color="F1F5F9" tmshd="1677721856, 0, 16381425"/>
             <w:tcMar>
               <w:top w:w="72" w:type="dxa"/>
               <w:left w:w="140" w:type="dxa"/>
               <w:bottom w:w="72" w:type="dxa"/>
               <w:right w:w="140" w:type="dxa"/>
             </w:tcMar>
+            <w:tcBorders>
+              <w:top w:val="single" w:sz="1" w:space="0" w:color="E2E8F0" tmln="3, 20, 20, 0, 0"/>
+              <w:left w:val="single" w:sz="1" w:space="0" w:color="E2E8F0" tmln="3, 20, 20, 0, 0"/>
+              <w:bottom w:val="single" w:sz="1" w:space="0" w:color="E2E8F0" tmln="3, 20, 20, 0, 0"/>
+              <w:right w:val="single" w:sz="1" w:space="0" w:color="E2E8F0" tmln="3, 20, 20, 0, 0"/>
+              <w:tl2br w:val="nil" w:sz="0" w:space="0" w:color="000000" tmln="20, 20, 20, 0, 0"/>
+              <w:tr2bl w:val="nil" w:sz="0" w:space="0" w:color="000000" tmln="20, 20, 20, 0, 0"/>
+            </w:tcBorders>
+            <w:tmTcPr id="1776711927" protected="0"/>
           </w:tcPr>
           <w:p>
-            <w:pPr>
-              <w:spacing w:before="0" w:after="0"/>
-            </w:pPr>
-            <w:r>
-              <w:rPr>
-                <w:rFonts w:ascii="Inter" w:hAnsi="Inter" w:cs="Inter"/>
-                <w:color w:val="64748B"/>
+            <w:pPr/>
+            <w:r>
+              <w:rPr>
+                <w:color w:val="64748b"/>
                 <w:sz w:val="20"/>
                 <w:szCs w:val="20"/>
               </w:rPr>
               <w:t>Author name for comments and tracked changes</w:t>
             </w:r>
+            <w:r/>
           </w:p>
         </w:tc>
       </w:tr>
       <w:tr>
+        <w:trPr>
+          <w:tblHeader w:val="0"/>
+          <w:cantSplit w:val="0"/>
+          <w:trHeight w:val="0" w:hRule="auto"/>
+        </w:trPr>
         <w:tc>
           <w:tcPr>
             <w:tcW w:w="1885" w:type="dxa"/>
-            <w:tcBorders>
-              <w:top w:val="single" w:sz="1" w:color="E2E8F0"/>
-              <w:left w:val="single" w:sz="1" w:color="E2E8F0"/>
-              <w:bottom w:val="single" w:sz="1" w:color="E2E8F0"/>
-              <w:right w:val="single" w:sz="1" w:color="E2E8F0"/>
-            </w:tcBorders>
-            <w:shd w:val="clear" w:fill="FFFFFF"/>
+            <w:shd w:val="solid" w:color="FFFFFF" tmshd="1677721856, 0, 16777215"/>
             <w:tcMar>
               <w:top w:w="72" w:type="dxa"/>
               <w:left w:w="140" w:type="dxa"/>
               <w:bottom w:w="72" w:type="dxa"/>
               <w:right w:w="140" w:type="dxa"/>
             </w:tcMar>
+            <w:tcBorders>
+              <w:top w:val="single" w:sz="1" w:space="0" w:color="E2E8F0" tmln="3, 20, 20, 0, 0"/>
+              <w:left w:val="single" w:sz="1" w:space="0" w:color="E2E8F0" tmln="3, 20, 20, 0, 0"/>
+              <w:bottom w:val="single" w:sz="1" w:space="0" w:color="E2E8F0" tmln="3, 20, 20, 0, 0"/>
+              <w:right w:val="single" w:sz="1" w:space="0" w:color="E2E8F0" tmln="3, 20, 20, 0, 0"/>
+              <w:tl2br w:val="nil" w:sz="0" w:space="0" w:color="000000" tmln="20, 20, 20, 0, 0"/>
+              <w:tr2bl w:val="nil" w:sz="0" w:space="0" w:color="000000" tmln="20, 20, 20, 0, 0"/>
+            </w:tcBorders>
+            <w:tmTcPr id="1776711927" protected="0"/>
           </w:tcPr>
           <w:p>
-            <w:pPr>
-              <w:spacing w:before="0" w:after="0"/>
-            </w:pPr>
+            <w:pPr/>
             <w:r>
               <w:rPr>
                 <w:rFonts w:ascii="Courier New" w:hAnsi="Courier New" w:cs="Courier New"/>
-                <w:color w:val="2563EB"/>
+                <w:color w:val="2563eb"/>
                 <w:sz w:val="19"/>
                 <w:szCs w:val="19"/>
               </w:rPr>
               <w:t>onChange</w:t>
             </w:r>
+            <w:r/>
           </w:p>
         </w:tc>
         <w:tc>
           <w:tcPr>
             <w:tcW w:w="1715" w:type="dxa"/>
-            <w:tcBorders>
-              <w:top w:val="single" w:sz="1" w:color="E2E8F0"/>
-              <w:left w:val="single" w:sz="1" w:color="E2E8F0"/>
-              <w:bottom w:val="single" w:sz="1" w:color="E2E8F0"/>
-              <w:right w:val="single" w:sz="1" w:color="E2E8F0"/>
-            </w:tcBorders>
-            <w:shd w:val="clear" w:fill="FFFFFF"/>
+            <w:shd w:val="solid" w:color="FFFFFF" tmshd="1677721856, 0, 16777215"/>
             <w:tcMar>
               <w:top w:w="72" w:type="dxa"/>
               <w:left w:w="140" w:type="dxa"/>
               <w:bottom w:w="72" w:type="dxa"/>
               <w:right w:w="140" w:type="dxa"/>
             </w:tcMar>
+            <w:tcBorders>
+              <w:top w:val="single" w:sz="1" w:space="0" w:color="E2E8F0" tmln="3, 20, 20, 0, 0"/>
+              <w:left w:val="single" w:sz="1" w:space="0" w:color="E2E8F0" tmln="3, 20, 20, 0, 0"/>
+              <w:bottom w:val="single" w:sz="1" w:space="0" w:color="E2E8F0" tmln="3, 20, 20, 0, 0"/>
+              <w:right w:val="single" w:sz="1" w:space="0" w:color="E2E8F0" tmln="3, 20, 20, 0, 0"/>
+              <w:tl2br w:val="nil" w:sz="0" w:space="0" w:color="000000" tmln="20, 20, 20, 0, 0"/>
+              <w:tr2bl w:val="nil" w:sz="0" w:space="0" w:color="000000" tmln="20, 20, 20, 0, 0"/>
+            </w:tcBorders>
+            <w:tmTcPr id="1776711927" protected="0"/>
           </w:tcPr>
           <w:p>
-            <w:pPr>
-              <w:spacing w:before="0" w:after="0"/>
-            </w:pPr>
+            <w:pPr/>
             <w:r>
               <w:rPr>
                 <w:rFonts w:ascii="Courier New" w:hAnsi="Courier New" w:cs="Courier New"/>
-                <w:color w:val="7C3AED"/>
+                <w:color w:val="7c3aed"/>
                 <w:sz w:val="19"/>
                 <w:szCs w:val="19"/>
               </w:rPr>
               <w:t>function</w:t>
             </w:r>
+            <w:r/>
           </w:p>
         </w:tc>
         <w:tc>
           <w:tcPr>
             <w:tcW w:w="965" w:type="dxa"/>
-            <w:tcBorders>
-              <w:top w:val="single" w:sz="1" w:color="E2E8F0"/>
-              <w:left w:val="single" w:sz="1" w:color="E2E8F0"/>
-              <w:bottom w:val="single" w:sz="1" w:color="E2E8F0"/>
-              <w:right w:val="single" w:sz="1" w:color="E2E8F0"/>
-            </w:tcBorders>
-            <w:shd w:val="clear" w:fill="FFFFFF"/>
+            <w:shd w:val="solid" w:color="FFFFFF" tmshd="1677721856, 0, 16777215"/>
             <w:tcMar>
               <w:top w:w="72" w:type="dxa"/>
               <w:left w:w="140" w:type="dxa"/>
               <w:bottom w:w="72" w:type="dxa"/>
               <w:right w:w="140" w:type="dxa"/>
             </w:tcMar>
+            <w:tcBorders>
+              <w:top w:val="single" w:sz="1" w:space="0" w:color="E2E8F0" tmln="3, 20, 20, 0, 0"/>
+              <w:left w:val="single" w:sz="1" w:space="0" w:color="E2E8F0" tmln="3, 20, 20, 0, 0"/>
+              <w:bottom w:val="single" w:sz="1" w:space="0" w:color="E2E8F0" tmln="3, 20, 20, 0, 0"/>
+              <w:right w:val="single" w:sz="1" w:space="0" w:color="E2E8F0" tmln="3, 20, 20, 0, 0"/>
+              <w:tl2br w:val="nil" w:sz="0" w:space="0" w:color="000000" tmln="20, 20, 20, 0, 0"/>
+              <w:tr2bl w:val="nil" w:sz="0" w:space="0" w:color="000000" tmln="20, 20, 20, 0, 0"/>
+            </w:tcBorders>
+            <w:tmTcPr id="1776711927" protected="0"/>
           </w:tcPr>
           <w:p>
-            <w:pPr>
-              <w:spacing w:before="0" w:after="0"/>
-            </w:pPr>
+            <w:pPr/>
             <w:r>
               <w:rPr>
                 <w:rFonts w:ascii="Courier New" w:hAnsi="Courier New" w:cs="Courier New"/>
-                <w:color w:val="64748B"/>
+                <w:color w:val="64748b"/>
                 <w:sz w:val="19"/>
                 <w:szCs w:val="19"/>
               </w:rPr>
               <w:t>—</w:t>
             </w:r>
+            <w:r/>
           </w:p>
         </w:tc>
         <w:tc>
           <w:tcPr>
             <w:tcW w:w="4795" w:type="dxa"/>
-            <w:tcBorders>
-              <w:top w:val="single" w:sz="1" w:color="E2E8F0"/>
-              <w:left w:val="single" w:sz="1" w:color="E2E8F0"/>
-              <w:bottom w:val="single" w:sz="1" w:color="E2E8F0"/>
-              <w:right w:val="single" w:sz="1" w:color="E2E8F0"/>
-            </w:tcBorders>
-            <w:shd w:val="clear" w:fill="FFFFFF"/>
+            <w:shd w:val="solid" w:color="FFFFFF" tmshd="1677721856, 0, 16777215"/>
             <w:tcMar>
               <w:top w:w="72" w:type="dxa"/>
               <w:left w:w="140" w:type="dxa"/>
               <w:bottom w:w="72" w:type="dxa"/>
               <w:right w:w="140" w:type="dxa"/>
             </w:tcMar>
+            <w:tcBorders>
+              <w:top w:val="single" w:sz="1" w:space="0" w:color="E2E8F0" tmln="3, 20, 20, 0, 0"/>
+              <w:left w:val="single" w:sz="1" w:space="0" w:color="E2E8F0" tmln="3, 20, 20, 0, 0"/>
+              <w:bottom w:val="single" w:sz="1" w:space="0" w:color="E2E8F0" tmln="3, 20, 20, 0, 0"/>
+              <w:right w:val="single" w:sz="1" w:space="0" w:color="E2E8F0" tmln="3, 20, 20, 0, 0"/>
+              <w:tl2br w:val="nil" w:sz="0" w:space="0" w:color="000000" tmln="20, 20, 20, 0, 0"/>
+              <w:tr2bl w:val="nil" w:sz="0" w:space="0" w:color="000000" tmln="20, 20, 20, 0, 0"/>
+            </w:tcBorders>
+            <w:tmTcPr id="1776711927" protected="0"/>
           </w:tcPr>
           <w:p>
-            <w:pPr>
-              <w:spacing w:before="0" w:after="0"/>
-            </w:pPr>
-            <w:r>
-              <w:rPr>
-                <w:rFonts w:ascii="Inter" w:hAnsi="Inter" w:cs="Inter"/>
-                <w:color w:val="64748B"/>
+            <w:pPr/>
+            <w:r>
+              <w:rPr>
+                <w:color w:val="64748b"/>
                 <w:sz w:val="20"/>
                 <w:szCs w:val="20"/>
               </w:rPr>
               <w:t>Called on every document change</w:t>
             </w:r>
+            <w:r/>
           </w:p>
         </w:tc>
       </w:tr>
       <w:tr>
+        <w:trPr>
+          <w:tblHeader w:val="0"/>
+          <w:cantSplit w:val="0"/>
+          <w:trHeight w:val="0" w:hRule="auto"/>
+        </w:trPr>
         <w:tc>
           <w:tcPr>
             <w:tcW w:w="1885" w:type="dxa"/>
-            <w:tcBorders>
-              <w:top w:val="single" w:sz="1" w:color="E2E8F0"/>
-              <w:left w:val="single" w:sz="1" w:color="E2E8F0"/>
-              <w:bottom w:val="single" w:sz="1" w:color="E2E8F0"/>
-              <w:right w:val="single" w:sz="1" w:color="E2E8F0"/>
-            </w:tcBorders>
-            <w:shd w:val="clear" w:fill="F1F5F9"/>
+            <w:shd w:val="solid" w:color="F1F5F9" tmshd="1677721856, 0, 16381425"/>
             <w:tcMar>
               <w:top w:w="72" w:type="dxa"/>
               <w:left w:w="140" w:type="dxa"/>
               <w:bottom w:w="72" w:type="dxa"/>
               <w:right w:w="140" w:type="dxa"/>
             </w:tcMar>
+            <w:tcBorders>
+              <w:top w:val="single" w:sz="1" w:space="0" w:color="E2E8F0" tmln="3, 20, 20, 0, 0"/>
+              <w:left w:val="single" w:sz="1" w:space="0" w:color="E2E8F0" tmln="3, 20, 20, 0, 0"/>
+              <w:bottom w:val="single" w:sz="1" w:space="0" w:color="E2E8F0" tmln="3, 20, 20, 0, 0"/>
+              <w:right w:val="single" w:sz="1" w:space="0" w:color="E2E8F0" tmln="3, 20, 20, 0, 0"/>
+              <w:tl2br w:val="nil" w:sz="0" w:space="0" w:color="000000" tmln="20, 20, 20, 0, 0"/>
+              <w:tr2bl w:val="nil" w:sz="0" w:space="0" w:color="000000" tmln="20, 20, 20, 0, 0"/>
+            </w:tcBorders>
+            <w:tmTcPr id="1776711927" protected="0"/>
           </w:tcPr>
           <w:p>
-            <w:pPr>
-              <w:spacing w:before="0" w:after="0"/>
-            </w:pPr>
+            <w:pPr/>
             <w:r>
               <w:rPr>
                 <w:rFonts w:ascii="Courier New" w:hAnsi="Courier New" w:cs="Courier New"/>
-                <w:color w:val="2563EB"/>
+                <w:color w:val="2563eb"/>
                 <w:sz w:val="19"/>
                 <w:szCs w:val="19"/>
               </w:rPr>
               <w:t>onSave</w:t>
             </w:r>
+            <w:r/>
           </w:p>
         </w:tc>
         <w:tc>
           <w:tcPr>
             <w:tcW w:w="1715" w:type="dxa"/>
-            <w:tcBorders>
-              <w:top w:val="single" w:sz="1" w:color="E2E8F0"/>
-              <w:left w:val="single" w:sz="1" w:color="E2E8F0"/>
-              <w:bottom w:val="single" w:sz="1" w:color="E2E8F0"/>
-              <w:right w:val="single" w:sz="1" w:color="E2E8F0"/>
-            </w:tcBorders>
-            <w:shd w:val="clear" w:fill="F1F5F9"/>
+            <w:shd w:val="solid" w:color="F1F5F9" tmshd="1677721856, 0, 16381425"/>
             <w:tcMar>
               <w:top w:w="72" w:type="dxa"/>
               <w:left w:w="140" w:type="dxa"/>
               <w:bottom w:w="72" w:type="dxa"/>
               <w:right w:w="140" w:type="dxa"/>
             </w:tcMar>
+            <w:tcBorders>
+              <w:top w:val="single" w:sz="1" w:space="0" w:color="E2E8F0" tmln="3, 20, 20, 0, 0"/>
+              <w:left w:val="single" w:sz="1" w:space="0" w:color="E2E8F0" tmln="3, 20, 20, 0, 0"/>
+              <w:bottom w:val="single" w:sz="1" w:space="0" w:color="E2E8F0" tmln="3, 20, 20, 0, 0"/>
+              <w:right w:val="single" w:sz="1" w:space="0" w:color="E2E8F0" tmln="3, 20, 20, 0, 0"/>
+              <w:tl2br w:val="nil" w:sz="0" w:space="0" w:color="000000" tmln="20, 20, 20, 0, 0"/>
+              <w:tr2bl w:val="nil" w:sz="0" w:space="0" w:color="000000" tmln="20, 20, 20, 0, 0"/>
+            </w:tcBorders>
+            <w:tmTcPr id="1776711927" protected="0"/>
           </w:tcPr>
           <w:p>
-            <w:pPr>
-              <w:spacing w:before="0" w:after="0"/>
-            </w:pPr>
+            <w:pPr/>
             <w:r>
               <w:rPr>
                 <w:rFonts w:ascii="Courier New" w:hAnsi="Courier New" w:cs="Courier New"/>
-                <w:color w:val="7C3AED"/>
+                <w:color w:val="7c3aed"/>
                 <w:sz w:val="19"/>
                 <w:szCs w:val="19"/>
               </w:rPr>
               <w:t>function</w:t>
             </w:r>
+            <w:r/>
           </w:p>
         </w:tc>
         <w:tc>
           <w:tcPr>
             <w:tcW w:w="965" w:type="dxa"/>
-            <w:tcBorders>
-              <w:top w:val="single" w:sz="1" w:color="E2E8F0"/>
-              <w:left w:val="single" w:sz="1" w:color="E2E8F0"/>
-              <w:bottom w:val="single" w:sz="1" w:color="E2E8F0"/>
-              <w:right w:val="single" w:sz="1" w:color="E2E8F0"/>
-            </w:tcBorders>
-            <w:shd w:val="clear" w:fill="F1F5F9"/>
+            <w:shd w:val="solid" w:color="F1F5F9" tmshd="1677721856, 0, 16381425"/>
             <w:tcMar>
               <w:top w:w="72" w:type="dxa"/>
               <w:left w:w="140" w:type="dxa"/>
               <w:bottom w:w="72" w:type="dxa"/>
               <w:right w:w="140" w:type="dxa"/>
             </w:tcMar>
+            <w:tcBorders>
+              <w:top w:val="single" w:sz="1" w:space="0" w:color="E2E8F0" tmln="3, 20, 20, 0, 0"/>
+              <w:left w:val="single" w:sz="1" w:space="0" w:color="E2E8F0" tmln="3, 20, 20, 0, 0"/>
+              <w:bottom w:val="single" w:sz="1" w:space="0" w:color="E2E8F0" tmln="3, 20, 20, 0, 0"/>
+              <w:right w:val="single" w:sz="1" w:space="0" w:color="E2E8F0" tmln="3, 20, 20, 0, 0"/>
+              <w:tl2br w:val="nil" w:sz="0" w:space="0" w:color="000000" tmln="20, 20, 20, 0, 0"/>
+              <w:tr2bl w:val="nil" w:sz="0" w:space="0" w:color="000000" tmln="20, 20, 20, 0, 0"/>
+            </w:tcBorders>
+            <w:tmTcPr id="1776711927" protected="0"/>
           </w:tcPr>
           <w:p>
-            <w:pPr>
-              <w:spacing w:before="0" w:after="0"/>
-            </w:pPr>
+            <w:pPr/>
             <w:r>
               <w:rPr>
                 <w:rFonts w:ascii="Courier New" w:hAnsi="Courier New" w:cs="Courier New"/>
-                <w:color w:val="64748B"/>
+                <w:color w:val="64748b"/>
                 <w:sz w:val="19"/>
                 <w:szCs w:val="19"/>
               </w:rPr>
               <w:t>—</w:t>
             </w:r>
+            <w:r/>
           </w:p>
         </w:tc>
         <w:tc>
           <w:tcPr>
             <w:tcW w:w="4795" w:type="dxa"/>
-            <w:tcBorders>
-              <w:top w:val="single" w:sz="1" w:color="E2E8F0"/>
-              <w:left w:val="single" w:sz="1" w:color="E2E8F0"/>
-              <w:bottom w:val="single" w:sz="1" w:color="E2E8F0"/>
-              <w:right w:val="single" w:sz="1" w:color="E2E8F0"/>
-            </w:tcBorders>
-            <w:shd w:val="clear" w:fill="F1F5F9"/>
+            <w:shd w:val="solid" w:color="F1F5F9" tmshd="1677721856, 0, 16381425"/>
             <w:tcMar>
               <w:top w:w="72" w:type="dxa"/>
               <w:left w:w="140" w:type="dxa"/>
               <w:bottom w:w="72" w:type="dxa"/>
               <w:right w:w="140" w:type="dxa"/>
             </w:tcMar>
+            <w:tcBorders>
+              <w:top w:val="single" w:sz="1" w:space="0" w:color="E2E8F0" tmln="3, 20, 20, 0, 0"/>
+              <w:left w:val="single" w:sz="1" w:space="0" w:color="E2E8F0" tmln="3, 20, 20, 0, 0"/>
+              <w:bottom w:val="single" w:sz="1" w:space="0" w:color="E2E8F0" tmln="3, 20, 20, 0, 0"/>
+              <w:right w:val="single" w:sz="1" w:space="0" w:color="E2E8F0" tmln="3, 20, 20, 0, 0"/>
+              <w:tl2br w:val="nil" w:sz="0" w:space="0" w:color="000000" tmln="20, 20, 20, 0, 0"/>
+              <w:tr2bl w:val="nil" w:sz="0" w:space="0" w:color="000000" tmln="20, 20, 20, 0, 0"/>
+            </w:tcBorders>
+            <w:tmTcPr id="1776711927" protected="0"/>
           </w:tcPr>
           <w:p>
-            <w:pPr>
-              <w:spacing w:before="0" w:after="0"/>
-            </w:pPr>
-            <w:r>
-              <w:rPr>
-                <w:rFonts w:ascii="Inter" w:hAnsi="Inter" w:cs="Inter"/>
-                <w:color w:val="64748B"/>
+            <w:pPr/>
+            <w:r>
+              <w:rPr>
+                <w:color w:val="64748b"/>
                 <w:sz w:val="20"/>
                 <w:szCs w:val="20"/>
               </w:rPr>
               <w:t>Called on save, receives ArrayBuffer</w:t>
             </w:r>
+            <w:r/>
           </w:p>
         </w:tc>
       </w:tr>
       <w:tr>
+        <w:trPr>
+          <w:tblHeader w:val="0"/>
+          <w:cantSplit w:val="0"/>
+          <w:trHeight w:val="0" w:hRule="auto"/>
+        </w:trPr>
         <w:tc>
           <w:tcPr>
             <w:tcW w:w="1885" w:type="dxa"/>
-            <w:tcBorders>
-              <w:top w:val="single" w:sz="1" w:color="E2E8F0"/>
-              <w:left w:val="single" w:sz="1" w:color="E2E8F0"/>
-              <w:bottom w:val="single" w:sz="1" w:color="E2E8F0"/>
-              <w:right w:val="single" w:sz="1" w:color="E2E8F0"/>
-            </w:tcBorders>
-            <w:shd w:val="clear" w:fill="FFFFFF"/>
+            <w:shd w:val="solid" w:color="FFFFFF" tmshd="1677721856, 0, 16777215"/>
             <w:tcMar>
               <w:top w:w="72" w:type="dxa"/>
               <w:left w:w="140" w:type="dxa"/>
               <w:bottom w:w="72" w:type="dxa"/>
               <w:right w:w="140" w:type="dxa"/>
             </w:tcMar>
+            <w:tcBorders>
+              <w:top w:val="single" w:sz="1" w:space="0" w:color="E2E8F0" tmln="3, 20, 20, 0, 0"/>
+              <w:left w:val="single" w:sz="1" w:space="0" w:color="E2E8F0" tmln="3, 20, 20, 0, 0"/>
+              <w:bottom w:val="single" w:sz="4" w:space="0" w:color="000000" tmln="10, 20, 20, 0, 0"/>
+              <w:right w:val="single" w:sz="1" w:space="0" w:color="E2E8F0" tmln="3, 20, 20, 0, 0"/>
+              <w:tl2br w:val="nil" w:sz="0" w:space="0" w:color="000000" tmln="20, 20, 20, 0, 0"/>
+              <w:tr2bl w:val="nil" w:sz="0" w:space="0" w:color="000000" tmln="20, 20, 20, 0, 0"/>
+            </w:tcBorders>
+            <w:tmTcPr id="1776711927" protected="0"/>
           </w:tcPr>
           <w:p>
-            <w:pPr>
-              <w:spacing w:before="0" w:after="0"/>
-            </w:pPr>
+            <w:pPr/>
             <w:r>
               <w:rPr>
                 <w:rFonts w:ascii="Courier New" w:hAnsi="Courier New" w:cs="Courier New"/>
-                <w:color w:val="2563EB"/>
+                <w:color w:val="2563eb"/>
                 <w:sz w:val="19"/>
                 <w:szCs w:val="19"/>
               </w:rPr>
               <w:t>onError</w:t>
             </w:r>
+            <w:r/>
           </w:p>
         </w:tc>
         <w:tc>
           <w:tcPr>
             <w:tcW w:w="1715" w:type="dxa"/>
-            <w:tcBorders>
-              <w:top w:val="single" w:sz="1" w:color="E2E8F0"/>
-              <w:left w:val="single" w:sz="1" w:color="E2E8F0"/>
-              <w:bottom w:val="single" w:sz="1" w:color="E2E8F0"/>
-              <w:right w:val="single" w:sz="1" w:color="E2E8F0"/>
-            </w:tcBorders>
-            <w:shd w:val="clear" w:fill="FFFFFF"/>
+            <w:shd w:val="solid" w:color="FFFFFF" tmshd="1677721856, 0, 16777215"/>
             <w:tcMar>
               <w:top w:w="72" w:type="dxa"/>
               <w:left w:w="140" w:type="dxa"/>
               <w:bottom w:w="72" w:type="dxa"/>
               <w:right w:w="140" w:type="dxa"/>
             </w:tcMar>
+            <w:tcBorders>
+              <w:top w:val="single" w:sz="1" w:space="0" w:color="E2E8F0" tmln="3, 20, 20, 0, 0"/>
+              <w:left w:val="single" w:sz="1" w:space="0" w:color="E2E8F0" tmln="3, 20, 20, 0, 0"/>
+              <w:bottom w:val="single" w:sz="4" w:space="0" w:color="000000" tmln="10, 20, 20, 0, 0"/>
+              <w:right w:val="single" w:sz="1" w:space="0" w:color="E2E8F0" tmln="3, 20, 20, 0, 0"/>
+              <w:tl2br w:val="nil" w:sz="0" w:space="0" w:color="000000" tmln="20, 20, 20, 0, 0"/>
+              <w:tr2bl w:val="nil" w:sz="0" w:space="0" w:color="000000" tmln="20, 20, 20, 0, 0"/>
+            </w:tcBorders>
+            <w:tmTcPr id="1776711927" protected="0"/>
           </w:tcPr>
           <w:p>
-            <w:pPr>
-              <w:spacing w:before="0" w:after="0"/>
-            </w:pPr>
+            <w:pPr/>
             <w:r>
               <w:rPr>
                 <w:rFonts w:ascii="Courier New" w:hAnsi="Courier New" w:cs="Courier New"/>
-                <w:color w:val="7C3AED"/>
+                <w:color w:val="7c3aed"/>
                 <w:sz w:val="19"/>
                 <w:szCs w:val="19"/>
               </w:rPr>
               <w:t>function</w:t>
             </w:r>
+            <w:r/>
           </w:p>
         </w:tc>
         <w:tc>
           <w:tcPr>
             <w:tcW w:w="965" w:type="dxa"/>
-            <w:tcBorders>
-              <w:top w:val="single" w:sz="1" w:color="E2E8F0"/>
-              <w:left w:val="single" w:sz="1" w:color="E2E8F0"/>
-              <w:bottom w:val="single" w:sz="1" w:color="E2E8F0"/>
-              <w:right w:val="single" w:sz="1" w:color="E2E8F0"/>
-            </w:tcBorders>
-            <w:shd w:val="clear" w:fill="FFFFFF"/>
+            <w:shd w:val="solid" w:color="FFFFFF" tmshd="1677721856, 0, 16777215"/>
             <w:tcMar>
               <w:top w:w="72" w:type="dxa"/>
               <w:left w:w="140" w:type="dxa"/>
               <w:bottom w:w="72" w:type="dxa"/>
               <w:right w:w="140" w:type="dxa"/>
             </w:tcMar>
+            <w:tcBorders>
+              <w:top w:val="single" w:sz="1" w:space="0" w:color="E2E8F0" tmln="3, 20, 20, 0, 0"/>
+              <w:left w:val="single" w:sz="1" w:space="0" w:color="E2E8F0" tmln="3, 20, 20, 0, 0"/>
+              <w:bottom w:val="single" w:sz="4" w:space="0" w:color="000000" tmln="10, 20, 20, 0, 0"/>
+              <w:right w:val="single" w:sz="1" w:space="0" w:color="E2E8F0" tmln="3, 20, 20, 0, 0"/>
+              <w:tl2br w:val="nil" w:sz="0" w:space="0" w:color="000000" tmln="20, 20, 20, 0, 0"/>
+              <w:tr2bl w:val="nil" w:sz="0" w:space="0" w:color="000000" tmln="20, 20, 20, 0, 0"/>
+            </w:tcBorders>
+            <w:tmTcPr id="1776711927" protected="0"/>
           </w:tcPr>
           <w:p>
-            <w:pPr>
-              <w:spacing w:before="0" w:after="0"/>
-            </w:pPr>
+            <w:pPr/>
             <w:r>
               <w:rPr>
                 <w:rFonts w:ascii="Courier New" w:hAnsi="Courier New" w:cs="Courier New"/>
-                <w:color w:val="64748B"/>
+                <w:color w:val="64748b"/>
                 <w:sz w:val="19"/>
                 <w:szCs w:val="19"/>
               </w:rPr>
               <w:t>—</w:t>
             </w:r>
+            <w:r/>
           </w:p>
         </w:tc>
         <w:tc>
           <w:tcPr>
             <w:tcW w:w="4795" w:type="dxa"/>
-            <w:tcBorders>
-              <w:top w:val="single" w:sz="1" w:color="E2E8F0"/>
-              <w:left w:val="single" w:sz="1" w:color="E2E8F0"/>
-              <w:bottom w:val="single" w:sz="1" w:color="E2E8F0"/>
-              <w:right w:val="single" w:sz="1" w:color="E2E8F0"/>
-            </w:tcBorders>
-            <w:shd w:val="clear" w:fill="FFFFFF"/>
+            <w:shd w:val="solid" w:color="FFFFFF" tmshd="1677721856, 0, 16777215"/>
             <w:tcMar>
               <w:top w:w="72" w:type="dxa"/>
               <w:left w:w="140" w:type="dxa"/>
               <w:bottom w:w="72" w:type="dxa"/>
               <w:right w:w="140" w:type="dxa"/>
             </w:tcMar>
+            <w:tcBorders>
+              <w:top w:val="single" w:sz="1" w:space="0" w:color="E2E8F0" tmln="3, 20, 20, 0, 0"/>
+              <w:left w:val="single" w:sz="1" w:space="0" w:color="E2E8F0" tmln="3, 20, 20, 0, 0"/>
+              <w:bottom w:val="single" w:sz="4" w:space="0" w:color="000000" tmln="10, 20, 20, 0, 0"/>
+              <w:right w:val="single" w:sz="1" w:space="0" w:color="E2E8F0" tmln="3, 20, 20, 0, 0"/>
+              <w:tl2br w:val="nil" w:sz="0" w:space="0" w:color="000000" tmln="20, 20, 20, 0, 0"/>
+              <w:tr2bl w:val="nil" w:sz="0" w:space="0" w:color="000000" tmln="20, 20, 20, 0, 0"/>
+            </w:tcBorders>
+            <w:tmTcPr id="1776711927" protected="0"/>
           </w:tcPr>
           <w:p>
-            <w:pPr>
-              <w:spacing w:before="0" w:after="0"/>
-            </w:pPr>
-            <w:r>
-              <w:rPr>
-                <w:rFonts w:ascii="Inter" w:hAnsi="Inter" w:cs="Inter"/>
-                <w:color w:val="64748B"/>
+            <w:pPr/>
+            <w:r>
+              <w:rPr>
+                <w:color w:val="64748b"/>
                 <w:sz w:val="20"/>
                 <w:szCs w:val="20"/>
               </w:rPr>
               <w:t>Called on error</w:t>
             </w:r>
+            <w:r/>
           </w:p>
         </w:tc>
       </w:tr>
     </w:tbl>
     <w:p>
       <w:pPr>
-        <w:spacing w:before="80" w:after="0"/>
-      </w:pPr>
+        <w:spacing w:before="80"/>
+      </w:pPr>
+      <w:r/>
     </w:p>
     <w:p>
+      <w:pPr>
+        <w:spacing w:before="180" w:after="40"/>
+      </w:pPr>
       <w:r>
         <w:br w:type="page"/>
       </w:r>
-    </w:p>
-    <w:p>
-      <w:pPr>
-        <w:spacing w:before="180" w:after="40"/>
-      </w:pPr>
-      <w:r>
-        <w:rPr>
-          <w:rFonts w:ascii="Inter" w:hAnsi="Inter" w:cs="Inter"/>
+      <w:r>
+        <w:rPr>
           <w:b/>
           <w:bCs/>
-          <w:color w:val="0F172A"/>
-          <w:sz w:val="22"/>
-          <w:szCs w:val="22"/>
+          <w:color w:val="0f172a"/>
         </w:rPr>
         <w:t>Ref methods</w:t>
       </w:r>
+      <w:r/>
     </w:p>
     <w:tbl>
       <w:tblPr>
+        <w:tblStyle w:val="TableNormal"/>
+        <w:name w:val="Table4"/>
+        <w:tabOrder w:val="0"/>
+        <w:jc w:val="left"/>
+        <w:tblInd w:w="0" w:type="dxa"/>
         <w:tblW w:w="9360" w:type="dxa"/>
-        <w:tblBorders>
-          <w:top w:val="single" w:sz="4" w:color="auto"/>
-          <w:left w:val="single" w:sz="4" w:color="auto"/>
-          <w:bottom w:val="single" w:sz="4" w:color="auto"/>
-          <w:right w:val="single" w:sz="4" w:color="auto"/>
-          <w:insideH w:val="single" w:sz="4" w:color="auto"/>
-          <w:insideV w:val="single" w:sz="4" w:color="auto"/>
-        </w:tblBorders>
+        <w:tblLook w:val="0600" w:firstRow="0" w:lastRow="0" w:firstColumn="0" w:lastColumn="0" w:noHBand="1" w:noVBand="1"/>
       </w:tblPr>
       <w:tblGrid>
         <w:gridCol w:w="9360"/>
       </w:tblGrid>
       <w:tr>
+        <w:trPr>
+          <w:tblHeader w:val="0"/>
+          <w:cantSplit w:val="0"/>
+          <w:trHeight w:val="0" w:hRule="auto"/>
+        </w:trPr>
         <w:tc>
           <w:tcPr>
             <w:tcW w:w="9360" w:type="dxa"/>
-            <w:tcBorders>
-              <w:top w:val="single" w:sz="1" w:color="E2E8F0"/>
-              <w:left w:val="single" w:sz="8" w:color="2563EB"/>
-              <w:bottom w:val="single" w:sz="1" w:color="E2E8F0"/>
-              <w:right w:val="single" w:sz="1" w:color="E2E8F0"/>
-            </w:tcBorders>
-            <w:shd w:val="clear" w:fill="F1F5F9"/>
+            <w:shd w:val="solid" w:color="F1F5F9" tmshd="1677721856, 0, 16381425"/>
             <w:tcMar>
               <w:top w:w="120" w:type="dxa"/>
               <w:left w:w="200" w:type="dxa"/>
               <w:bottom w:w="120" w:type="dxa"/>
               <w:right w:w="200" w:type="dxa"/>
             </w:tcMar>
+            <w:tcBorders>
+              <w:top w:val="single" w:sz="1" w:space="0" w:color="E2E8F0" tmln="3, 20, 20, 0, 0"/>
+              <w:left w:val="single" w:sz="8" w:space="0" w:color="2563EB" tmln="20, 20, 20, 0, 0"/>
+              <w:bottom w:val="single" w:sz="4" w:space="0" w:color="000000" tmln="10, 20, 20, 0, 0"/>
+              <w:right w:val="single" w:sz="1" w:space="0" w:color="E2E8F0" tmln="3, 20, 20, 0, 0"/>
+              <w:tl2br w:val="nil" w:sz="0" w:space="0" w:color="000000" tmln="20, 20, 20, 0, 0"/>
+              <w:tr2bl w:val="nil" w:sz="0" w:space="0" w:color="000000" tmln="20, 20, 20, 0, 0"/>
+            </w:tcBorders>
+            <w:tmTcPr id="1776711927" protected="0"/>
           </w:tcPr>
           <w:p>
-            <w:pPr>
-              <w:spacing w:before="0" w:after="0"/>
-            </w:pPr>
+            <w:pPr/>
             <w:r>
               <w:rPr>
                 <w:rFonts w:ascii="Courier New" w:hAnsi="Courier New" w:cs="Courier New"/>
-                <w:color w:val="0F172A"/>
+                <w:color w:val="0f172a"/>
                 <w:sz w:val="19"/>
                 <w:szCs w:val="19"/>
               </w:rPr>
               <w:t>const ref = useRef&lt;DocxEditorRef&gt;(null)</w:t>
             </w:r>
-          </w:p>
-          <w:p>
-            <w:pPr>
-              <w:spacing w:before="0" w:after="0"/>
-            </w:pPr>
-          </w:p>
-          <w:p>
-            <w:pPr>
-              <w:spacing w:before="0" w:after="0"/>
-            </w:pPr>
+            <w:r/>
+          </w:p>
+          <w:p>
+            <w:pPr/>
+            <w:r/>
+          </w:p>
+          <w:p>
+            <w:pPr/>
             <w:r>
               <w:rPr>
                 <w:rFonts w:ascii="Courier New" w:hAnsi="Courier New" w:cs="Courier New"/>
-                <w:color w:val="0F172A"/>
+                <w:color w:val="0f172a"/>
                 <w:sz w:val="19"/>
                 <w:szCs w:val="19"/>
               </w:rPr>
-              <w:t xml:space="preserve">await ref.current.save()          // ArrayBuffer of the .docx</w:t>
-            </w:r>
-          </w:p>
-          <w:p>
-            <w:pPr>
-              <w:spacing w:before="0" w:after="0"/>
-            </w:pPr>
+              <w:t>await ref.current.save()          // ArrayBuffer of the .docx</w:t>
+            </w:r>
+            <w:r/>
+          </w:p>
+          <w:p>
+            <w:pPr/>
             <w:r>
               <w:rPr>
                 <w:rFonts w:ascii="Courier New" w:hAnsi="Courier New" w:cs="Courier New"/>
-                <w:color w:val="0F172A"/>
+                <w:color w:val="0f172a"/>
                 <w:sz w:val="19"/>
                 <w:szCs w:val="19"/>
               </w:rPr>
-              <w:t xml:space="preserve">ref.current.getDocument()         // current document object</w:t>
-            </w:r>
-          </w:p>
-          <w:p>
-            <w:pPr>
-              <w:spacing w:before="0" w:after="0"/>
-            </w:pPr>
+              <w:t>ref.current.getDocument()         // current document object</w:t>
+            </w:r>
+            <w:r/>
+          </w:p>
+          <w:p>
+            <w:pPr/>
             <w:r>
               <w:rPr>
                 <w:rFonts w:ascii="Courier New" w:hAnsi="Courier New" w:cs="Courier New"/>
-                <w:color w:val="0F172A"/>
+                <w:color w:val="0f172a"/>
                 <w:sz w:val="19"/>
                 <w:szCs w:val="19"/>
               </w:rPr>
-              <w:t xml:space="preserve">ref.current.setZoom(1.5)          // set zoom to 150%</w:t>
-            </w:r>
-          </w:p>
-          <w:p>
-            <w:pPr>
-              <w:spacing w:before="0" w:after="0"/>
-            </w:pPr>
+              <w:t>ref.current.setZoom(1.5)          // set zoom to 150%</w:t>
+            </w:r>
+            <w:r/>
+          </w:p>
+          <w:p>
+            <w:pPr/>
             <w:r>
               <w:rPr>
                 <w:rFonts w:ascii="Courier New" w:hAnsi="Courier New" w:cs="Courier New"/>
-                <w:color w:val="0F172A"/>
+                <w:color w:val="0f172a"/>
                 <w:sz w:val="19"/>
                 <w:szCs w:val="19"/>
               </w:rPr>
-              <w:t xml:space="preserve">ref.current.scrollToPage(3)       // scroll to page 3</w:t>
-            </w:r>
-          </w:p>
-          <w:p>
-            <w:pPr>
-              <w:spacing w:before="0" w:after="0"/>
-            </w:pPr>
+              <w:t>ref.current.scrollToPage(3)       // scroll to page 3</w:t>
+            </w:r>
+            <w:r/>
+          </w:p>
+          <w:p>
+            <w:pPr/>
             <w:r>
               <w:rPr>
                 <w:rFonts w:ascii="Courier New" w:hAnsi="Courier New" w:cs="Courier New"/>
-                <w:color w:val="0F172A"/>
+                <w:color w:val="0f172a"/>
                 <w:sz w:val="19"/>
                 <w:szCs w:val="19"/>
               </w:rPr>
-              <w:t xml:space="preserve">ref.current.print()               // print</w:t>
-            </w:r>
+              <w:t>ref.current.print()               // print</w:t>
+            </w:r>
+            <w:r/>
           </w:p>
         </w:tc>
       </w:tr>
     </w:tbl>
     <w:p>
       <w:pPr>
-        <w:spacing w:before="160" w:after="0"/>
-      </w:pPr>
+        <w:spacing w:before="160"/>
+      </w:pPr>
+      <w:r/>
     </w:p>
     <w:p>
       <w:pPr>
+        <w:spacing w:before="300" w:after="80"/>
         <w:pBdr>
-          <w:bottom w:val="single" w:sz="3" w:space="4" w:color="E2E8F0"/>
+          <w:top w:val="nil" w:sz="0" w:space="3" w:color="000000" tmln="20, 20, 20, 0, 60"/>
+          <w:left w:val="nil" w:sz="0" w:space="3" w:color="000000" tmln="20, 20, 20, 0, 60"/>
+          <w:bottom w:val="single" w:sz="3" w:space="4" w:color="E2E8F0" tmln="8, 20, 20, 0, 80"/>
+          <w:right w:val="nil" w:sz="0" w:space="3" w:color="000000" tmln="20, 20, 20, 0, 60"/>
+          <w:between w:val="nil" w:sz="0" w:space="0" w:color="000000" tmln="20, 20, 20, 0, 0"/>
         </w:pBdr>
-        <w:spacing w:before="300" w:after="80"/>
-      </w:pPr>
-      <w:r>
-        <w:rPr>
-          <w:rFonts w:ascii="Inter" w:hAnsi="Inter" w:cs="Inter"/>
+        <w:shd w:val="none"/>
+      </w:pPr>
+      <w:r>
+        <w:rPr>
           <w:b/>
           <w:bCs/>
-          <w:color w:val="0F172A"/>
+          <w:color w:val="0f172a"/>
           <w:sz w:val="32"/>
           <w:szCs w:val="32"/>
         </w:rPr>
-        <w:t xml:space="preserve">4.  Contributing</w:t>
-      </w:r>
+        <w:t>4.  Contributing</w:t>
+      </w:r>
+      <w:r/>
     </w:p>
     <w:p>
       <w:pPr>
@@ -2248,39 +2288,35 @@
       </w:pPr>
       <w:r>
         <w:rPr>
-          <w:rFonts w:ascii="Inter" w:hAnsi="Inter" w:cs="Inter"/>
-          <w:color w:val="0F172A"/>
-          <w:sz w:val="22"/>
-          <w:szCs w:val="22"/>
+          <w:color w:val="0f172a"/>
         </w:rPr>
         <w:t xml:space="preserve">Read </w:t>
       </w:r>
-      <w:hyperlink r:id="rIdbckue47mmm_l1hxfnuyyt">
+      <w:hyperlink r:id="rId12" w:history="1">
         <w:r>
           <w:rPr>
             <w:rFonts w:ascii="Courier New" w:hAnsi="Courier New" w:cs="Courier New"/>
-            <w:color w:val="2563EB"/>
+            <w:color w:val="2563eb"/>
             <w:sz w:val="19"/>
             <w:szCs w:val="19"/>
-            <w:u w:val="single"/>
+            <w:u w:color="auto" w:val="single"/>
           </w:rPr>
           <w:t>docs/PLUGINS.md</w:t>
         </w:r>
       </w:hyperlink>
       <w:r>
         <w:rPr>
-          <w:rFonts w:ascii="Inter" w:hAnsi="Inter" w:cs="Inter"/>
-          <w:color w:val="0F172A"/>
-          <w:sz w:val="22"/>
-          <w:szCs w:val="22"/>
+          <w:color w:val="0f172a"/>
         </w:rPr>
         <w:t xml:space="preserve"> before opening a pull request that touches the plugin API.</w:t>
       </w:r>
+      <w:r/>
     </w:p>
     <w:p>
       <w:pPr>
-        <w:spacing w:before="60" w:after="0"/>
-      </w:pPr>
+        <w:spacing w:before="60"/>
+      </w:pPr>
+      <w:r/>
     </w:p>
     <w:p>
       <w:pPr>
@@ -2288,59 +2324,52 @@
       </w:pPr>
       <w:r>
         <w:rPr>
-          <w:rFonts w:ascii="Inter" w:hAnsi="Inter" w:cs="Inter"/>
           <w:b/>
           <w:bCs/>
-          <w:color w:val="0F172A"/>
-          <w:sz w:val="22"/>
-          <w:szCs w:val="22"/>
+          <w:color w:val="0f172a"/>
         </w:rPr>
         <w:t>Ground rules</w:t>
       </w:r>
+      <w:r/>
     </w:p>
     <w:p>
       <w:pPr>
-        <w:pStyle w:val="ListParagraph"/>
+        <w:pStyle w:val="para9"/>
         <w:numPr>
           <w:ilvl w:val="0"/>
-          <w:numId w:val="2"/>
+          <w:numId w:val="1"/>
         </w:numPr>
+        <w:ind w:left="640" w:hanging="320"/>
         <w:spacing w:before="40" w:after="40"/>
-        <w:ind w:left="640" w:hanging="320"/>
-      </w:pPr>
-      <w:r>
-        <w:rPr>
-          <w:rFonts w:ascii="Inter" w:hAnsi="Inter" w:cs="Inter"/>
-          <w:color w:val="0F172A"/>
-          <w:sz w:val="22"/>
-          <w:szCs w:val="22"/>
+      </w:pPr>
+      <w:r>
+        <w:rPr>
+          <w:color w:val="0f172a"/>
         </w:rPr>
         <w:t>Every PR must pass the round-trip test: load a .docx, apply an edit, export, reload — content and formatting must be stable on unchanged content.</w:t>
       </w:r>
+      <w:r/>
     </w:p>
     <w:p>
       <w:pPr>
-        <w:pStyle w:val="ListParagraph"/>
+        <w:pStyle w:val="para9"/>
         <w:numPr>
           <w:ilvl w:val="0"/>
-          <w:numId w:val="2"/>
+          <w:numId w:val="1"/>
         </w:numPr>
+        <w:ind w:left="640" w:hanging="320"/>
         <w:spacing w:before="40" w:after="40"/>
-        <w:ind w:left="640" w:hanging="320"/>
-      </w:pPr>
-      <w:r>
-        <w:rPr>
-          <w:rFonts w:ascii="Inter" w:hAnsi="Inter" w:cs="Inter"/>
-          <w:color w:val="0F172A"/>
-          <w:sz w:val="22"/>
-          <w:szCs w:val="22"/>
+      </w:pPr>
+      <w:r>
+        <w:rPr>
+          <w:color w:val="0f172a"/>
         </w:rPr>
         <w:t xml:space="preserve">Run </w:t>
       </w:r>
       <w:r>
         <w:rPr>
           <w:rFonts w:ascii="Courier New" w:hAnsi="Courier New" w:cs="Courier New"/>
-          <w:color w:val="0F172A"/>
+          <w:color w:val="0f172a"/>
           <w:sz w:val="19"/>
           <w:szCs w:val="19"/>
         </w:rPr>
@@ -2348,17 +2377,14 @@
       </w:r>
       <w:r>
         <w:rPr>
-          <w:rFonts w:ascii="Inter" w:hAnsi="Inter" w:cs="Inter"/>
-          <w:color w:val="0F172A"/>
-          <w:sz w:val="22"/>
-          <w:szCs w:val="22"/>
+          <w:color w:val="0f172a"/>
         </w:rPr>
         <w:t xml:space="preserve"> and </w:t>
       </w:r>
       <w:r>
         <w:rPr>
           <w:rFonts w:ascii="Courier New" w:hAnsi="Courier New" w:cs="Courier New"/>
-          <w:color w:val="0F172A"/>
+          <w:color w:val="0f172a"/>
           <w:sz w:val="19"/>
           <w:szCs w:val="19"/>
         </w:rPr>
@@ -2366,42 +2392,34 @@
       </w:r>
       <w:r>
         <w:rPr>
-          <w:rFonts w:ascii="Inter" w:hAnsi="Inter" w:cs="Inter"/>
-          <w:color w:val="0F172A"/>
-          <w:sz w:val="22"/>
-          <w:szCs w:val="22"/>
+          <w:color w:val="0f172a"/>
         </w:rPr>
         <w:t xml:space="preserve"> locally before pushing.</w:t>
       </w:r>
+      <w:r/>
     </w:p>
     <w:p>
       <w:pPr>
-        <w:pStyle w:val="ListParagraph"/>
+        <w:pStyle w:val="para9"/>
         <w:numPr>
           <w:ilvl w:val="0"/>
-          <w:numId w:val="2"/>
+          <w:numId w:val="1"/>
         </w:numPr>
+        <w:ind w:left="640" w:hanging="320"/>
         <w:spacing w:before="40" w:after="40"/>
-        <w:ind w:left="640" w:hanging="320"/>
-      </w:pPr>
-      <w:del w:id="14" w:author="anon-contributor" w:date="2026-03-04T23:44:00Z">
+      </w:pPr>
+      <w:del w:id="5" w:author="anon-contributor" w:date="2026-03-04T23:44:00Z" w:revision="1">
         <w:r>
           <w:rPr>
-            <w:rFonts w:ascii="Inter" w:hAnsi="Inter" w:cs="Inter"/>
-            <w:color w:val="0F172A"/>
-            <w:sz w:val="22"/>
-            <w:szCs w:val="22"/>
+            <w:color w:val="0f172a"/>
           </w:rPr>
           <w:delText>Do not introduce intermediate HTML serialisation. This is a hard constraint.</w:delText>
         </w:r>
       </w:del>
-      <w:ins w:id="15" w:author="anon-contributor" w:date="2026-03-04T23:44:00Z">
+      <w:ins w:id="6" w:author="anon-contributor" w:date="2026-03-04T23:44:00Z" w:revision="1">
         <w:r>
           <w:rPr>
-            <w:rFonts w:ascii="Inter" w:hAnsi="Inter" w:cs="Inter"/>
-            <w:color w:val="0F172A"/>
-            <w:sz w:val="22"/>
-            <w:szCs w:val="22"/>
+            <w:color w:val="0f172a"/>
           </w:rPr>
           <w:t>Avoid intermediate HTML serialisation where possible.</w:t>
         </w:r>
@@ -2409,28 +2427,27 @@
     </w:p>
     <w:p>
       <w:pPr>
-        <w:pStyle w:val="ListParagraph"/>
+        <w:pStyle w:val="para9"/>
         <w:numPr>
           <w:ilvl w:val="0"/>
-          <w:numId w:val="2"/>
+          <w:numId w:val="1"/>
         </w:numPr>
+        <w:ind w:left="640" w:hanging="320"/>
         <w:spacing w:before="40" w:after="40"/>
-        <w:ind w:left="640" w:hanging="320"/>
-      </w:pPr>
-      <w:r>
-        <w:rPr>
-          <w:rFonts w:ascii="Inter" w:hAnsi="Inter" w:cs="Inter"/>
-          <w:color w:val="0F172A"/>
-          <w:sz w:val="22"/>
-          <w:szCs w:val="22"/>
+      </w:pPr>
+      <w:r>
+        <w:rPr>
+          <w:color w:val="0f172a"/>
         </w:rPr>
         <w:t>Tracked changes and comments must survive a full OOXML round-trip — save, open in Word, verify changes are reviewable, reload in the editor.</w:t>
       </w:r>
+      <w:r/>
     </w:p>
     <w:p>
       <w:pPr>
-        <w:spacing w:before="80" w:after="0"/>
-      </w:pPr>
+        <w:spacing w:before="80"/>
+      </w:pPr>
+      <w:r/>
     </w:p>
     <w:p>
       <w:pPr>
@@ -2438,287 +2455,342 @@
       </w:pPr>
       <w:r>
         <w:rPr>
-          <w:rFonts w:ascii="Inter" w:hAnsi="Inter" w:cs="Inter"/>
           <w:b/>
           <w:bCs/>
-          <w:color w:val="0F172A"/>
-          <w:sz w:val="22"/>
-          <w:szCs w:val="22"/>
+          <w:color w:val="0f172a"/>
         </w:rPr>
         <w:t>Dev setup</w:t>
       </w:r>
+      <w:r/>
     </w:p>
     <w:tbl>
       <w:tblPr>
+        <w:tblStyle w:val="TableNormal"/>
+        <w:name w:val="Table5"/>
+        <w:tabOrder w:val="0"/>
+        <w:jc w:val="left"/>
+        <w:tblInd w:w="0" w:type="dxa"/>
         <w:tblW w:w="9360" w:type="dxa"/>
-        <w:tblBorders>
-          <w:top w:val="single" w:sz="4" w:color="auto"/>
-          <w:left w:val="single" w:sz="4" w:color="auto"/>
-          <w:bottom w:val="single" w:sz="4" w:color="auto"/>
-          <w:right w:val="single" w:sz="4" w:color="auto"/>
-          <w:insideH w:val="single" w:sz="4" w:color="auto"/>
-          <w:insideV w:val="single" w:sz="4" w:color="auto"/>
-        </w:tblBorders>
+        <w:tblLook w:val="0600" w:firstRow="0" w:lastRow="0" w:firstColumn="0" w:lastColumn="0" w:noHBand="1" w:noVBand="1"/>
       </w:tblPr>
       <w:tblGrid>
         <w:gridCol w:w="9360"/>
       </w:tblGrid>
       <w:tr>
+        <w:trPr>
+          <w:tblHeader w:val="0"/>
+          <w:cantSplit w:val="0"/>
+          <w:trHeight w:val="0" w:hRule="auto"/>
+        </w:trPr>
         <w:tc>
           <w:tcPr>
             <w:tcW w:w="9360" w:type="dxa"/>
-            <w:tcBorders>
-              <w:top w:val="single" w:sz="1" w:color="E2E8F0"/>
-              <w:left w:val="single" w:sz="8" w:color="2563EB"/>
-              <w:bottom w:val="single" w:sz="1" w:color="E2E8F0"/>
-              <w:right w:val="single" w:sz="1" w:color="E2E8F0"/>
-            </w:tcBorders>
-            <w:shd w:val="clear" w:fill="F1F5F9"/>
+            <w:shd w:val="solid" w:color="F1F5F9" tmshd="1677721856, 0, 16381425"/>
             <w:tcMar>
               <w:top w:w="120" w:type="dxa"/>
               <w:left w:w="200" w:type="dxa"/>
               <w:bottom w:w="120" w:type="dxa"/>
               <w:right w:w="200" w:type="dxa"/>
             </w:tcMar>
+            <w:tcBorders>
+              <w:top w:val="single" w:sz="1" w:space="0" w:color="E2E8F0" tmln="3, 20, 20, 0, 0"/>
+              <w:left w:val="single" w:sz="8" w:space="0" w:color="2563EB" tmln="20, 20, 20, 0, 0"/>
+              <w:bottom w:val="single" w:sz="4" w:space="0" w:color="000000" tmln="10, 20, 20, 0, 0"/>
+              <w:right w:val="single" w:sz="1" w:space="0" w:color="E2E8F0" tmln="3, 20, 20, 0, 0"/>
+              <w:tl2br w:val="nil" w:sz="0" w:space="0" w:color="000000" tmln="20, 20, 20, 0, 0"/>
+              <w:tr2bl w:val="nil" w:sz="0" w:space="0" w:color="000000" tmln="20, 20, 20, 0, 0"/>
+            </w:tcBorders>
+            <w:tmTcPr id="1776711927" protected="0"/>
           </w:tcPr>
           <w:p>
-            <w:pPr>
-              <w:spacing w:before="0" w:after="0"/>
-            </w:pPr>
+            <w:pPr/>
             <w:r>
               <w:rPr>
                 <w:rFonts w:ascii="Courier New" w:hAnsi="Courier New" w:cs="Courier New"/>
-                <w:color w:val="0F172A"/>
+                <w:color w:val="0f172a"/>
                 <w:sz w:val="19"/>
                 <w:szCs w:val="19"/>
               </w:rPr>
               <w:t>bun install</w:t>
             </w:r>
-          </w:p>
-          <w:p>
-            <w:pPr>
-              <w:spacing w:before="0" w:after="0"/>
-            </w:pPr>
+            <w:r/>
+          </w:p>
+          <w:p>
+            <w:pPr/>
             <w:r>
               <w:rPr>
                 <w:rFonts w:ascii="Courier New" w:hAnsi="Courier New" w:cs="Courier New"/>
-                <w:color w:val="0F172A"/>
+                <w:color w:val="0f172a"/>
                 <w:sz w:val="19"/>
                 <w:szCs w:val="19"/>
               </w:rPr>
-              <w:t xml:space="preserve">bun run dev          // Vite demo on localhost:5173</w:t>
-            </w:r>
+              <w:t>bun run dev          // Vite demo on localhost:5173</w:t>
+            </w:r>
+            <w:r/>
           </w:p>
         </w:tc>
       </w:tr>
     </w:tbl>
     <w:p>
       <w:pPr>
-        <w:spacing w:before="200" w:after="0"/>
-      </w:pPr>
+        <w:spacing w:before="200"/>
+      </w:pPr>
+      <w:r/>
     </w:p>
     <w:p>
       <w:pPr>
+        <w:spacing w:before="300" w:after="80"/>
         <w:pBdr>
-          <w:bottom w:val="single" w:sz="3" w:space="4" w:color="E2E8F0"/>
+          <w:top w:val="nil" w:sz="0" w:space="3" w:color="000000" tmln="20, 20, 20, 0, 60"/>
+          <w:left w:val="nil" w:sz="0" w:space="3" w:color="000000" tmln="20, 20, 20, 0, 60"/>
+          <w:bottom w:val="single" w:sz="3" w:space="4" w:color="E2E8F0" tmln="8, 20, 20, 0, 80"/>
+          <w:right w:val="nil" w:sz="0" w:space="3" w:color="000000" tmln="20, 20, 20, 0, 60"/>
+          <w:between w:val="nil" w:sz="0" w:space="0" w:color="000000" tmln="20, 20, 20, 0, 0"/>
         </w:pBdr>
-        <w:spacing w:before="300" w:after="80"/>
-      </w:pPr>
-      <w:r>
-        <w:rPr>
-          <w:rFonts w:ascii="Inter" w:hAnsi="Inter" w:cs="Inter"/>
+        <w:shd w:val="none"/>
+      </w:pPr>
+      <w:r>
+        <w:rPr>
           <w:b/>
           <w:bCs/>
-          <w:color w:val="0F172A"/>
+          <w:color w:val="0f172a"/>
           <w:sz w:val="32"/>
           <w:szCs w:val="32"/>
         </w:rPr>
         <w:t>Sign-off</w:t>
       </w:r>
+      <w:r/>
     </w:p>
     <w:p>
       <w:pPr>
-        <w:spacing w:before="60" w:after="0"/>
-      </w:pPr>
+        <w:spacing w:before="60"/>
+      </w:pPr>
+      <w:r/>
     </w:p>
     <w:tbl>
       <w:tblPr>
+        <w:tblStyle w:val="TableNormal"/>
+        <w:name w:val="Table6"/>
+        <w:tabOrder w:val="0"/>
+        <w:jc w:val="left"/>
+        <w:tblInd w:w="0" w:type="dxa"/>
         <w:tblW w:w="9360" w:type="dxa"/>
-        <w:tblBorders>
-          <w:top w:val="single" w:sz="4" w:color="auto"/>
-          <w:left w:val="single" w:sz="4" w:color="auto"/>
-          <w:bottom w:val="single" w:sz="4" w:color="auto"/>
-          <w:right w:val="single" w:sz="4" w:color="auto"/>
-          <w:insideH w:val="single" w:sz="4" w:color="auto"/>
-          <w:insideV w:val="single" w:sz="4" w:color="auto"/>
-        </w:tblBorders>
+        <w:tblLook w:val="0600" w:firstRow="0" w:lastRow="0" w:firstColumn="0" w:lastColumn="0" w:noHBand="1" w:noVBand="1"/>
       </w:tblPr>
       <w:tblGrid>
         <w:gridCol w:w="4680"/>
         <w:gridCol w:w="4680"/>
       </w:tblGrid>
       <w:tr>
+        <w:trPr>
+          <w:tblHeader w:val="0"/>
+          <w:cantSplit w:val="0"/>
+          <w:trHeight w:val="0" w:hRule="auto"/>
+        </w:trPr>
         <w:tc>
           <w:tcPr>
             <w:tcW w:w="4680" w:type="dxa"/>
-            <w:tcBorders>
-              <w:top w:val="single" w:sz="4" w:color="auto"/>
-              <w:left w:val="single" w:sz="4" w:color="auto"/>
-              <w:bottom w:val="single" w:sz="4" w:color="auto"/>
-              <w:right w:val="single" w:sz="4" w:color="auto"/>
-            </w:tcBorders>
+            <w:shd w:val="none"/>
             <w:tcMar>
               <w:top w:w="80" w:type="dxa"/>
               <w:left w:w="0" w:type="dxa"/>
               <w:bottom w:w="80" w:type="dxa"/>
               <w:right w:w="200" w:type="dxa"/>
             </w:tcMar>
+            <w:tcBorders>
+              <w:top w:val="single" w:sz="4" w:space="0" w:color="000000" tmln="10, 20, 20, 0, 0"/>
+              <w:left w:val="single" w:sz="4" w:space="0" w:color="000000" tmln="10, 20, 20, 0, 0"/>
+              <w:bottom w:val="single" w:sz="4" w:space="0" w:color="000000" tmln="10, 20, 20, 0, 0"/>
+              <w:right w:val="single" w:sz="4" w:space="0" w:color="000000" tmln="10, 20, 20, 0, 0"/>
+              <w:tl2br w:val="nil" w:sz="0" w:space="0" w:color="000000" tmln="20, 20, 20, 0, 0"/>
+              <w:tr2bl w:val="nil" w:sz="0" w:space="0" w:color="000000" tmln="20, 20, 20, 0, 0"/>
+            </w:tcBorders>
+            <w:tmTcPr id="1776711927" protected="0"/>
           </w:tcPr>
           <w:p>
             <w:pPr>
-              <w:spacing w:before="0" w:after="8"/>
-            </w:pPr>
-            <w:r>
-              <w:rPr>
-                <w:rFonts w:ascii="Inter" w:hAnsi="Inter" w:cs="Inter"/>
+              <w:spacing w:after="8"/>
+              <w:rPr>
                 <w:b/>
                 <w:bCs/>
-                <w:color w:val="0F172A"/>
+                <w:color w:val="0f172a"/>
                 <w:sz w:val="24"/>
                 <w:szCs w:val="24"/>
               </w:rPr>
-              <w:t>EigenPal</w:t>
+            </w:pPr>
+            <w:r>
+              <w:rPr>
+                <w:b/>
+                <w:bCs/>
+                <w:color w:val="0f172a"/>
+                <w:sz w:val="24"/>
+                <w:szCs w:val="24"/>
+              </w:rPr>
+              <w:t>Postnzt</w:t>
             </w:r>
           </w:p>
           <w:p>
             <w:pPr>
-              <w:spacing w:before="0" w:after="320"/>
+              <w:spacing w:after="320"/>
             </w:pPr>
             <w:r>
               <w:rPr>
-                <w:rFonts w:ascii="Inter" w:hAnsi="Inter" w:cs="Inter"/>
-                <w:color w:val="64748B"/>
+                <w:color w:val="64748b"/>
                 <w:sz w:val="20"/>
                 <w:szCs w:val="20"/>
               </w:rPr>
-              <w:t xml:space="preserve">Maintainer  ·  eigenpal.com</w:t>
-            </w:r>
+              <w:t>Maintainer  ·  jhunecarlotrogelio.com</w:t>
+            </w:r>
+            <w:r/>
           </w:p>
           <w:p>
             <w:pPr>
+              <w:spacing w:after="60"/>
               <w:pBdr>
-                <w:bottom w:val="single" w:sz="3" w:space="1" w:color="E2E8F0"/>
+                <w:top w:val="nil" w:sz="0" w:space="3" w:color="000000" tmln="20, 20, 20, 0, 60"/>
+                <w:left w:val="nil" w:sz="0" w:space="3" w:color="000000" tmln="20, 20, 20, 0, 60"/>
+                <w:bottom w:val="single" w:sz="3" w:space="1" w:color="E2E8F0" tmln="8, 20, 20, 0, 20"/>
+                <w:right w:val="nil" w:sz="0" w:space="3" w:color="000000" tmln="20, 20, 20, 0, 60"/>
+                <w:between w:val="nil" w:sz="0" w:space="0" w:color="000000" tmln="20, 20, 20, 0, 0"/>
               </w:pBdr>
-              <w:spacing w:after="60"/>
+              <w:shd w:val="none"/>
             </w:pPr>
-          </w:p>
-          <w:p>
-            <w:pPr>
-              <w:spacing w:before="0" w:after="0"/>
-            </w:pPr>
-            <w:r>
-              <w:rPr>
-                <w:rFonts w:ascii="Inter" w:hAnsi="Inter" w:cs="Inter"/>
-                <w:color w:val="64748B"/>
+            <w:r/>
+          </w:p>
+          <w:p>
+            <w:pPr/>
+            <w:r>
+              <w:rPr>
+                <w:color w:val="64748b"/>
                 <w:sz w:val="20"/>
                 <w:szCs w:val="20"/>
               </w:rPr>
               <w:t>signature · date</w:t>
             </w:r>
+            <w:r/>
           </w:p>
         </w:tc>
         <w:tc>
           <w:tcPr>
             <w:tcW w:w="4680" w:type="dxa"/>
-            <w:tcBorders>
-              <w:top w:val="single" w:sz="4" w:color="auto"/>
-              <w:left w:val="single" w:sz="4" w:color="auto"/>
-              <w:bottom w:val="single" w:sz="4" w:color="auto"/>
-              <w:right w:val="single" w:sz="4" w:color="auto"/>
-            </w:tcBorders>
+            <w:shd w:val="none"/>
             <w:tcMar>
               <w:top w:w="80" w:type="dxa"/>
               <w:left w:w="200" w:type="dxa"/>
               <w:bottom w:w="80" w:type="dxa"/>
               <w:right w:w="0" w:type="dxa"/>
             </w:tcMar>
+            <w:tcBorders>
+              <w:top w:val="single" w:sz="4" w:space="0" w:color="000000" tmln="10, 20, 20, 0, 0"/>
+              <w:left w:val="single" w:sz="4" w:space="0" w:color="000000" tmln="10, 20, 20, 0, 0"/>
+              <w:bottom w:val="single" w:sz="4" w:space="0" w:color="000000" tmln="10, 20, 20, 0, 0"/>
+              <w:right w:val="single" w:sz="4" w:space="0" w:color="000000" tmln="10, 20, 20, 0, 0"/>
+              <w:tl2br w:val="nil" w:sz="0" w:space="0" w:color="000000" tmln="20, 20, 20, 0, 0"/>
+              <w:tr2bl w:val="nil" w:sz="0" w:space="0" w:color="000000" tmln="20, 20, 20, 0, 0"/>
+            </w:tcBorders>
+            <w:tmTcPr id="1776711927" protected="0"/>
           </w:tcPr>
           <w:p>
             <w:pPr>
-              <w:spacing w:before="0" w:after="8"/>
+              <w:spacing w:after="8"/>
             </w:pPr>
             <w:r>
               <w:rPr>
-                <w:rFonts w:ascii="Inter" w:hAnsi="Inter" w:cs="Inter"/>
                 <w:b/>
                 <w:bCs/>
-                <w:color w:val="0F172A"/>
+                <w:color w:val="0f172a"/>
                 <w:sz w:val="24"/>
                 <w:szCs w:val="24"/>
               </w:rPr>
               <w:t>Contributor</w:t>
             </w:r>
+            <w:r/>
           </w:p>
           <w:p>
             <w:pPr>
-              <w:spacing w:before="0" w:after="320"/>
+              <w:spacing w:after="320"/>
             </w:pPr>
             <w:r>
               <w:rPr>
-                <w:rFonts w:ascii="Inter" w:hAnsi="Inter" w:cs="Inter"/>
-                <w:color w:val="64748B"/>
+                <w:color w:val="64748b"/>
                 <w:sz w:val="20"/>
                 <w:szCs w:val="20"/>
               </w:rPr>
               <w:t>on behalf of the community</w:t>
             </w:r>
+            <w:r/>
           </w:p>
           <w:p>
             <w:pPr>
+              <w:spacing w:after="60"/>
               <w:pBdr>
-                <w:bottom w:val="single" w:sz="3" w:space="1" w:color="E2E8F0"/>
+                <w:top w:val="nil" w:sz="0" w:space="3" w:color="000000" tmln="20, 20, 20, 0, 60"/>
+                <w:left w:val="nil" w:sz="0" w:space="3" w:color="000000" tmln="20, 20, 20, 0, 60"/>
+                <w:bottom w:val="single" w:sz="3" w:space="1" w:color="E2E8F0" tmln="8, 20, 20, 0, 20"/>
+                <w:right w:val="nil" w:sz="0" w:space="3" w:color="000000" tmln="20, 20, 20, 0, 60"/>
+                <w:between w:val="nil" w:sz="0" w:space="0" w:color="000000" tmln="20, 20, 20, 0, 0"/>
               </w:pBdr>
-              <w:spacing w:after="60"/>
+              <w:shd w:val="none"/>
             </w:pPr>
-          </w:p>
-          <w:p>
-            <w:pPr>
-              <w:spacing w:before="0" w:after="0"/>
-            </w:pPr>
-            <w:r>
-              <w:rPr>
-                <w:rFonts w:ascii="Inter" w:hAnsi="Inter" w:cs="Inter"/>
-                <w:color w:val="64748B"/>
+            <w:r/>
+          </w:p>
+          <w:p>
+            <w:pPr/>
+            <w:r>
+              <w:rPr>
+                <w:color w:val="64748b"/>
                 <w:sz w:val="20"/>
                 <w:szCs w:val="20"/>
               </w:rPr>
               <w:t>signature · date</w:t>
             </w:r>
+            <w:r/>
           </w:p>
         </w:tc>
       </w:tr>
     </w:tbl>
     <w:sectPr>
-      <w:headerReference w:type="default" r:id="rId6"/>
-      <w:footerReference w:type="default" r:id="rId7"/>
-      <w:pgSz w:w="12240" w:h="15840"/>
-      <w:pgMar w:top="1300" w:right="1440" w:bottom="1300" w:left="1440" w:header="708" w:footer="708" w:gutter="0"/>
-      <w:docGrid w:linePitch="360"/>
+      <w:footnotePr>
+        <w:pos w:val="pageBottom"/>
+        <w:numFmt w:val="decimal"/>
+        <w:numStart w:val="1"/>
+        <w:numRestart w:val="continuous"/>
+      </w:footnotePr>
+      <w:endnotePr>
+        <w:pos w:val="docEnd"/>
+        <w:numFmt w:val="lowerRoman"/>
+        <w:numStart w:val="1"/>
+        <w:numRestart w:val="continuous"/>
+      </w:endnotePr>
+      <w:headerReference w:type="default" r:id="rId13"/>
+      <w:footerReference w:type="default" r:id="rId14"/>
+      <w:type w:val="nextPage"/>
+      <w:pgSz w:h="15840" w:w="12240"/>
+      <w:pgMar w:left="1440" w:top="1300" w:right="1440" w:bottom="1300" w:header="708" w:footer="708"/>
+      <w:paperSrc w:first="0" w:other="0" a="0" b="0"/>
+      <w:pgNumType w:fmt="decimal"/>
+      <w:tmGutter w:val="3"/>
+      <w:mirrorMargins w:val="0"/>
+      <w:tmSection w:h="-2">
+        <w:tmHeader w:id="0" w:h="0" edge="708" text="0">
+          <w:shd w:val="none"/>
+        </w:tmHeader>
+        <w:tmFooter w:id="0" w:h="0" edge="708" text="0">
+          <w:shd w:val="none"/>
+        </w:tmFooter>
+      </w:tmSection>
+      <w:guidesAndGridMasterPages Id="0" numberOfVerticalGuides="0" numberOfHorizontalGuides="0"/>
+      <w:guidesAndGridMasterPages Id="1" numberOfVerticalGuides="0" numberOfHorizontalGuides="0"/>
+      <w:guidesAndGridMasterPages Id="2" numberOfVerticalGuides="0" numberOfHorizontalGuides="0"/>
     </w:sectPr>
   </w:body>
 </w:document>
 </file>
 
 <file path=word/comments.xml><?xml version="1.0" encoding="utf-8"?>
-<w:comments xmlns:wpc="http://schemas.microsoft.com/office/word/2010/wordprocessingCanvas" xmlns:cx="http://schemas.microsoft.com/office/drawing/2014/chartex" xmlns:cx1="http://schemas.microsoft.com/office/drawing/2015/9/8/chartex" xmlns:cx2="http://schemas.microsoft.com/office/drawing/2015/10/21/chartex" xmlns:cx3="http://schemas.microsoft.com/office/drawing/2016/5/9/chartex" xmlns:cx4="http://schemas.microsoft.com/office/drawing/2016/5/10/chartex" xmlns:cx5="http://schemas.microsoft.com/office/drawing/2016/5/11/chartex" xmlns:cx6="http://schemas.microsoft.com/office/drawing/2016/5/12/chartex" xmlns:cx7="http://schemas.microsoft.com/office/drawing/2016/5/13/chartex" xmlns:cx8="http://schemas.microsoft.com/office/drawing/2016/5/14/chartex" xmlns:mc="http://schemas.openxmlformats.org/markup-compatibility/2006" xmlns:aink="http://schemas.microsoft.com/office/drawing/2016/ink" xmlns:am3d="http://schemas.microsoft.com/office/drawing/2017/model3d" xmlns:o="urn:schemas-microsoft-com:office:office" xmlns:oel="http://schemas.microsoft.com/office/2019/extlst" xmlns:r="http://schemas.openxmlformats.org/officeDocument/2006/relationships" xmlns:m="http://schemas.openxmlformats.org/officeDocument/2006/math" xmlns:v="urn:schemas-microsoft-com:vml" xmlns:wp14="http://schemas.microsoft.com/office/word/2010/wordprocessingDrawing" xmlns:wp="http://schemas.openxmlformats.org/drawingml/2006/wordprocessingDrawing" xmlns:w10="urn:schemas-microsoft-com:office:word" xmlns:w="http://schemas.openxmlformats.org/wordprocessingml/2006/main" xmlns:w14="http://schemas.microsoft.com/office/word/2010/wordml" xmlns:w15="http://schemas.microsoft.com/office/word/2012/wordml" xmlns:w16cex="http://schemas.microsoft.com/office/word/2018/wordml/cex" xmlns:w16cid="http://schemas.microsoft.com/office/word/2016/wordml/cid" xmlns:w16="http://schemas.microsoft.com/office/word/2018/wordml" xmlns:w16du="http://schemas.microsoft.com/office/word/2023/wordml/word16du" xmlns:w16sdtdh="http://schemas.microsoft.com/office/word/2020/wordml/sdtdatahash" xmlns:w16sdtfl="http://schemas.microsoft.com/office/word/2024/wordml/sdtformatlock" xmlns:w16se="http://schemas.microsoft.com/office/word/2015/wordml/symex" xmlns:wpg="http://schemas.microsoft.com/office/word/2010/wordprocessingGroup" xmlns:wpi="http://schemas.microsoft.com/office/word/2010/wordprocessingInk" xmlns:wne="http://schemas.microsoft.com/office/word/2006/wordml" xmlns:wps="http://schemas.microsoft.com/office/word/2010/wordprocessingShape" mc:Ignorable="w14 w15 w16se w16cid w16 w16cex w16sdtdh w16sdtfl w16du wp14">
-  <w:comment w:id="100" w:author="User" w:initials="" w:date="2026-03-05T19:41:08Z">
+<w:comments xmlns:wpc="http://schemas.microsoft.com/office/word/2010/wordprocessingCanvas" xmlns:mc="http://schemas.openxmlformats.org/markup-compatibility/2006" xmlns:o="urn:schemas-microsoft-com:office:office" xmlns:r="http://schemas.openxmlformats.org/officeDocument/2006/relationships" xmlns:m="http://schemas.openxmlformats.org/officeDocument/2006/math" xmlns:v="urn:schemas-microsoft-com:vml" xmlns:wp14="http://schemas.microsoft.com/office/word/2010/wordprocessingDrawing" xmlns:wp="http://schemas.openxmlformats.org/drawingml/2006/wordprocessingDrawing" xmlns:w10="urn:schemas-microsoft-com:office:word" xmlns:w="http://schemas.openxmlformats.org/wordprocessingml/2006/main" xmlns:w14="http://schemas.microsoft.com/office/word/2010/wordml" xmlns:wpg="http://schemas.microsoft.com/office/word/2010/wordprocessingGroup" xmlns:wpi="http://schemas.microsoft.com/office/word/2010/wordprocessingInk" xmlns:wne="http://schemas.microsoft.com/office/word/2006/wordml" xmlns:wps="http://schemas.microsoft.com/office/word/2010/wordprocessingShape" xmlns:w15="http://schemas.microsoft.com/office/word/2012/wordml" mc:Ignorable="w14 wp14 w15">
+  <w:comment w:id="0" w:author="User" w:date="2026-03-05T19:41:08Z" w:initials="">
     <w:p>
-      <w:r>
-        <w:rPr>
-          <w:rStyle w:val="CommentReference"/>
-        </w:rPr>
-        <w:annotationRef/>
-      </w:r>
       <w:r>
         <w:t>Just like that!</w:t>
       </w:r>
@@ -2727,38 +2799,24 @@
 </w:comments>
 </file>
 
-<file path=word/commentsExtended.xml><?xml version="1.0" encoding="utf-8"?>
-<w15:commentsEx xmlns:wpc="http://schemas.microsoft.com/office/word/2010/wordprocessingCanvas" xmlns:cx="http://schemas.microsoft.com/office/drawing/2014/chartex" xmlns:cx1="http://schemas.microsoft.com/office/drawing/2015/9/8/chartex" xmlns:cx2="http://schemas.microsoft.com/office/drawing/2015/10/21/chartex" xmlns:cx3="http://schemas.microsoft.com/office/drawing/2016/5/9/chartex" xmlns:cx4="http://schemas.microsoft.com/office/drawing/2016/5/10/chartex" xmlns:cx5="http://schemas.microsoft.com/office/drawing/2016/5/11/chartex" xmlns:cx6="http://schemas.microsoft.com/office/drawing/2016/5/12/chartex" xmlns:cx7="http://schemas.microsoft.com/office/drawing/2016/5/13/chartex" xmlns:cx8="http://schemas.microsoft.com/office/drawing/2016/5/14/chartex" xmlns:mc="http://schemas.openxmlformats.org/markup-compatibility/2006" xmlns:aink="http://schemas.microsoft.com/office/drawing/2016/ink" xmlns:am3d="http://schemas.microsoft.com/office/drawing/2017/model3d" xmlns:o="urn:schemas-microsoft-com:office:office" xmlns:oel="http://schemas.microsoft.com/office/2019/extlst" xmlns:r="http://schemas.openxmlformats.org/officeDocument/2006/relationships" xmlns:m="http://schemas.openxmlformats.org/officeDocument/2006/math" xmlns:v="urn:schemas-microsoft-com:vml" xmlns:wp14="http://schemas.microsoft.com/office/word/2010/wordprocessingDrawing" xmlns:wp="http://schemas.openxmlformats.org/drawingml/2006/wordprocessingDrawing" xmlns:w10="urn:schemas-microsoft-com:office:word" xmlns:w="http://schemas.openxmlformats.org/wordprocessingml/2006/main" xmlns:w14="http://schemas.microsoft.com/office/word/2010/wordml" xmlns:w15="http://schemas.microsoft.com/office/word/2012/wordml" xmlns:w16cex="http://schemas.microsoft.com/office/word/2018/wordml/cex" xmlns:w16cid="http://schemas.microsoft.com/office/word/2016/wordml/cid" xmlns:w16="http://schemas.microsoft.com/office/word/2018/wordml" xmlns:w16du="http://schemas.microsoft.com/office/word/2023/wordml/word16du" xmlns:w16sdtdh="http://schemas.microsoft.com/office/word/2020/wordml/sdtdatahash" xmlns:w16sdtfl="http://schemas.microsoft.com/office/word/2024/wordml/sdtformatlock" xmlns:w16se="http://schemas.microsoft.com/office/word/2015/wordml/symex" xmlns:wpg="http://schemas.microsoft.com/office/word/2010/wordprocessingGroup" xmlns:wpi="http://schemas.microsoft.com/office/word/2010/wordprocessingInk" xmlns:wne="http://schemas.microsoft.com/office/word/2006/wordml" xmlns:wps="http://schemas.microsoft.com/office/word/2010/wordprocessingShape" mc:Ignorable="w14 w15 w16se w16cid w16 w16cex w16sdtdh w16sdtfl w16du wp14">
-  <w15:commentEx w15:paraId="2D0288BE" w15:done="0"/>
-</w15:commentsEx>
-</file>
-
-<file path=word/commentsExtensible.xml><?xml version="1.0" encoding="utf-8"?>
-<w16cex:commentsExtensible xmlns:wpc="http://schemas.microsoft.com/office/word/2010/wordprocessingCanvas" xmlns:cx="http://schemas.microsoft.com/office/drawing/2014/chartex" xmlns:cx1="http://schemas.microsoft.com/office/drawing/2015/9/8/chartex" xmlns:cx2="http://schemas.microsoft.com/office/drawing/2015/10/21/chartex" xmlns:cx3="http://schemas.microsoft.com/office/drawing/2016/5/9/chartex" xmlns:cx4="http://schemas.microsoft.com/office/drawing/2016/5/10/chartex" xmlns:cx5="http://schemas.microsoft.com/office/drawing/2016/5/11/chartex" xmlns:cx6="http://schemas.microsoft.com/office/drawing/2016/5/12/chartex" xmlns:cx7="http://schemas.microsoft.com/office/drawing/2016/5/13/chartex" xmlns:cx8="http://schemas.microsoft.com/office/drawing/2016/5/14/chartex" xmlns:mc="http://schemas.openxmlformats.org/markup-compatibility/2006" xmlns:aink="http://schemas.microsoft.com/office/drawing/2016/ink" xmlns:am3d="http://schemas.microsoft.com/office/drawing/2017/model3d" xmlns:o="urn:schemas-microsoft-com:office:office" xmlns:oel="http://schemas.microsoft.com/office/2019/extlst" xmlns:r="http://schemas.openxmlformats.org/officeDocument/2006/relationships" xmlns:m="http://schemas.openxmlformats.org/officeDocument/2006/math" xmlns:v="urn:schemas-microsoft-com:vml" xmlns:wp14="http://schemas.microsoft.com/office/word/2010/wordprocessingDrawing" xmlns:wp="http://schemas.openxmlformats.org/drawingml/2006/wordprocessingDrawing" xmlns:w10="urn:schemas-microsoft-com:office:word" xmlns:w="http://schemas.openxmlformats.org/wordprocessingml/2006/main" xmlns:w14="http://schemas.microsoft.com/office/word/2010/wordml" xmlns:w15="http://schemas.microsoft.com/office/word/2012/wordml" xmlns:w16cex="http://schemas.microsoft.com/office/word/2018/wordml/cex" xmlns:w16cid="http://schemas.microsoft.com/office/word/2016/wordml/cid" xmlns:w16="http://schemas.microsoft.com/office/word/2018/wordml" xmlns:w16du="http://schemas.microsoft.com/office/word/2023/wordml/word16du" xmlns:w16sdtdh="http://schemas.microsoft.com/office/word/2020/wordml/sdtdatahash" xmlns:w16sdtfl="http://schemas.microsoft.com/office/word/2024/wordml/sdtformatlock" xmlns:w16se="http://schemas.microsoft.com/office/word/2015/wordml/symex" xmlns:wpg="http://schemas.microsoft.com/office/word/2010/wordprocessingGroup" xmlns:wpi="http://schemas.microsoft.com/office/word/2010/wordprocessingInk" xmlns:wne="http://schemas.microsoft.com/office/word/2006/wordml" xmlns:wps="http://schemas.microsoft.com/office/word/2010/wordprocessingShape" mc:Ignorable="w14 w15 w16se w16cid w16 w16cex w16sdtdh w16sdtfl w16du wp14">
-  <w16cex:commentExtensible w16cex:durableId="1B0728B5" w16cex:dateUtc="2026-03-05T19:41:08Z"/>
-</w16cex:commentsExtensible>
-</file>
-
-<file path=word/commentsIds.xml><?xml version="1.0" encoding="utf-8"?>
-<w16cid:commentsIds xmlns:wpc="http://schemas.microsoft.com/office/word/2010/wordprocessingCanvas" xmlns:cx="http://schemas.microsoft.com/office/drawing/2014/chartex" xmlns:cx1="http://schemas.microsoft.com/office/drawing/2015/9/8/chartex" xmlns:cx2="http://schemas.microsoft.com/office/drawing/2015/10/21/chartex" xmlns:cx3="http://schemas.microsoft.com/office/drawing/2016/5/9/chartex" xmlns:cx4="http://schemas.microsoft.com/office/drawing/2016/5/10/chartex" xmlns:cx5="http://schemas.microsoft.com/office/drawing/2016/5/11/chartex" xmlns:cx6="http://schemas.microsoft.com/office/drawing/2016/5/12/chartex" xmlns:cx7="http://schemas.microsoft.com/office/drawing/2016/5/13/chartex" xmlns:cx8="http://schemas.microsoft.com/office/drawing/2016/5/14/chartex" xmlns:mc="http://schemas.openxmlformats.org/markup-compatibility/2006" xmlns:aink="http://schemas.microsoft.com/office/drawing/2016/ink" xmlns:am3d="http://schemas.microsoft.com/office/drawing/2017/model3d" xmlns:o="urn:schemas-microsoft-com:office:office" xmlns:oel="http://schemas.microsoft.com/office/2019/extlst" xmlns:r="http://schemas.openxmlformats.org/officeDocument/2006/relationships" xmlns:m="http://schemas.openxmlformats.org/officeDocument/2006/math" xmlns:v="urn:schemas-microsoft-com:vml" xmlns:wp14="http://schemas.microsoft.com/office/word/2010/wordprocessingDrawing" xmlns:wp="http://schemas.openxmlformats.org/drawingml/2006/wordprocessingDrawing" xmlns:w10="urn:schemas-microsoft-com:office:word" xmlns:w="http://schemas.openxmlformats.org/wordprocessingml/2006/main" xmlns:w14="http://schemas.microsoft.com/office/word/2010/wordml" xmlns:w15="http://schemas.microsoft.com/office/word/2012/wordml" xmlns:w16cex="http://schemas.microsoft.com/office/word/2018/wordml/cex" xmlns:w16cid="http://schemas.microsoft.com/office/word/2016/wordml/cid" xmlns:w16="http://schemas.microsoft.com/office/word/2018/wordml" xmlns:w16du="http://schemas.microsoft.com/office/word/2023/wordml/word16du" xmlns:w16sdtdh="http://schemas.microsoft.com/office/word/2020/wordml/sdtdatahash" xmlns:w16sdtfl="http://schemas.microsoft.com/office/word/2024/wordml/sdtformatlock" xmlns:w16se="http://schemas.microsoft.com/office/word/2015/wordml/symex" xmlns:wpg="http://schemas.microsoft.com/office/word/2010/wordprocessingGroup" xmlns:wpi="http://schemas.microsoft.com/office/word/2010/wordprocessingInk" xmlns:wne="http://schemas.microsoft.com/office/word/2006/wordml" xmlns:wps="http://schemas.microsoft.com/office/word/2010/wordprocessingShape" mc:Ignorable="w14 w15 w16se w16cid w16 w16cex w16sdtdh w16sdtfl w16du wp14">
-  <w16cid:commentId w16cid:paraId="2D0288BE" w16cid:durableId="1B0728B5"/>
-</w16cid:commentsIds>
-</file>
-
 <file path=word/footer1.xml><?xml version="1.0" encoding="utf-8"?>
-<w:ftr xmlns:wpc="http://schemas.microsoft.com/office/word/2010/wordprocessingCanvas" xmlns:mc="http://schemas.openxmlformats.org/markup-compatibility/2006" xmlns:o="urn:schemas-microsoft-com:office:office" xmlns:r="http://schemas.openxmlformats.org/officeDocument/2006/relationships" xmlns:m="http://schemas.openxmlformats.org/officeDocument/2006/math" xmlns:v="urn:schemas-microsoft-com:vml" xmlns:wp14="http://schemas.microsoft.com/office/word/2010/wordprocessingDrawing" xmlns:wp="http://schemas.openxmlformats.org/drawingml/2006/wordprocessingDrawing" xmlns:w10="urn:schemas-microsoft-com:office:word" xmlns:w="http://schemas.openxmlformats.org/wordprocessingml/2006/main" xmlns:w14="http://schemas.microsoft.com/office/word/2010/wordml" xmlns:w15="http://schemas.microsoft.com/office/word/2012/wordml" xmlns:wpg="http://schemas.microsoft.com/office/word/2010/wordprocessingGroup" xmlns:wps="http://schemas.microsoft.com/office/word/2010/wordprocessingShape">
+<w:ftr xmlns:wpc="http://schemas.microsoft.com/office/word/2010/wordprocessingCanvas" xmlns:mc="http://schemas.openxmlformats.org/markup-compatibility/2006" xmlns:o="urn:schemas-microsoft-com:office:office" xmlns:r="http://schemas.openxmlformats.org/officeDocument/2006/relationships" xmlns:m="http://schemas.openxmlformats.org/officeDocument/2006/math" xmlns:v="urn:schemas-microsoft-com:vml" xmlns:wp14="http://schemas.microsoft.com/office/word/2010/wordprocessingDrawing" xmlns:wp="http://schemas.openxmlformats.org/drawingml/2006/wordprocessingDrawing" xmlns:w10="urn:schemas-microsoft-com:office:word" xmlns:w="http://schemas.openxmlformats.org/wordprocessingml/2006/main" xmlns:w14="http://schemas.microsoft.com/office/word/2010/wordml" xmlns:wpg="http://schemas.microsoft.com/office/word/2010/wordprocessingGroup" xmlns:wpi="http://schemas.microsoft.com/office/word/2010/wordprocessingInk" xmlns:wne="http://schemas.microsoft.com/office/word/2006/wordml" xmlns:wps="http://schemas.microsoft.com/office/word/2010/wordprocessingShape" xmlns:w15="http://schemas.microsoft.com/office/word/2012/wordml" mc:Ignorable="w14 wp14 w15">
   <w:p>
     <w:pPr>
-      <w:pBdr>
-        <w:top w:val="single" w:sz="2" w:space="1" w:color="E2E8F0"/>
-      </w:pBdr>
       <w:spacing w:before="80"/>
       <w:jc w:val="center"/>
+      <w:pBdr>
+        <w:top w:val="single" w:sz="2" w:space="1" w:color="E2E8F0" tmln="5, 20, 20, 0, 20"/>
+        <w:left w:val="nil" w:sz="0" w:space="3" w:color="000000" tmln="20, 20, 20, 0, 60"/>
+        <w:bottom w:val="nil" w:sz="0" w:space="3" w:color="000000" tmln="20, 20, 20, 0, 60"/>
+        <w:right w:val="nil" w:sz="0" w:space="3" w:color="000000" tmln="20, 20, 20, 0, 60"/>
+        <w:between w:val="nil" w:sz="0" w:space="0" w:color="000000" tmln="20, 20, 20, 0, 0"/>
+      </w:pBdr>
+      <w:shd w:val="none"/>
     </w:pPr>
     <w:r>
       <w:rPr>
-        <w:rFonts w:ascii="Inter" w:hAnsi="Inter" w:cs="Inter"/>
-        <w:color w:val="64748B"/>
+        <w:color w:val="64748b"/>
         <w:sz w:val="20"/>
         <w:szCs w:val="20"/>
       </w:rPr>
@@ -2766,53 +2824,19 @@
     </w:r>
     <w:r>
       <w:rPr>
-        <w:rFonts w:ascii="Inter" w:hAnsi="Inter" w:cs="Inter"/>
-        <w:color w:val="64748B"/>
+        <w:color w:val="64748b"/>
         <w:sz w:val="20"/>
         <w:szCs w:val="20"/>
       </w:rPr>
       <w:fldChar w:fldCharType="begin"/>
-    </w:r>
-    <w:r>
-      <w:rPr>
-        <w:rFonts w:ascii="Inter" w:hAnsi="Inter" w:cs="Inter"/>
-        <w:color w:val="64748B"/>
-        <w:sz w:val="20"/>
-        <w:szCs w:val="20"/>
-      </w:rPr>
-      <w:instrText>PAGE \* MERGEFORMAT</w:instrText>
-    </w:r>
-    <w:r>
-      <w:rPr>
-        <w:rFonts w:ascii="Inter" w:hAnsi="Inter" w:cs="Inter"/>
-        <w:color w:val="64748B"/>
-        <w:sz w:val="20"/>
-        <w:szCs w:val="20"/>
-      </w:rPr>
+      <w:instrText xml:space="preserve"> PAGE </w:instrText>
       <w:fldChar w:fldCharType="separate"/>
-    </w:r>
-    <w:r>
-      <w:rPr>
-        <w:rFonts w:ascii="Inter" w:hAnsi="Inter" w:cs="Inter"/>
-        <w:color w:val="64748B"/>
-        <w:sz w:val="20"/>
-        <w:szCs w:val="20"/>
-      </w:rPr>
-      <w:t>1</w:t>
-    </w:r>
-    <w:r>
-      <w:rPr>
-        <w:rFonts w:ascii="Inter" w:hAnsi="Inter" w:cs="Inter"/>
-        <w:color w:val="64748B"/>
-        <w:sz w:val="20"/>
-        <w:szCs w:val="20"/>
-      </w:rPr>
+      <w:t>3</w:t>
       <w:fldChar w:fldCharType="end"/>
     </w:r>
     <w:r>
       <w:rPr>
-        <w:rFonts w:ascii="Inter" w:hAnsi="Inter" w:cs="Inter"/>
-        <w:color w:val="64748B"/>
+        <w:color w:val="64748b"/>
         <w:sz w:val="20"/>
         <w:szCs w:val="20"/>
       </w:rPr>
@@ -2820,391 +2844,1645 @@
     </w:r>
     <w:r>
       <w:rPr>
-        <w:rFonts w:ascii="Inter" w:hAnsi="Inter" w:cs="Inter"/>
-        <w:color w:val="64748B"/>
+        <w:color w:val="64748b"/>
         <w:sz w:val="20"/>
         <w:szCs w:val="20"/>
       </w:rPr>
       <w:fldChar w:fldCharType="begin"/>
-    </w:r>
-    <w:r>
-      <w:rPr>
-        <w:rFonts w:ascii="Inter" w:hAnsi="Inter" w:cs="Inter"/>
-        <w:color w:val="64748B"/>
-        <w:sz w:val="20"/>
-        <w:szCs w:val="20"/>
-      </w:rPr>
-      <w:instrText>NUMPAGES \* MERGEFORMAT</w:instrText>
-    </w:r>
-    <w:r>
-      <w:rPr>
-        <w:rFonts w:ascii="Inter" w:hAnsi="Inter" w:cs="Inter"/>
-        <w:color w:val="64748B"/>
-        <w:sz w:val="20"/>
-        <w:szCs w:val="20"/>
-      </w:rPr>
+      <w:instrText xml:space="preserve"> NUMPAGES </w:instrText>
       <w:fldChar w:fldCharType="separate"/>
-    </w:r>
-    <w:r>
-      <w:rPr>
-        <w:rFonts w:ascii="Inter" w:hAnsi="Inter" w:cs="Inter"/>
-        <w:color w:val="64748B"/>
-        <w:sz w:val="20"/>
-        <w:szCs w:val="20"/>
-      </w:rPr>
-      <w:t>1</w:t>
-    </w:r>
-    <w:r>
-      <w:rPr>
-        <w:rFonts w:ascii="Inter" w:hAnsi="Inter" w:cs="Inter"/>
-        <w:color w:val="64748B"/>
-        <w:sz w:val="20"/>
-        <w:szCs w:val="20"/>
-      </w:rPr>
+      <w:t>3</w:t>
       <w:fldChar w:fldCharType="end"/>
     </w:r>
     <w:r>
       <w:rPr>
-        <w:rFonts w:ascii="Inter" w:hAnsi="Inter" w:cs="Inter"/>
-        <w:color w:val="64748B"/>
+        <w:color w:val="64748b"/>
         <w:sz w:val="20"/>
         <w:szCs w:val="20"/>
       </w:rPr>
-      <w:t xml:space="preserve"> · </w:t>
+      <w:t xml:space="preserve"> · jhunecarlotrogelio.com</w:t>
     </w:r>
-    <w:hyperlink>
-      <w:r>
-        <w:rPr>
-          <w:rFonts w:ascii="Inter" w:hAnsi="Inter" w:cs="Inter"/>
-          <w:color w:val="64748B"/>
-          <w:sz w:val="20"/>
-          <w:szCs w:val="20"/>
-        </w:rPr>
-        <w:t>eigenpal.com</w:t>
-      </w:r>
-    </w:hyperlink>
+    <w:r/>
   </w:p>
 </w:ftr>
 </file>
 
-<file path=word/footnotes.xml><?xml version="1.0" encoding="utf-8"?>
-<w:footnotes xmlns:wpc="http://schemas.microsoft.com/office/word/2010/wordprocessingCanvas" xmlns:mc="http://schemas.openxmlformats.org/markup-compatibility/2006" xmlns:o="urn:schemas-microsoft-com:office:office" xmlns:r="http://schemas.openxmlformats.org/officeDocument/2006/relationships" xmlns:m="http://schemas.openxmlformats.org/officeDocument/2006/math" xmlns:v="urn:schemas-microsoft-com:vml" xmlns:wp14="http://schemas.microsoft.com/office/word/2010/wordprocessingDrawing" xmlns:wp="http://schemas.openxmlformats.org/drawingml/2006/wordprocessingDrawing" xmlns:w10="urn:schemas-microsoft-com:office:word" xmlns:w="http://schemas.openxmlformats.org/wordprocessingml/2006/main" xmlns:w14="http://schemas.microsoft.com/office/word/2010/wordml" xmlns:w15="http://schemas.microsoft.com/office/word/2012/wordml" xmlns:wpg="http://schemas.microsoft.com/office/word/2010/wordprocessingGroup" xmlns:wpi="http://schemas.microsoft.com/office/word/2010/wordprocessingInk" xmlns:wne="http://schemas.microsoft.com/office/word/2006/wordml" xmlns:wps="http://schemas.microsoft.com/office/word/2010/wordprocessingShape" mc:Ignorable="w14 w15 wp14">
-  <w:footnote w:type="separator" w:id="-1">
-    <w:p>
-      <w:pPr>
-        <w:spacing w:after="0" w:line="240" w:lineRule="auto"/>
-      </w:pPr>
-      <w:r>
-        <w:rPr>
-          <w:rStyle w:val="FootnoteReference"/>
-        </w:rPr>
-        <w:footnoteRef/>
-      </w:r>
-      <w:r>
-        <w:separator/>
-      </w:r>
-    </w:p>
-  </w:footnote>
-  <w:footnote w:type="continuationSeparator" w:id="0">
-    <w:p>
-      <w:pPr>
-        <w:spacing w:after="0" w:line="240" w:lineRule="auto"/>
-      </w:pPr>
-      <w:r>
-        <w:rPr>
-          <w:rStyle w:val="FootnoteReference"/>
-        </w:rPr>
-        <w:footnoteRef/>
-      </w:r>
-      <w:r>
-        <w:continuationSeparator/>
-      </w:r>
-    </w:p>
-  </w:footnote>
-</w:footnotes>
-</file>
-
 <file path=word/header1.xml><?xml version="1.0" encoding="utf-8"?>
-<w:hdr xmlns:wpc="http://schemas.microsoft.com/office/word/2010/wordprocessingCanvas" xmlns:mc="http://schemas.openxmlformats.org/markup-compatibility/2006" xmlns:o="urn:schemas-microsoft-com:office:office" xmlns:r="http://schemas.openxmlformats.org/officeDocument/2006/relationships" xmlns:m="http://schemas.openxmlformats.org/officeDocument/2006/math" xmlns:v="urn:schemas-microsoft-com:vml" xmlns:wp14="http://schemas.microsoft.com/office/word/2010/wordprocessingDrawing" xmlns:wp="http://schemas.openxmlformats.org/drawingml/2006/wordprocessingDrawing" xmlns:w10="urn:schemas-microsoft-com:office:word" xmlns:w="http://schemas.openxmlformats.org/wordprocessingml/2006/main" xmlns:w14="http://schemas.microsoft.com/office/word/2010/wordml" xmlns:w15="http://schemas.microsoft.com/office/word/2012/wordml" xmlns:wpg="http://schemas.microsoft.com/office/word/2010/wordprocessingGroup" xmlns:wps="http://schemas.microsoft.com/office/word/2010/wordprocessingShape">
+<w:hdr xmlns:wpc="http://schemas.microsoft.com/office/word/2010/wordprocessingCanvas" xmlns:mc="http://schemas.openxmlformats.org/markup-compatibility/2006" xmlns:o="urn:schemas-microsoft-com:office:office" xmlns:r="http://schemas.openxmlformats.org/officeDocument/2006/relationships" xmlns:m="http://schemas.openxmlformats.org/officeDocument/2006/math" xmlns:v="urn:schemas-microsoft-com:vml" xmlns:wp14="http://schemas.microsoft.com/office/word/2010/wordprocessingDrawing" xmlns:wp="http://schemas.openxmlformats.org/drawingml/2006/wordprocessingDrawing" xmlns:w10="urn:schemas-microsoft-com:office:word" xmlns:w="http://schemas.openxmlformats.org/wordprocessingml/2006/main" xmlns:w14="http://schemas.microsoft.com/office/word/2010/wordml" xmlns:wpg="http://schemas.microsoft.com/office/word/2010/wordprocessingGroup" xmlns:wpi="http://schemas.microsoft.com/office/word/2010/wordprocessingInk" xmlns:wne="http://schemas.microsoft.com/office/word/2006/wordml" xmlns:wps="http://schemas.microsoft.com/office/word/2010/wordprocessingShape" xmlns:w15="http://schemas.microsoft.com/office/word/2012/wordml" mc:Ignorable="w14 wp14 w15">
   <w:p>
     <w:pPr>
+      <w:spacing/>
+      <w:jc w:val="center"/>
       <w:pBdr>
-        <w:bottom w:val="single" w:sz="2" w:space="1" w:color="E2E8F0"/>
+        <w:top w:val="nil" w:sz="0" w:space="3" w:color="000000" tmln="20, 20, 20, 0, 60"/>
+        <w:left w:val="nil" w:sz="0" w:space="3" w:color="000000" tmln="20, 20, 20, 0, 60"/>
+        <w:bottom w:val="single" w:sz="2" w:space="1" w:color="E2E8F0" tmln="5, 20, 20, 0, 20"/>
+        <w:right w:val="nil" w:sz="0" w:space="3" w:color="000000" tmln="20, 20, 20, 0, 60"/>
+        <w:between w:val="nil" w:sz="0" w:space="0" w:color="000000" tmln="20, 20, 20, 0, 0"/>
       </w:pBdr>
-      <w:spacing w:after="0"/>
-      <w:jc w:val="center"/>
+      <w:shd w:val="none"/>
     </w:pPr>
     <w:r>
       <w:rPr>
-        <w:rFonts w:ascii="Inter" w:hAnsi="Inter" w:cs="Inter"/>
-        <w:color w:val="64748B"/>
+        <w:color w:val="64748b"/>
         <w:sz w:val="20"/>
         <w:szCs w:val="20"/>
       </w:rPr>
       <w:t>Docx Editor: Project Charter &amp; Contributor Agreement</w:t>
     </w:r>
+    <w:r/>
   </w:p>
 </w:hdr>
 </file>
 
 <file path=word/numbering.xml><?xml version="1.0" encoding="utf-8"?>
-<w:numbering xmlns:wpc="http://schemas.microsoft.com/office/word/2010/wordprocessingCanvas" xmlns:mc="http://schemas.openxmlformats.org/markup-compatibility/2006" xmlns:o="urn:schemas-microsoft-com:office:office" xmlns:r="http://schemas.openxmlformats.org/officeDocument/2006/relationships" xmlns:m="http://schemas.openxmlformats.org/officeDocument/2006/math" xmlns:v="urn:schemas-microsoft-com:vml" xmlns:wp14="http://schemas.microsoft.com/office/word/2010/wordprocessingDrawing" xmlns:wp="http://schemas.openxmlformats.org/drawingml/2006/wordprocessingDrawing" xmlns:w10="urn:schemas-microsoft-com:office:word" xmlns:w="http://schemas.openxmlformats.org/wordprocessingml/2006/main" xmlns:w14="http://schemas.microsoft.com/office/word/2010/wordml" xmlns:w15="http://schemas.microsoft.com/office/word/2012/wordml" xmlns:wpg="http://schemas.microsoft.com/office/word/2010/wordprocessingGroup" xmlns:wpi="http://schemas.microsoft.com/office/word/2010/wordprocessingInk" xmlns:wne="http://schemas.microsoft.com/office/word/2006/wordml" xmlns:wps="http://schemas.microsoft.com/office/word/2010/wordprocessingShape" mc:Ignorable="w14 w15 wp14">
-  <w:abstractNum w:abstractNumId="1" w15:restartNumberingAfterBreak="0">
+<w:numbering xmlns:wpc="http://schemas.microsoft.com/office/word/2010/wordprocessingCanvas" xmlns:mc="http://schemas.openxmlformats.org/markup-compatibility/2006" xmlns:o="urn:schemas-microsoft-com:office:office" xmlns:r="http://schemas.openxmlformats.org/officeDocument/2006/relationships" xmlns:m="http://schemas.openxmlformats.org/officeDocument/2006/math" xmlns:v="urn:schemas-microsoft-com:vml" xmlns:wp14="http://schemas.microsoft.com/office/word/2010/wordprocessingDrawing" xmlns:wp="http://schemas.openxmlformats.org/drawingml/2006/wordprocessingDrawing" xmlns:w10="urn:schemas-microsoft-com:office:word" xmlns:w="http://schemas.openxmlformats.org/wordprocessingml/2006/main" xmlns:w14="http://schemas.microsoft.com/office/word/2010/wordml" xmlns:wpg="http://schemas.microsoft.com/office/word/2010/wordprocessingGroup" xmlns:wpi="http://schemas.microsoft.com/office/word/2010/wordprocessingInk" xmlns:wne="http://schemas.microsoft.com/office/word/2006/wordml" xmlns:wps="http://schemas.microsoft.com/office/word/2010/wordprocessingShape" xmlns:w15="http://schemas.microsoft.com/office/word/2012/wordml" mc:Ignorable="w14 wp14 w15">
+  <w:abstractNum w:abstractNumId="0">
     <w:multiLevelType w:val="hybridMultilevel"/>
-    <w:lvl w:ilvl="0" w15:tentative="1">
-      <w:start w:val="1"/>
-      <w:numFmt w:val="bullet"/>
-      <w:lvlText w:val="●"/>
+    <w:tmNoNumList/>
+    <w:lvl w:ilvl="0">
+      <w:numFmt w:val="none"/>
+      <w:lvlText w:val=""/>
       <w:lvlJc w:val="left"/>
       <w:pPr>
-        <w:ind w:left="720" w:hanging="360"/>
+        <w:tabs>
+          <w:tab w:val="num" w:pos="360"/>
+        </w:tabs>
+        <w:ind w:left="360" w:hanging="360"/>
       </w:pPr>
     </w:lvl>
-    <w:lvl w:ilvl="1" w15:tentative="1">
-      <w:start w:val="1"/>
-      <w:numFmt w:val="bullet"/>
-      <w:lvlText w:val="○"/>
+    <w:lvl w:ilvl="1">
+      <w:numFmt w:val="none"/>
+      <w:lvlText w:val=""/>
       <w:lvlJc w:val="left"/>
       <w:pPr>
-        <w:ind w:left="1440" w:hanging="360"/>
+        <w:tabs>
+          <w:tab w:val="num" w:pos="360"/>
+        </w:tabs>
+        <w:ind w:left="360" w:hanging="360"/>
       </w:pPr>
     </w:lvl>
-    <w:lvl w:ilvl="2" w15:tentative="1">
-      <w:start w:val="1"/>
-      <w:numFmt w:val="bullet"/>
-      <w:lvlText w:val="■"/>
+    <w:lvl w:ilvl="2">
+      <w:numFmt w:val="none"/>
+      <w:lvlText w:val=""/>
       <w:lvlJc w:val="left"/>
       <w:pPr>
-        <w:ind w:left="2160" w:hanging="360"/>
+        <w:tabs>
+          <w:tab w:val="num" w:pos="360"/>
+        </w:tabs>
+        <w:ind w:left="360" w:hanging="360"/>
       </w:pPr>
     </w:lvl>
-    <w:lvl w:ilvl="3" w15:tentative="1">
-      <w:start w:val="1"/>
-      <w:numFmt w:val="bullet"/>
-      <w:lvlText w:val="●"/>
+    <w:lvl w:ilvl="3">
+      <w:numFmt w:val="none"/>
+      <w:lvlText w:val=""/>
       <w:lvlJc w:val="left"/>
       <w:pPr>
-        <w:ind w:left="2880" w:hanging="360"/>
+        <w:tabs>
+          <w:tab w:val="num" w:pos="360"/>
+        </w:tabs>
+        <w:ind w:left="360" w:hanging="360"/>
       </w:pPr>
     </w:lvl>
-    <w:lvl w:ilvl="4" w15:tentative="1">
-      <w:start w:val="1"/>
-      <w:numFmt w:val="bullet"/>
-      <w:lvlText w:val="○"/>
+    <w:lvl w:ilvl="4">
+      <w:numFmt w:val="none"/>
+      <w:lvlText w:val=""/>
       <w:lvlJc w:val="left"/>
       <w:pPr>
-        <w:ind w:left="3600" w:hanging="360"/>
+        <w:tabs>
+          <w:tab w:val="num" w:pos="360"/>
+        </w:tabs>
+        <w:ind w:left="360" w:hanging="360"/>
       </w:pPr>
     </w:lvl>
-    <w:lvl w:ilvl="5" w15:tentative="1">
-      <w:start w:val="1"/>
-      <w:numFmt w:val="bullet"/>
-      <w:lvlText w:val="■"/>
+    <w:lvl w:ilvl="5">
+      <w:numFmt w:val="none"/>
+      <w:lvlText w:val=""/>
       <w:lvlJc w:val="left"/>
       <w:pPr>
-        <w:ind w:left="4320" w:hanging="360"/>
+        <w:tabs>
+          <w:tab w:val="num" w:pos="360"/>
+        </w:tabs>
+        <w:ind w:left="360" w:hanging="360"/>
       </w:pPr>
     </w:lvl>
-    <w:lvl w:ilvl="6" w15:tentative="1">
-      <w:start w:val="1"/>
-      <w:numFmt w:val="bullet"/>
-      <w:lvlText w:val="●"/>
+    <w:lvl w:ilvl="6">
+      <w:numFmt w:val="none"/>
+      <w:lvlText w:val=""/>
       <w:lvlJc w:val="left"/>
       <w:pPr>
-        <w:ind w:left="5040" w:hanging="360"/>
+        <w:tabs>
+          <w:tab w:val="num" w:pos="360"/>
+        </w:tabs>
+        <w:ind w:left="360" w:hanging="360"/>
       </w:pPr>
     </w:lvl>
-    <w:lvl w:ilvl="7" w15:tentative="1">
-      <w:start w:val="1"/>
-      <w:numFmt w:val="bullet"/>
-      <w:lvlText w:val="●"/>
+    <w:lvl w:ilvl="7">
+      <w:numFmt w:val="none"/>
+      <w:lvlText w:val=""/>
       <w:lvlJc w:val="left"/>
       <w:pPr>
-        <w:ind w:left="5760" w:hanging="360"/>
+        <w:tabs>
+          <w:tab w:val="num" w:pos="360"/>
+        </w:tabs>
+        <w:ind w:left="360" w:hanging="360"/>
       </w:pPr>
     </w:lvl>
-    <w:lvl w:ilvl="8" w15:tentative="1">
-      <w:start w:val="1"/>
-      <w:numFmt w:val="bullet"/>
-      <w:lvlText w:val="●"/>
+    <w:lvl w:ilvl="8">
+      <w:numFmt w:val="none"/>
+      <w:lvlText w:val=""/>
       <w:lvlJc w:val="left"/>
       <w:pPr>
-        <w:ind w:left="6480" w:hanging="360"/>
+        <w:tabs>
+          <w:tab w:val="num" w:pos="360"/>
+        </w:tabs>
+        <w:ind w:left="360" w:hanging="360"/>
       </w:pPr>
     </w:lvl>
   </w:abstractNum>
-  <w:abstractNum w:abstractNumId="2" w15:restartNumberingAfterBreak="0">
+  <w:abstractNum w:abstractNumId="1">
     <w:multiLevelType w:val="hybridMultilevel"/>
-    <w:lvl w:ilvl="0" w15:tentative="1">
-      <w:start w:val="1"/>
+    <w:name w:val="Numbered list 1"/>
+    <w:lvl w:ilvl="0">
       <w:numFmt w:val="bullet"/>
+      <w:suff w:val="tab"/>
       <w:lvlText w:val="–"/>
       <w:lvlJc w:val="left"/>
       <w:pPr>
-        <w:ind w:left="640" w:hanging="320"/>
+        <w:ind w:left="320" w:hanging="0"/>
+      </w:pPr>
+    </w:lvl>
+    <w:lvl w:ilvl="1">
+      <w:start w:val="0"/>
+      <w:numFmt w:val="none"/>
+      <w:suff w:val="tab"/>
+      <w:lvlText w:val=""/>
+      <w:lvlJc w:val="left"/>
+      <w:pPr>
+        <w:ind w:left="0" w:hanging="0"/>
+      </w:pPr>
+    </w:lvl>
+    <w:lvl w:ilvl="2">
+      <w:start w:val="0"/>
+      <w:numFmt w:val="none"/>
+      <w:suff w:val="tab"/>
+      <w:lvlText w:val=""/>
+      <w:lvlJc w:val="left"/>
+      <w:pPr>
+        <w:ind w:left="0" w:hanging="0"/>
+      </w:pPr>
+    </w:lvl>
+    <w:lvl w:ilvl="3">
+      <w:start w:val="0"/>
+      <w:numFmt w:val="none"/>
+      <w:suff w:val="tab"/>
+      <w:lvlText w:val=""/>
+      <w:lvlJc w:val="left"/>
+      <w:pPr>
+        <w:ind w:left="0" w:hanging="0"/>
+      </w:pPr>
+    </w:lvl>
+    <w:lvl w:ilvl="4">
+      <w:start w:val="0"/>
+      <w:numFmt w:val="none"/>
+      <w:suff w:val="tab"/>
+      <w:lvlText w:val=""/>
+      <w:lvlJc w:val="left"/>
+      <w:pPr>
+        <w:ind w:left="0" w:hanging="0"/>
+      </w:pPr>
+    </w:lvl>
+    <w:lvl w:ilvl="5">
+      <w:start w:val="0"/>
+      <w:numFmt w:val="none"/>
+      <w:suff w:val="tab"/>
+      <w:lvlText w:val=""/>
+      <w:lvlJc w:val="left"/>
+      <w:pPr>
+        <w:ind w:left="0" w:hanging="0"/>
+      </w:pPr>
+    </w:lvl>
+    <w:lvl w:ilvl="6">
+      <w:start w:val="0"/>
+      <w:numFmt w:val="none"/>
+      <w:suff w:val="tab"/>
+      <w:lvlText w:val=""/>
+      <w:lvlJc w:val="left"/>
+      <w:pPr>
+        <w:ind w:left="0" w:hanging="0"/>
+      </w:pPr>
+    </w:lvl>
+    <w:lvl w:ilvl="7">
+      <w:start w:val="0"/>
+      <w:numFmt w:val="none"/>
+      <w:suff w:val="tab"/>
+      <w:lvlText w:val=""/>
+      <w:lvlJc w:val="left"/>
+      <w:pPr>
+        <w:ind w:left="0" w:hanging="0"/>
+      </w:pPr>
+    </w:lvl>
+    <w:lvl w:ilvl="8">
+      <w:start w:val="0"/>
+      <w:numFmt w:val="none"/>
+      <w:suff w:val="tab"/>
+      <w:lvlText w:val=""/>
+      <w:lvlJc w:val="left"/>
+      <w:pPr>
+        <w:ind w:left="0" w:hanging="0"/>
       </w:pPr>
     </w:lvl>
   </w:abstractNum>
   <w:num w:numId="1">
     <w:abstractNumId w:val="1"/>
-    <w:lvlOverride w:ilvl="0">
-      <w:startOverride w:val="1"/>
-    </w:lvlOverride>
   </w:num>
   <w:num w:numId="2">
-    <w:abstractNumId w:val="2"/>
-    <w:lvlOverride w:ilvl="0">
-      <w:startOverride w:val="1"/>
-    </w:lvlOverride>
+    <w:abstractNumId w:val="0"/>
   </w:num>
 </w:numbering>
 </file>
 
 <file path=word/styles.xml><?xml version="1.0" encoding="utf-8"?>
-<w:styles xmlns:mc="http://schemas.openxmlformats.org/markup-compatibility/2006" xmlns:r="http://schemas.openxmlformats.org/officeDocument/2006/relationships" xmlns:w="http://schemas.openxmlformats.org/wordprocessingml/2006/main" xmlns:w14="http://schemas.microsoft.com/office/word/2010/wordml" xmlns:w15="http://schemas.microsoft.com/office/word/2012/wordml" mc:Ignorable="w14 w15">
+<w:styles xmlns:mc="http://schemas.openxmlformats.org/markup-compatibility/2006" xmlns:r="http://schemas.openxmlformats.org/officeDocument/2006/relationships" xmlns:w="http://schemas.openxmlformats.org/wordprocessingml/2006/main" xmlns:w14="http://schemas.microsoft.com/office/word/2010/wordml" mc:Ignorable="w14">
   <w:docDefaults>
     <w:rPrDefault>
       <w:rPr>
-        <w:rFonts w:ascii="Inter" w:cs="Inter" w:eastAsia="Inter" w:hAnsi="Inter"/>
+        <w:rFonts w:ascii="Inter" w:hAnsi="Inter" w:eastAsia="Inter" w:cs="Inter"/>
         <w:sz w:val="22"/>
         <w:szCs w:val="22"/>
+        <w:lang w:val="en-us" w:eastAsia="zh-cn" w:bidi="ar-sa"/>
       </w:rPr>
     </w:rPrDefault>
     <w:pPrDefault/>
   </w:docDefaults>
-  <w:style w:type="paragraph" w:styleId="Title">
+  <w:latentStyles w:defLockedState="0" w:defUIPriority="99" w:defSemiHidden="0" w:defUnhideWhenUsed="0" w:defQFormat="0" w:count="371">
+    <w:lsdException w:name="Normal" w:semiHidden="0" w:uiPriority="0" w:unhideWhenUsed="0" w:qFormat="1"/>
+    <w:lsdException w:name="heading 1" w:semiHidden="0" w:uiPriority="9" w:unhideWhenUsed="0" w:qFormat="1"/>
+    <w:lsdException w:name="heading 2" w:uiPriority="9" w:qFormat="1"/>
+    <w:lsdException w:name="heading 3" w:uiPriority="9" w:qFormat="1"/>
+    <w:lsdException w:name="heading 4" w:uiPriority="9" w:qFormat="1"/>
+    <w:lsdException w:name="heading 5" w:uiPriority="9" w:qFormat="1"/>
+    <w:lsdException w:name="heading 6" w:uiPriority="9" w:qFormat="1"/>
+    <w:lsdException w:name="heading 7" w:uiPriority="9" w:qFormat="1"/>
+    <w:lsdException w:name="heading 8" w:uiPriority="9" w:qFormat="1"/>
+    <w:lsdException w:name="heading 9" w:uiPriority="9" w:qFormat="1"/>
+    <w:lsdException w:name="index 1"/>
+    <w:lsdException w:name="index 2"/>
+    <w:lsdException w:name="index 3"/>
+    <w:lsdException w:name="index 4"/>
+    <w:lsdException w:name="index 5"/>
+    <w:lsdException w:name="index 6"/>
+    <w:lsdException w:name="index 7"/>
+    <w:lsdException w:name="index 8"/>
+    <w:lsdException w:name="index 9"/>
+    <w:lsdException w:name="toc 1" w:uiPriority="39"/>
+    <w:lsdException w:name="toc 2" w:uiPriority="39"/>
+    <w:lsdException w:name="toc 3" w:uiPriority="39"/>
+    <w:lsdException w:name="toc 4" w:uiPriority="39"/>
+    <w:lsdException w:name="toc 5" w:uiPriority="39"/>
+    <w:lsdException w:name="toc 6" w:uiPriority="39"/>
+    <w:lsdException w:name="toc 7" w:uiPriority="39"/>
+    <w:lsdException w:name="toc 8" w:uiPriority="39"/>
+    <w:lsdException w:name="toc 9" w:uiPriority="39"/>
+    <w:lsdException w:name="Normal Indent"/>
+    <w:lsdException w:name="footnote text"/>
+    <w:lsdException w:name="annotation text"/>
+    <w:lsdException w:name="header"/>
+    <w:lsdException w:name="footer"/>
+    <w:lsdException w:name="index heading"/>
+    <w:lsdException w:name="caption" w:uiPriority="35" w:qFormat="1"/>
+    <w:lsdException w:name="table of figures"/>
+    <w:lsdException w:name="envelope address"/>
+    <w:lsdException w:name="envelope return"/>
+    <w:lsdException w:name="footnote reference"/>
+    <w:lsdException w:name="annotation reference"/>
+    <w:lsdException w:name="line number"/>
+    <w:lsdException w:name="page number"/>
+    <w:lsdException w:name="endnote reference"/>
+    <w:lsdException w:name="endnote text"/>
+    <w:lsdException w:name="table of authorities"/>
+    <w:lsdException w:name="macro"/>
+    <w:lsdException w:name="toa heading"/>
+    <w:lsdException w:name="List"/>
+    <w:lsdException w:name="List Bullet"/>
+    <w:lsdException w:name="List Number"/>
+    <w:lsdException w:name="List 2"/>
+    <w:lsdException w:name="List 3"/>
+    <w:lsdException w:name="List 4"/>
+    <w:lsdException w:name="List 5"/>
+    <w:lsdException w:name="List Bullet 2"/>
+    <w:lsdException w:name="List Bullet 3"/>
+    <w:lsdException w:name="List Bullet 4"/>
+    <w:lsdException w:name="List Bullet 5"/>
+    <w:lsdException w:name="List Number 2"/>
+    <w:lsdException w:name="List Number 3"/>
+    <w:lsdException w:name="List Number 4"/>
+    <w:lsdException w:name="List Number 5"/>
+    <w:lsdException w:name="Title" w:semiHidden="0" w:uiPriority="10" w:unhideWhenUsed="0" w:qFormat="1"/>
+    <w:lsdException w:name="Closing"/>
+    <w:lsdException w:name="Signature"/>
+    <w:lsdException w:name="Default Paragraph Font" w:uiPriority="1"/>
+    <w:lsdException w:name="Body Text"/>
+    <w:lsdException w:name="Body Text Indent"/>
+    <w:lsdException w:name="List Continue"/>
+    <w:lsdException w:name="List Continue 2"/>
+    <w:lsdException w:name="List Continue 3"/>
+    <w:lsdException w:name="List Continue 4"/>
+    <w:lsdException w:name="List Continue 5"/>
+    <w:lsdException w:name="Message Header"/>
+    <w:lsdException w:name="Subtitle" w:semiHidden="0" w:uiPriority="11" w:unhideWhenUsed="0" w:qFormat="1"/>
+    <w:lsdException w:name="Salutation"/>
+    <w:lsdException w:name="Date"/>
+    <w:lsdException w:name="Body Text First Indent"/>
+    <w:lsdException w:name="Body Text First Indent 2"/>
+    <w:lsdException w:name="Note Heading"/>
+    <w:lsdException w:name="Body Text 2"/>
+    <w:lsdException w:name="Body Text 3"/>
+    <w:lsdException w:name="Body Text Indent 2"/>
+    <w:lsdException w:name="Body Text Indent 3"/>
+    <w:lsdException w:name="Block Text"/>
+    <w:lsdException w:name="Hyperlink"/>
+    <w:lsdException w:name="FollowedHyperlink"/>
+    <w:lsdException w:name="Strong" w:semiHidden="0" w:uiPriority="22" w:unhideWhenUsed="0" w:qFormat="1"/>
+    <w:lsdException w:name="Emphasis" w:semiHidden="0" w:uiPriority="20" w:unhideWhenUsed="0" w:qFormat="1"/>
+    <w:lsdException w:name="Document Map"/>
+    <w:lsdException w:name="Plain Text"/>
+    <w:lsdException w:name="E-mail Signature"/>
+    <w:lsdException w:name="HTML Top of Form"/>
+    <w:lsdException w:name="HTML Bottom of Form"/>
+    <w:lsdException w:name="Normal (Web)"/>
+    <w:lsdException w:name="HTML Acronym"/>
+    <w:lsdException w:name="HTML Address"/>
+    <w:lsdException w:name="HTML Cite"/>
+    <w:lsdException w:name="HTML Code"/>
+    <w:lsdException w:name="HTML Definition"/>
+    <w:lsdException w:name="HTML Keyboard"/>
+    <w:lsdException w:name="HTML Preformatted"/>
+    <w:lsdException w:name="HTML Sample"/>
+    <w:lsdException w:name="HTML Typewriter"/>
+    <w:lsdException w:name="HTML Variable"/>
+    <w:lsdException w:name="Normal Table"/>
+    <w:lsdException w:name="annotation subject"/>
+    <w:lsdException w:name="No List"/>
+    <w:lsdException w:name="Outline List 1"/>
+    <w:lsdException w:name="Outline List 2"/>
+    <w:lsdException w:name="Outline List 3"/>
+    <w:lsdException w:name="Table Simple 1"/>
+    <w:lsdException w:name="Table Simple 2"/>
+    <w:lsdException w:name="Table Simple 3"/>
+    <w:lsdException w:name="Table Classic 1"/>
+    <w:lsdException w:name="Table Classic 2"/>
+    <w:lsdException w:name="Table Classic 3"/>
+    <w:lsdException w:name="Table Classic 4"/>
+    <w:lsdException w:name="Table Colorful 1"/>
+    <w:lsdException w:name="Table Colorful 2"/>
+    <w:lsdException w:name="Table Colorful 3"/>
+    <w:lsdException w:name="Table Columns 1"/>
+    <w:lsdException w:name="Table Columns 2"/>
+    <w:lsdException w:name="Table Columns 3"/>
+    <w:lsdException w:name="Table Columns 4"/>
+    <w:lsdException w:name="Table Columns 5"/>
+    <w:lsdException w:name="Table Grid 1"/>
+    <w:lsdException w:name="Table Grid 2"/>
+    <w:lsdException w:name="Table Grid 3"/>
+    <w:lsdException w:name="Table Grid 4"/>
+    <w:lsdException w:name="Table Grid 5"/>
+    <w:lsdException w:name="Table Grid 6"/>
+    <w:lsdException w:name="Table Grid 7"/>
+    <w:lsdException w:name="Table Grid 8"/>
+    <w:lsdException w:name="Table List 1"/>
+    <w:lsdException w:name="Table List 2"/>
+    <w:lsdException w:name="Table List 3"/>
+    <w:lsdException w:name="Table List 4"/>
+    <w:lsdException w:name="Table List 5"/>
+    <w:lsdException w:name="Table List 6"/>
+    <w:lsdException w:name="Table List 7"/>
+    <w:lsdException w:name="Table List 8"/>
+    <w:lsdException w:name="Table 3D effects 1"/>
+    <w:lsdException w:name="Table 3D effects 2"/>
+    <w:lsdException w:name="Table 3D effects 3"/>
+    <w:lsdException w:name="Table Contemporary"/>
+    <w:lsdException w:name="Table Elegant"/>
+    <w:lsdException w:name="Table Professional"/>
+    <w:lsdException w:name="Table Subtle 1"/>
+    <w:lsdException w:name="Table Subtle 2"/>
+    <w:lsdException w:name="Table Web 1"/>
+    <w:lsdException w:name="Table Web 2"/>
+    <w:lsdException w:name="Table Web 3"/>
+    <w:lsdException w:name="Balloon Text"/>
+    <w:lsdException w:name="Table Grid" w:semiHidden="0" w:uiPriority="59" w:unhideWhenUsed="0"/>
+    <w:lsdException w:name="Table Theme"/>
+    <w:lsdException w:name="Placeholder Text" w:unhideWhenUsed="0"/>
+    <w:lsdException w:name="No Spacing" w:semiHidden="0" w:uiPriority="1" w:unhideWhenUsed="0" w:qFormat="1"/>
+    <w:lsdException w:name="Light Shading" w:semiHidden="0" w:uiPriority="60" w:unhideWhenUsed="0"/>
+    <w:lsdException w:name="Light List" w:semiHidden="0" w:uiPriority="61" w:unhideWhenUsed="0"/>
+    <w:lsdException w:name="Light Grid" w:semiHidden="0" w:uiPriority="62" w:unhideWhenUsed="0"/>
+    <w:lsdException w:name="Medium Shading 1" w:semiHidden="0" w:uiPriority="63" w:unhideWhenUsed="0"/>
+    <w:lsdException w:name="Medium Shading 2" w:semiHidden="0" w:uiPriority="64" w:unhideWhenUsed="0"/>
+    <w:lsdException w:name="Medium List 1" w:semiHidden="0" w:uiPriority="65" w:unhideWhenUsed="0"/>
+    <w:lsdException w:name="Medium List 2" w:semiHidden="0" w:uiPriority="66" w:unhideWhenUsed="0"/>
+    <w:lsdException w:name="Medium Grid 1" w:semiHidden="0" w:uiPriority="67" w:unhideWhenUsed="0"/>
+    <w:lsdException w:name="Medium Grid 2" w:semiHidden="0" w:uiPriority="68" w:unhideWhenUsed="0"/>
+    <w:lsdException w:name="Medium Grid 3" w:semiHidden="0" w:uiPriority="69" w:unhideWhenUsed="0"/>
+    <w:lsdException w:name="Dark List" w:semiHidden="0" w:uiPriority="70" w:unhideWhenUsed="0"/>
+    <w:lsdException w:name="Colorful Shading" w:semiHidden="0" w:uiPriority="71" w:unhideWhenUsed="0"/>
+    <w:lsdException w:name="Colorful List" w:semiHidden="0" w:uiPriority="72" w:unhideWhenUsed="0"/>
+    <w:lsdException w:name="Colorful Grid" w:semiHidden="0" w:uiPriority="73" w:unhideWhenUsed="0"/>
+    <w:lsdException w:name="Light Shading Accent 1" w:semiHidden="0" w:uiPriority="60" w:unhideWhenUsed="0"/>
+    <w:lsdException w:name="Light List Accent 1" w:semiHidden="0" w:uiPriority="61" w:unhideWhenUsed="0"/>
+    <w:lsdException w:name="Light Grid Accent 1" w:semiHidden="0" w:uiPriority="62" w:unhideWhenUsed="0"/>
+    <w:lsdException w:name="Medium Shading 1 Accent 1" w:semiHidden="0" w:uiPriority="63" w:unhideWhenUsed="0"/>
+    <w:lsdException w:name="Medium Shading 2 Accent 1" w:semiHidden="0" w:uiPriority="64" w:unhideWhenUsed="0"/>
+    <w:lsdException w:name="Medium List 1 Accent 1" w:semiHidden="0" w:uiPriority="65" w:unhideWhenUsed="0"/>
+    <w:lsdException w:name="Revision" w:unhideWhenUsed="0"/>
+    <w:lsdException w:name="List Paragraph" w:semiHidden="0" w:uiPriority="34" w:unhideWhenUsed="0" w:qFormat="1"/>
+    <w:lsdException w:name="Quote" w:semiHidden="0" w:uiPriority="29" w:unhideWhenUsed="0" w:qFormat="1"/>
+    <w:lsdException w:name="Intense Quote" w:semiHidden="0" w:uiPriority="30" w:unhideWhenUsed="0" w:qFormat="1"/>
+    <w:lsdException w:name="Medium List 2 Accent 1" w:semiHidden="0" w:uiPriority="66" w:unhideWhenUsed="0"/>
+    <w:lsdException w:name="Medium Grid 1 Accent 1" w:semiHidden="0" w:uiPriority="67" w:unhideWhenUsed="0"/>
+    <w:lsdException w:name="Medium Grid 2 Accent 1" w:semiHidden="0" w:uiPriority="68" w:unhideWhenUsed="0"/>
+    <w:lsdException w:name="Medium Grid 3 Accent 1" w:semiHidden="0" w:uiPriority="69" w:unhideWhenUsed="0"/>
+    <w:lsdException w:name="Dark List Accent 1" w:semiHidden="0" w:uiPriority="70" w:unhideWhenUsed="0"/>
+    <w:lsdException w:name="Colorful Shading Accent 1" w:semiHidden="0" w:uiPriority="71" w:unhideWhenUsed="0"/>
+    <w:lsdException w:name="Colorful List Accent 1" w:semiHidden="0" w:uiPriority="72" w:unhideWhenUsed="0"/>
+    <w:lsdException w:name="Colorful Grid Accent 1" w:semiHidden="0" w:uiPriority="73" w:unhideWhenUsed="0"/>
+    <w:lsdException w:name="Light Shading Accent 2" w:semiHidden="0" w:uiPriority="60" w:unhideWhenUsed="0"/>
+    <w:lsdException w:name="Light List Accent 2" w:semiHidden="0" w:uiPriority="61" w:unhideWhenUsed="0"/>
+    <w:lsdException w:name="Light Grid Accent 2" w:semiHidden="0" w:uiPriority="62" w:unhideWhenUsed="0"/>
+    <w:lsdException w:name="Medium Shading 1 Accent 2" w:semiHidden="0" w:uiPriority="63" w:unhideWhenUsed="0"/>
+    <w:lsdException w:name="Medium Shading 2 Accent 2" w:semiHidden="0" w:uiPriority="64" w:unhideWhenUsed="0"/>
+    <w:lsdException w:name="Medium List 1 Accent 2" w:semiHidden="0" w:uiPriority="65" w:unhideWhenUsed="0"/>
+    <w:lsdException w:name="Medium List 2 Accent 2" w:semiHidden="0" w:uiPriority="66" w:unhideWhenUsed="0"/>
+    <w:lsdException w:name="Medium Grid 1 Accent 2" w:semiHidden="0" w:uiPriority="67" w:unhideWhenUsed="0"/>
+    <w:lsdException w:name="Medium Grid 2 Accent 2" w:semiHidden="0" w:uiPriority="68" w:unhideWhenUsed="0"/>
+    <w:lsdException w:name="Medium Grid 3 Accent 2" w:semiHidden="0" w:uiPriority="69" w:unhideWhenUsed="0"/>
+    <w:lsdException w:name="Dark List Accent 2" w:semiHidden="0" w:uiPriority="70" w:unhideWhenUsed="0"/>
+    <w:lsdException w:name="Colorful Shading Accent 2" w:semiHidden="0" w:uiPriority="71" w:unhideWhenUsed="0"/>
+    <w:lsdException w:name="Colorful List Accent 2" w:semiHidden="0" w:uiPriority="72" w:unhideWhenUsed="0"/>
+    <w:lsdException w:name="Colorful Grid Accent 2" w:semiHidden="0" w:uiPriority="73" w:unhideWhenUsed="0"/>
+    <w:lsdException w:name="Light Shading Accent 3" w:semiHidden="0" w:uiPriority="60" w:unhideWhenUsed="0"/>
+    <w:lsdException w:name="Light List Accent 3" w:semiHidden="0" w:uiPriority="61" w:unhideWhenUsed="0"/>
+    <w:lsdException w:name="Light Grid Accent 3" w:semiHidden="0" w:uiPriority="62" w:unhideWhenUsed="0"/>
+    <w:lsdException w:name="Medium Shading 1 Accent 3" w:semiHidden="0" w:uiPriority="63" w:unhideWhenUsed="0"/>
+    <w:lsdException w:name="Medium Shading 2 Accent 3" w:semiHidden="0" w:uiPriority="64" w:unhideWhenUsed="0"/>
+    <w:lsdException w:name="Medium List 1 Accent 3" w:semiHidden="0" w:uiPriority="65" w:unhideWhenUsed="0"/>
+    <w:lsdException w:name="Medium List 2 Accent 3" w:semiHidden="0" w:uiPriority="66" w:unhideWhenUsed="0"/>
+    <w:lsdException w:name="Medium Grid 1 Accent 3" w:semiHidden="0" w:uiPriority="67" w:unhideWhenUsed="0"/>
+    <w:lsdException w:name="Medium Grid 2 Accent 3" w:semiHidden="0" w:uiPriority="68" w:unhideWhenUsed="0"/>
+    <w:lsdException w:name="Medium Grid 3 Accent 3" w:semiHidden="0" w:uiPriority="69" w:unhideWhenUsed="0"/>
+    <w:lsdException w:name="Dark List Accent 3" w:semiHidden="0" w:uiPriority="70" w:unhideWhenUsed="0"/>
+    <w:lsdException w:name="Colorful Shading Accent 3" w:semiHidden="0" w:uiPriority="71" w:unhideWhenUsed="0"/>
+    <w:lsdException w:name="Colorful List Accent 3" w:semiHidden="0" w:uiPriority="72" w:unhideWhenUsed="0"/>
+    <w:lsdException w:name="Colorful Grid Accent 3" w:semiHidden="0" w:uiPriority="73" w:unhideWhenUsed="0"/>
+    <w:lsdException w:name="Light Shading Accent 4" w:semiHidden="0" w:uiPriority="60" w:unhideWhenUsed="0"/>
+    <w:lsdException w:name="Light List Accent 4" w:semiHidden="0" w:uiPriority="61" w:unhideWhenUsed="0"/>
+    <w:lsdException w:name="Light Grid Accent 4" w:semiHidden="0" w:uiPriority="62" w:unhideWhenUsed="0"/>
+    <w:lsdException w:name="Medium Shading 1 Accent 4" w:semiHidden="0" w:uiPriority="63" w:unhideWhenUsed="0"/>
+    <w:lsdException w:name="Medium Shading 2 Accent 4" w:semiHidden="0" w:uiPriority="64" w:unhideWhenUsed="0"/>
+    <w:lsdException w:name="Medium List 1 Accent 4" w:semiHidden="0" w:uiPriority="65" w:unhideWhenUsed="0"/>
+    <w:lsdException w:name="Medium List 2 Accent 4" w:semiHidden="0" w:uiPriority="66" w:unhideWhenUsed="0"/>
+    <w:lsdException w:name="Medium Grid 1 Accent 4" w:semiHidden="0" w:uiPriority="67" w:unhideWhenUsed="0"/>
+    <w:lsdException w:name="Medium Grid 2 Accent 4" w:semiHidden="0" w:uiPriority="68" w:unhideWhenUsed="0"/>
+    <w:lsdException w:name="Medium Grid 3 Accent 4" w:semiHidden="0" w:uiPriority="69" w:unhideWhenUsed="0"/>
+    <w:lsdException w:name="Dark List Accent 4" w:semiHidden="0" w:uiPriority="70" w:unhideWhenUsed="0"/>
+    <w:lsdException w:name="Colorful Shading Accent 4" w:semiHidden="0" w:uiPriority="71" w:unhideWhenUsed="0"/>
+    <w:lsdException w:name="Colorful List Accent 4" w:semiHidden="0" w:uiPriority="72" w:unhideWhenUsed="0"/>
+    <w:lsdException w:name="Colorful Grid Accent 4" w:semiHidden="0" w:uiPriority="73" w:unhideWhenUsed="0"/>
+    <w:lsdException w:name="Light Shading Accent 5" w:semiHidden="0" w:uiPriority="60" w:unhideWhenUsed="0"/>
+    <w:lsdException w:name="Light List Accent 5" w:semiHidden="0" w:uiPriority="61" w:unhideWhenUsed="0"/>
+    <w:lsdException w:name="Light Grid Accent 5" w:semiHidden="0" w:uiPriority="62" w:unhideWhenUsed="0"/>
+    <w:lsdException w:name="Medium Shading 1 Accent 5" w:semiHidden="0" w:uiPriority="63" w:unhideWhenUsed="0"/>
+    <w:lsdException w:name="Medium Shading 2 Accent 5" w:semiHidden="0" w:uiPriority="64" w:unhideWhenUsed="0"/>
+    <w:lsdException w:name="Medium List 1 Accent 5" w:semiHidden="0" w:uiPriority="65" w:unhideWhenUsed="0"/>
+    <w:lsdException w:name="Medium List 2 Accent 5" w:semiHidden="0" w:uiPriority="66" w:unhideWhenUsed="0"/>
+    <w:lsdException w:name="Medium Grid 1 Accent 5" w:semiHidden="0" w:uiPriority="67" w:unhideWhenUsed="0"/>
+    <w:lsdException w:name="Medium Grid 2 Accent 5" w:semiHidden="0" w:uiPriority="68" w:unhideWhenUsed="0"/>
+    <w:lsdException w:name="Medium Grid 3 Accent 5" w:semiHidden="0" w:uiPriority="69" w:unhideWhenUsed="0"/>
+    <w:lsdException w:name="Dark List Accent 5" w:semiHidden="0" w:uiPriority="70" w:unhideWhenUsed="0"/>
+    <w:lsdException w:name="Colorful Shading Accent 5" w:semiHidden="0" w:uiPriority="71" w:unhideWhenUsed="0"/>
+    <w:lsdException w:name="Colorful List Accent 5" w:semiHidden="0" w:uiPriority="72" w:unhideWhenUsed="0"/>
+    <w:lsdException w:name="Colorful Grid Accent 5" w:semiHidden="0" w:uiPriority="73" w:unhideWhenUsed="0"/>
+    <w:lsdException w:name="Light Shading Accent 6" w:semiHidden="0" w:uiPriority="60" w:unhideWhenUsed="0"/>
+    <w:lsdException w:name="Light List Accent 6" w:semiHidden="0" w:uiPriority="61" w:unhideWhenUsed="0"/>
+    <w:lsdException w:name="Light Grid Accent 6" w:semiHidden="0" w:uiPriority="62" w:unhideWhenUsed="0"/>
+    <w:lsdException w:name="Medium Shading 1 Accent 6" w:semiHidden="0" w:uiPriority="63" w:unhideWhenUsed="0"/>
+    <w:lsdException w:name="Medium Shading 2 Accent 6" w:semiHidden="0" w:uiPriority="64" w:unhideWhenUsed="0"/>
+    <w:lsdException w:name="Medium List 1 Accent 6" w:semiHidden="0" w:uiPriority="65" w:unhideWhenUsed="0"/>
+    <w:lsdException w:name="Medium List 2 Accent 6" w:semiHidden="0" w:uiPriority="66" w:unhideWhenUsed="0"/>
+    <w:lsdException w:name="Medium Grid 1 Accent 6" w:semiHidden="0" w:uiPriority="67" w:unhideWhenUsed="0"/>
+    <w:lsdException w:name="Medium Grid 2 Accent 6" w:semiHidden="0" w:uiPriority="68" w:unhideWhenUsed="0"/>
+    <w:lsdException w:name="Medium Grid 3 Accent 6" w:semiHidden="0" w:uiPriority="69" w:unhideWhenUsed="0"/>
+    <w:lsdException w:name="Dark List Accent 6" w:semiHidden="0" w:uiPriority="70" w:unhideWhenUsed="0"/>
+    <w:lsdException w:name="Colorful Shading Accent 6" w:semiHidden="0" w:uiPriority="71" w:unhideWhenUsed="0"/>
+    <w:lsdException w:name="Colorful List Accent 6" w:semiHidden="0" w:uiPriority="72" w:unhideWhenUsed="0"/>
+    <w:lsdException w:name="Colorful Grid Accent 6" w:semiHidden="0" w:uiPriority="73" w:unhideWhenUsed="0"/>
+    <w:lsdException w:name="Subtle Emphasis" w:semiHidden="0" w:uiPriority="19" w:unhideWhenUsed="0" w:qFormat="1"/>
+    <w:lsdException w:name="Intense Emphasis" w:semiHidden="0" w:uiPriority="21" w:unhideWhenUsed="0" w:qFormat="1"/>
+    <w:lsdException w:name="Subtle Reference" w:semiHidden="0" w:uiPriority="31" w:unhideWhenUsed="0" w:qFormat="1"/>
+    <w:lsdException w:name="Intense Reference" w:semiHidden="0" w:uiPriority="32" w:unhideWhenUsed="0" w:qFormat="1"/>
+    <w:lsdException w:name="Book Title" w:semiHidden="0" w:uiPriority="33" w:unhideWhenUsed="0" w:qFormat="1"/>
+    <w:lsdException w:name="Bibliography" w:uiPriority="37"/>
+    <w:lsdException w:name="TOC Heading" w:uiPriority="39" w:qFormat="1"/>
+    <w:lsdException w:name="Plain Table 1" w:semiHidden="0" w:uiPriority="41" w:unhideWhenUsed="0"/>
+    <w:lsdException w:name="Plain Table 2" w:semiHidden="0" w:uiPriority="42" w:unhideWhenUsed="0"/>
+    <w:lsdException w:name="Plain Table 3" w:semiHidden="0" w:uiPriority="43" w:unhideWhenUsed="0"/>
+    <w:lsdException w:name="Plain Table 4" w:semiHidden="0" w:uiPriority="44" w:unhideWhenUsed="0"/>
+    <w:lsdException w:name="Plain Table 5" w:semiHidden="0" w:uiPriority="45" w:unhideWhenUsed="0"/>
+    <w:lsdException w:name="Grid Table Light" w:semiHidden="0" w:uiPriority="40" w:unhideWhenUsed="0"/>
+    <w:lsdException w:name="Grid Table 1 Light" w:semiHidden="0" w:uiPriority="46" w:unhideWhenUsed="0"/>
+    <w:lsdException w:name="Grid Table 2" w:semiHidden="0" w:uiPriority="47" w:unhideWhenUsed="0"/>
+    <w:lsdException w:name="Grid Table 3" w:semiHidden="0" w:uiPriority="48" w:unhideWhenUsed="0"/>
+    <w:lsdException w:name="Grid Table 4" w:semiHidden="0" w:uiPriority="49" w:unhideWhenUsed="0"/>
+    <w:lsdException w:name="Grid Table 5 Dark" w:semiHidden="0" w:uiPriority="50" w:unhideWhenUsed="0"/>
+    <w:lsdException w:name="Grid Table 6 Colorful" w:semiHidden="0" w:uiPriority="51" w:unhideWhenUsed="0"/>
+    <w:lsdException w:name="Grid Table 7 Colorful" w:semiHidden="0" w:uiPriority="52" w:unhideWhenUsed="0"/>
+    <w:lsdException w:name="Grid Table 1 Light Accent 1" w:semiHidden="0" w:uiPriority="46" w:unhideWhenUsed="0"/>
+    <w:lsdException w:name="Grid Table 2 Accent 1" w:semiHidden="0" w:uiPriority="47" w:unhideWhenUsed="0"/>
+    <w:lsdException w:name="Grid Table 3 Accent 1" w:semiHidden="0" w:uiPriority="48" w:unhideWhenUsed="0"/>
+    <w:lsdException w:name="Grid Table 4 Accent 1" w:semiHidden="0" w:uiPriority="49" w:unhideWhenUsed="0"/>
+    <w:lsdException w:name="Grid Table 5 Dark Accent 1" w:semiHidden="0" w:uiPriority="50" w:unhideWhenUsed="0"/>
+    <w:lsdException w:name="Grid Table 6 Colorful Accent 1" w:semiHidden="0" w:uiPriority="51" w:unhideWhenUsed="0"/>
+    <w:lsdException w:name="Grid Table 7 Colorful Accent 1" w:semiHidden="0" w:uiPriority="52" w:unhideWhenUsed="0"/>
+    <w:lsdException w:name="Grid Table 1 Light Accent 2" w:semiHidden="0" w:uiPriority="46" w:unhideWhenUsed="0"/>
+    <w:lsdException w:name="Grid Table 2 Accent 2" w:semiHidden="0" w:uiPriority="47" w:unhideWhenUsed="0"/>
+    <w:lsdException w:name="Grid Table 3 Accent 2" w:semiHidden="0" w:uiPriority="48" w:unhideWhenUsed="0"/>
+    <w:lsdException w:name="Grid Table 4 Accent 2" w:semiHidden="0" w:uiPriority="49" w:unhideWhenUsed="0"/>
+    <w:lsdException w:name="Grid Table 5 Dark Accent 2" w:semiHidden="0" w:uiPriority="50" w:unhideWhenUsed="0"/>
+    <w:lsdException w:name="Grid Table 6 Colorful Accent 2" w:semiHidden="0" w:uiPriority="51" w:unhideWhenUsed="0"/>
+    <w:lsdException w:name="Grid Table 7 Colorful Accent 2" w:semiHidden="0" w:uiPriority="52" w:unhideWhenUsed="0"/>
+    <w:lsdException w:name="Grid Table 1 Light Accent 3" w:semiHidden="0" w:uiPriority="46" w:unhideWhenUsed="0"/>
+    <w:lsdException w:name="Grid Table 2 Accent 3" w:semiHidden="0" w:uiPriority="47" w:unhideWhenUsed="0"/>
+    <w:lsdException w:name="Grid Table 3 Accent 3" w:semiHidden="0" w:uiPriority="48" w:unhideWhenUsed="0"/>
+    <w:lsdException w:name="Grid Table 4 Accent 3" w:semiHidden="0" w:uiPriority="49" w:unhideWhenUsed="0"/>
+    <w:lsdException w:name="Grid Table 5 Dark Accent 3" w:semiHidden="0" w:uiPriority="50" w:unhideWhenUsed="0"/>
+    <w:lsdException w:name="Grid Table 6 Colorful Accent 3" w:semiHidden="0" w:uiPriority="51" w:unhideWhenUsed="0"/>
+    <w:lsdException w:name="Grid Table 7 Colorful Accent 3" w:semiHidden="0" w:uiPriority="52" w:unhideWhenUsed="0"/>
+    <w:lsdException w:name="Grid Table 1 Light Accent 4" w:semiHidden="0" w:uiPriority="46" w:unhideWhenUsed="0"/>
+    <w:lsdException w:name="Grid Table 2 Accent 4" w:semiHidden="0" w:uiPriority="47" w:unhideWhenUsed="0"/>
+    <w:lsdException w:name="Grid Table 3 Accent 4" w:semiHidden="0" w:uiPriority="48" w:unhideWhenUsed="0"/>
+    <w:lsdException w:name="Grid Table 4 Accent 4" w:semiHidden="0" w:uiPriority="49" w:unhideWhenUsed="0"/>
+    <w:lsdException w:name="Grid Table 5 Dark Accent 4" w:semiHidden="0" w:uiPriority="50" w:unhideWhenUsed="0"/>
+    <w:lsdException w:name="Grid Table 6 Colorful Accent 4" w:semiHidden="0" w:uiPriority="51" w:unhideWhenUsed="0"/>
+    <w:lsdException w:name="Grid Table 7 Colorful Accent 4" w:semiHidden="0" w:uiPriority="52" w:unhideWhenUsed="0"/>
+    <w:lsdException w:name="Grid Table 1 Light Accent 5" w:semiHidden="0" w:uiPriority="46" w:unhideWhenUsed="0"/>
+    <w:lsdException w:name="Grid Table 2 Accent 5" w:semiHidden="0" w:uiPriority="47" w:unhideWhenUsed="0"/>
+    <w:lsdException w:name="Grid Table 3 Accent 5" w:semiHidden="0" w:uiPriority="48" w:unhideWhenUsed="0"/>
+    <w:lsdException w:name="Grid Table 4 Accent 5" w:semiHidden="0" w:uiPriority="49" w:unhideWhenUsed="0"/>
+    <w:lsdException w:name="Grid Table 5 Dark Accent 5" w:semiHidden="0" w:uiPriority="50" w:unhideWhenUsed="0"/>
+    <w:lsdException w:name="Grid Table 6 Colorful Accent 5" w:semiHidden="0" w:uiPriority="51" w:unhideWhenUsed="0"/>
+    <w:lsdException w:name="Grid Table 7 Colorful Accent 5" w:semiHidden="0" w:uiPriority="52" w:unhideWhenUsed="0"/>
+    <w:lsdException w:name="Grid Table 1 Light Accent 6" w:semiHidden="0" w:uiPriority="46" w:unhideWhenUsed="0"/>
+    <w:lsdException w:name="Grid Table 2 Accent 6" w:semiHidden="0" w:uiPriority="47" w:unhideWhenUsed="0"/>
+    <w:lsdException w:name="Grid Table 3 Accent 6" w:semiHidden="0" w:uiPriority="48" w:unhideWhenUsed="0"/>
+    <w:lsdException w:name="Grid Table 4 Accent 6" w:semiHidden="0" w:uiPriority="49" w:unhideWhenUsed="0"/>
+    <w:lsdException w:name="Grid Table 5 Dark Accent 6" w:semiHidden="0" w:uiPriority="50" w:unhideWhenUsed="0"/>
+    <w:lsdException w:name="Grid Table 6 Colorful Accent 6" w:semiHidden="0" w:uiPriority="51" w:unhideWhenUsed="0"/>
+    <w:lsdException w:name="Grid Table 7 Colorful Accent 6" w:semiHidden="0" w:uiPriority="52" w:unhideWhenUsed="0"/>
+    <w:lsdException w:name="List Table 1 Light" w:semiHidden="0" w:uiPriority="46" w:unhideWhenUsed="0"/>
+    <w:lsdException w:name="List Table 2" w:semiHidden="0" w:uiPriority="47" w:unhideWhenUsed="0"/>
+    <w:lsdException w:name="List Table 3" w:semiHidden="0" w:uiPriority="48" w:unhideWhenUsed="0"/>
+    <w:lsdException w:name="List Table 4" w:semiHidden="0" w:uiPriority="49" w:unhideWhenUsed="0"/>
+    <w:lsdException w:name="List Table 5 Dark" w:semiHidden="0" w:uiPriority="50" w:unhideWhenUsed="0"/>
+    <w:lsdException w:name="List Table 6 Colorful" w:semiHidden="0" w:uiPriority="51" w:unhideWhenUsed="0"/>
+    <w:lsdException w:name="List Table 7 Colorful" w:semiHidden="0" w:uiPriority="52" w:unhideWhenUsed="0"/>
+    <w:lsdException w:name="List Table 1 Light Accent 1" w:semiHidden="0" w:uiPriority="46" w:unhideWhenUsed="0"/>
+    <w:lsdException w:name="List Table 2 Accent 1" w:semiHidden="0" w:uiPriority="47" w:unhideWhenUsed="0"/>
+    <w:lsdException w:name="List Table 3 Accent 1" w:semiHidden="0" w:uiPriority="48" w:unhideWhenUsed="0"/>
+    <w:lsdException w:name="List Table 4 Accent 1" w:semiHidden="0" w:uiPriority="49" w:unhideWhenUsed="0"/>
+    <w:lsdException w:name="List Table 5 Dark Accent 1" w:semiHidden="0" w:uiPriority="50" w:unhideWhenUsed="0"/>
+    <w:lsdException w:name="List Table 6 Colorful Accent 1" w:semiHidden="0" w:uiPriority="51" w:unhideWhenUsed="0"/>
+    <w:lsdException w:name="List Table 7 Colorful Accent 1" w:semiHidden="0" w:uiPriority="52" w:unhideWhenUsed="0"/>
+    <w:lsdException w:name="List Table 1 Light Accent 2" w:semiHidden="0" w:uiPriority="46" w:unhideWhenUsed="0"/>
+    <w:lsdException w:name="List Table 2 Accent 2" w:semiHidden="0" w:uiPriority="47" w:unhideWhenUsed="0"/>
+    <w:lsdException w:name="List Table 3 Accent 2" w:semiHidden="0" w:uiPriority="48" w:unhideWhenUsed="0"/>
+    <w:lsdException w:name="List Table 4 Accent 2" w:semiHidden="0" w:uiPriority="49" w:unhideWhenUsed="0"/>
+    <w:lsdException w:name="List Table 5 Dark Accent 2" w:semiHidden="0" w:uiPriority="50" w:unhideWhenUsed="0"/>
+    <w:lsdException w:name="List Table 6 Colorful Accent 2" w:semiHidden="0" w:uiPriority="51" w:unhideWhenUsed="0"/>
+    <w:lsdException w:name="List Table 7 Colorful Accent 2" w:semiHidden="0" w:uiPriority="52" w:unhideWhenUsed="0"/>
+    <w:lsdException w:name="List Table 1 Light Accent 3" w:semiHidden="0" w:uiPriority="46" w:unhideWhenUsed="0"/>
+    <w:lsdException w:name="List Table 2 Accent 3" w:semiHidden="0" w:uiPriority="47" w:unhideWhenUsed="0"/>
+    <w:lsdException w:name="List Table 3 Accent 3" w:semiHidden="0" w:uiPriority="48" w:unhideWhenUsed="0"/>
+    <w:lsdException w:name="List Table 4 Accent 3" w:semiHidden="0" w:uiPriority="49" w:unhideWhenUsed="0"/>
+    <w:lsdException w:name="List Table 5 Dark Accent 3" w:semiHidden="0" w:uiPriority="50" w:unhideWhenUsed="0"/>
+    <w:lsdException w:name="List Table 6 Colorful Accent 3" w:semiHidden="0" w:uiPriority="51" w:unhideWhenUsed="0"/>
+    <w:lsdException w:name="List Table 7 Colorful Accent 3" w:semiHidden="0" w:uiPriority="52" w:unhideWhenUsed="0"/>
+    <w:lsdException w:name="List Table 1 Light Accent 4" w:semiHidden="0" w:uiPriority="46" w:unhideWhenUsed="0"/>
+    <w:lsdException w:name="List Table 2 Accent 4" w:semiHidden="0" w:uiPriority="47" w:unhideWhenUsed="0"/>
+    <w:lsdException w:name="List Table 3 Accent 4" w:semiHidden="0" w:uiPriority="48" w:unhideWhenUsed="0"/>
+    <w:lsdException w:name="List Table 4 Accent 4" w:semiHidden="0" w:uiPriority="49" w:unhideWhenUsed="0"/>
+    <w:lsdException w:name="List Table 5 Dark Accent 4" w:semiHidden="0" w:uiPriority="50" w:unhideWhenUsed="0"/>
+    <w:lsdException w:name="List Table 6 Colorful Accent 4" w:semiHidden="0" w:uiPriority="51" w:unhideWhenUsed="0"/>
+    <w:lsdException w:name="List Table 7 Colorful Accent 4" w:semiHidden="0" w:uiPriority="52" w:unhideWhenUsed="0"/>
+    <w:lsdException w:name="List Table 1 Light Accent 5" w:semiHidden="0" w:uiPriority="46" w:unhideWhenUsed="0"/>
+    <w:lsdException w:name="List Table 2 Accent 5" w:semiHidden="0" w:uiPriority="47" w:unhideWhenUsed="0"/>
+    <w:lsdException w:name="List Table 3 Accent 5" w:semiHidden="0" w:uiPriority="48" w:unhideWhenUsed="0"/>
+    <w:lsdException w:name="List Table 4 Accent 5" w:semiHidden="0" w:uiPriority="49" w:unhideWhenUsed="0"/>
+    <w:lsdException w:name="List Table 5 Dark Accent 5" w:semiHidden="0" w:uiPriority="50" w:unhideWhenUsed="0"/>
+    <w:lsdException w:name="List Table 6 Colorful Accent 5" w:semiHidden="0" w:uiPriority="51" w:unhideWhenUsed="0"/>
+    <w:lsdException w:name="List Table 7 Colorful Accent 5" w:semiHidden="0" w:uiPriority="52" w:unhideWhenUsed="0"/>
+    <w:lsdException w:name="List Table 1 Light Accent 6" w:semiHidden="0" w:uiPriority="46" w:unhideWhenUsed="0"/>
+    <w:lsdException w:name="List Table 2 Accent 6" w:semiHidden="0" w:uiPriority="47" w:unhideWhenUsed="0"/>
+    <w:lsdException w:name="List Table 3 Accent 6" w:semiHidden="0" w:uiPriority="48" w:unhideWhenUsed="0"/>
+    <w:lsdException w:name="List Table 4 Accent 6" w:semiHidden="0" w:uiPriority="49" w:unhideWhenUsed="0"/>
+    <w:lsdException w:name="List Table 5 Dark Accent 6" w:semiHidden="0" w:uiPriority="50" w:unhideWhenUsed="0"/>
+    <w:lsdException w:name="List Table 6 Colorful Accent 6" w:semiHidden="0" w:uiPriority="51" w:unhideWhenUsed="0"/>
+    <w:lsdException w:name="List Table 7 Colorful Accent 6" w:semiHidden="0" w:uiPriority="52" w:unhideWhenUsed="0"/>
+  </w:latentStyles>
+  <w:style w:type="paragraph" w:styleId="para0" w:default="1">
+    <w:name w:val="Normal"/>
+    <w:qFormat/>
+    <w:key w:val="1072"/>
+  </w:style>
+  <w:style w:type="paragraph" w:styleId="para1">
     <w:name w:val="Title"/>
-    <w:basedOn w:val="Normal"/>
-    <w:next w:val="Normal"/>
     <w:qFormat/>
     <w:rPr>
+      <w:rFonts w:ascii="Inter" w:hAnsi="Inter" w:eastAsia="Inter" w:cs="Inter"/>
       <w:sz w:val="56"/>
       <w:szCs w:val="56"/>
+      <w:lang w:val="en-us" w:eastAsia="zh-cn" w:bidi="ar-sa"/>
     </w:rPr>
   </w:style>
-  <w:style w:type="paragraph" w:styleId="Heading1">
-    <w:name w:val="Heading 1"/>
-    <w:basedOn w:val="Normal"/>
-    <w:next w:val="Normal"/>
+  <w:style w:type="paragraph" w:styleId="para2">
+    <w:name w:val="heading 1"/>
     <w:qFormat/>
     <w:rPr>
-      <w:color w:val="2E74B5"/>
+      <w:rFonts w:ascii="Inter" w:hAnsi="Inter" w:eastAsia="Inter" w:cs="Inter"/>
+      <w:color w:val="2e74b5"/>
       <w:sz w:val="32"/>
       <w:szCs w:val="32"/>
+      <w:lang w:val="en-us" w:eastAsia="zh-cn" w:bidi="ar-sa"/>
     </w:rPr>
   </w:style>
-  <w:style w:type="paragraph" w:styleId="Heading2">
-    <w:name w:val="Heading 2"/>
-    <w:basedOn w:val="Normal"/>
-    <w:next w:val="Normal"/>
+  <w:style w:type="paragraph" w:styleId="para3">
+    <w:name w:val="heading 2"/>
     <w:qFormat/>
     <w:rPr>
-      <w:color w:val="2E74B5"/>
+      <w:rFonts w:ascii="Inter" w:hAnsi="Inter" w:eastAsia="Inter" w:cs="Inter"/>
+      <w:color w:val="2e74b5"/>
       <w:sz w:val="26"/>
       <w:szCs w:val="26"/>
+      <w:lang w:val="en-us" w:eastAsia="zh-cn" w:bidi="ar-sa"/>
     </w:rPr>
   </w:style>
-  <w:style w:type="paragraph" w:styleId="Heading3">
-    <w:name w:val="Heading 3"/>
-    <w:basedOn w:val="Normal"/>
-    <w:next w:val="Normal"/>
+  <w:style w:type="paragraph" w:styleId="para4">
+    <w:name w:val="heading 3"/>
     <w:qFormat/>
     <w:rPr>
-      <w:color w:val="1F4D78"/>
+      <w:rFonts w:ascii="Inter" w:hAnsi="Inter" w:eastAsia="Inter" w:cs="Inter"/>
+      <w:color w:val="1f4d78"/>
       <w:sz w:val="24"/>
       <w:szCs w:val="24"/>
+      <w:lang w:val="en-us" w:eastAsia="zh-cn" w:bidi="ar-sa"/>
     </w:rPr>
   </w:style>
-  <w:style w:type="paragraph" w:styleId="Heading4">
-    <w:name w:val="Heading 4"/>
-    <w:basedOn w:val="Normal"/>
-    <w:next w:val="Normal"/>
+  <w:style w:type="paragraph" w:styleId="para5">
+    <w:name w:val="heading 4"/>
     <w:qFormat/>
     <w:rPr>
+      <w:rFonts w:ascii="Inter" w:hAnsi="Inter" w:eastAsia="Inter" w:cs="Inter"/>
       <w:i/>
       <w:iCs/>
-      <w:color w:val="2E74B5"/>
+      <w:color w:val="2e74b5"/>
+      <w:sz w:val="22"/>
+      <w:szCs w:val="22"/>
+      <w:lang w:val="en-us" w:eastAsia="zh-cn" w:bidi="ar-sa"/>
     </w:rPr>
   </w:style>
-  <w:style w:type="paragraph" w:styleId="Heading5">
-    <w:name w:val="Heading 5"/>
-    <w:basedOn w:val="Normal"/>
-    <w:next w:val="Normal"/>
+  <w:style w:type="paragraph" w:styleId="para6">
+    <w:name w:val="heading 5"/>
     <w:qFormat/>
     <w:rPr>
-      <w:color w:val="2E74B5"/>
+      <w:rFonts w:ascii="Inter" w:hAnsi="Inter" w:eastAsia="Inter" w:cs="Inter"/>
+      <w:color w:val="2e74b5"/>
+      <w:sz w:val="22"/>
+      <w:szCs w:val="22"/>
+      <w:lang w:val="en-us" w:eastAsia="zh-cn" w:bidi="ar-sa"/>
     </w:rPr>
   </w:style>
-  <w:style w:type="paragraph" w:styleId="Heading6">
-    <w:name w:val="Heading 6"/>
-    <w:basedOn w:val="Normal"/>
-    <w:next w:val="Normal"/>
+  <w:style w:type="paragraph" w:styleId="para7">
+    <w:name w:val="heading 6"/>
     <w:qFormat/>
     <w:rPr>
-      <w:color w:val="1F4D78"/>
+      <w:rFonts w:ascii="Inter" w:hAnsi="Inter" w:eastAsia="Inter" w:cs="Inter"/>
+      <w:color w:val="1f4d78"/>
+      <w:sz w:val="22"/>
+      <w:szCs w:val="22"/>
+      <w:lang w:val="en-us" w:eastAsia="zh-cn" w:bidi="ar-sa"/>
     </w:rPr>
   </w:style>
-  <w:style w:type="paragraph" w:styleId="Strong">
+  <w:style w:type="paragraph" w:styleId="para8" w:customStyle="1">
     <w:name w:val="Strong"/>
-    <w:basedOn w:val="Normal"/>
-    <w:next w:val="Normal"/>
     <w:qFormat/>
     <w:rPr>
+      <w:rFonts w:ascii="Inter" w:hAnsi="Inter" w:eastAsia="Inter" w:cs="Inter"/>
       <w:b/>
       <w:bCs/>
+      <w:sz w:val="22"/>
+      <w:szCs w:val="22"/>
+      <w:lang w:val="en-us" w:eastAsia="zh-cn" w:bidi="ar-sa"/>
     </w:rPr>
   </w:style>
-  <w:style w:type="paragraph" w:styleId="ListParagraph">
+  <w:style w:type="paragraph" w:styleId="para9">
     <w:name w:val="List Paragraph"/>
-    <w:basedOn w:val="Normal"/>
     <w:qFormat/>
-  </w:style>
-  <w:style w:type="character" w:styleId="Hyperlink">
-    <w:name w:val="Hyperlink"/>
-    <w:basedOn w:val="DefaultParagraphFont"/>
-    <w:uiPriority w:val="99"/>
-    <w:unhideWhenUsed/>
     <w:rPr>
-      <w:color w:val="0563C1"/>
-      <w:u w:val="single"/>
+      <w:rFonts w:ascii="Inter" w:hAnsi="Inter" w:eastAsia="Inter" w:cs="Inter"/>
+      <w:sz w:val="22"/>
+      <w:szCs w:val="22"/>
+      <w:lang w:val="en-us" w:eastAsia="zh-cn" w:bidi="ar-sa"/>
     </w:rPr>
   </w:style>
-  <w:style w:type="character" w:styleId="FootnoteReference">
-    <w:name w:val="footnote reference"/>
-    <w:basedOn w:val="DefaultParagraphFont"/>
-    <w:uiPriority w:val="99"/>
-    <w:semiHidden/>
-    <w:unhideWhenUsed/>
+  <w:style w:type="paragraph" w:styleId="para10">
+    <w:name w:val="Footnote Text"/>
+    <w:qFormat/>
     <w:rPr>
-      <w:vertAlign w:val="superscript"/>
+      <w:rFonts w:ascii="Inter" w:hAnsi="Inter" w:eastAsia="Inter" w:cs="Inter"/>
+      <w:sz w:val="22"/>
+      <w:szCs w:val="22"/>
+      <w:lang w:val="en-us" w:eastAsia="zh-cn" w:bidi="ar-sa"/>
     </w:rPr>
   </w:style>
-  <w:style w:type="paragraph" w:styleId="FootnoteText">
-    <w:name w:val="footnote text"/>
-    <w:basedOn w:val="Normal"/>
-    <w:link w:val="FootnoteTextChar"/>
-    <w:uiPriority w:val="99"/>
-    <w:semiHidden/>
-    <w:unhideWhenUsed/>
-    <w:pPr>
-      <w:spacing w:after="0" w:line="240" w:lineRule="auto"/>
-    </w:pPr>
+  <w:style w:type="paragraph" w:styleId="para11">
+    <w:name w:val="Balloon Text"/>
+    <w:qFormat/>
+    <w:basedOn w:val="para0"/>
+    <w:rPr>
+      <w:rFonts w:ascii="Segoe UI" w:hAnsi="Segoe UI" w:eastAsia="SimSun" w:cs="Segoe UI"/>
+      <w:sz w:val="18"/>
+      <w:szCs w:val="18"/>
+    </w:rPr>
+  </w:style>
+  <w:style w:type="paragraph" w:styleId="para12">
+    <w:name w:val="Comment Text"/>
+    <w:qFormat/>
+    <w:basedOn w:val="para0"/>
     <w:rPr>
       <w:sz w:val="20"/>
       <w:szCs w:val="20"/>
     </w:rPr>
   </w:style>
-  <w:style w:type="character" w:styleId="FootnoteTextChar">
+  <w:style w:type="character" w:styleId="char0" w:default="1">
+    <w:name w:val="Default Paragraph Font"/>
+  </w:style>
+  <w:style w:type="character" w:styleId="char1">
+    <w:name w:val="Hyperlink"/>
+    <w:rPr>
+      <w:color w:val="0563c1"/>
+      <w:u w:color="auto" w:val="single"/>
+    </w:rPr>
+  </w:style>
+  <w:style w:type="character" w:styleId="char2">
+    <w:name w:val="Footnote Reference"/>
+    <w:rPr>
+      <w:vertAlign w:val="superscript"/>
+    </w:rPr>
+  </w:style>
+  <w:style w:type="character" w:styleId="char3" w:customStyle="1">
     <w:name w:val="Footnote Text Char"/>
-    <w:basedOn w:val="DefaultParagraphFont"/>
-    <w:link w:val="FootnoteText"/>
-    <w:uiPriority w:val="99"/>
-    <w:semiHidden/>
-    <w:unhideWhenUsed/>
     <w:rPr>
       <w:sz w:val="20"/>
       <w:szCs w:val="20"/>
     </w:rPr>
   </w:style>
+  <w:style w:type="table" w:default="1" w:styleId="TableNormal">
+    <w:name w:val="Normal Table"/>
+    <w:uiPriority w:val="99"/>
+    <w:semiHidden/>
+    <w:unhideWhenUsed/>
+    <w:tblPr>
+      <w:tblStyleRowBandSize w:val="1"/>
+      <w:tblStyleColBandSize w:val="1"/>
+      <w:tblInd w:w="0" w:type="dxa"/>
+      <w:tblCellMar>
+        <w:top w:w="0" w:type="dxa"/>
+        <w:left w:w="108" w:type="dxa"/>
+        <w:bottom w:w="0" w:type="dxa"/>
+        <w:right w:w="108" w:type="dxa"/>
+      </w:tblCellMar>
+    </w:tblPr>
+  </w:style>
 </w:styles>
+</file>
+
+<file path=word/stylesWithEffects.xml><?xml version="1.0" encoding="utf-8"?>
+<w:styles xmlns:wpc="http://schemas.microsoft.com/office/word/2010/wordprocessingCanvas" xmlns:mc="http://schemas.openxmlformats.org/markup-compatibility/2006" xmlns:o="urn:schemas-microsoft-com:office:office" xmlns:r="http://schemas.openxmlformats.org/officeDocument/2006/relationships" xmlns:m="http://schemas.openxmlformats.org/officeDocument/2006/math" xmlns:v="urn:schemas-microsoft-com:vml" xmlns:wp14="http://schemas.microsoft.com/office/word/2010/wordprocessingDrawing" xmlns:wp="http://schemas.openxmlformats.org/drawingml/2006/wordprocessingDrawing" xmlns:w10="urn:schemas-microsoft-com:office:word" xmlns:w="http://schemas.openxmlformats.org/wordprocessingml/2006/main" xmlns:w14="http://schemas.microsoft.com/office/word/2010/wordml" xmlns:wpg="http://schemas.microsoft.com/office/word/2010/wordprocessingGroup" xmlns:wpi="http://schemas.microsoft.com/office/word/2010/wordprocessingInk" xmlns:wne="http://schemas.microsoft.com/office/word/2006/wordml" xmlns:wps="http://schemas.microsoft.com/office/word/2010/wordprocessingShape" xmlns:w15="http://schemas.microsoft.com/office/word/2012/wordml" mc:Ignorable="w14 wp14 w15">
+  <w:docDefaults>
+    <w:rPrDefault>
+      <w:rPr>
+        <w:rFonts w:ascii="Inter" w:hAnsi="Inter" w:eastAsia="Inter" w:cs="Inter"/>
+        <w:sz w:val="22"/>
+        <w:szCs w:val="22"/>
+        <w:lang w:val="en-us" w:eastAsia="zh-cn" w:bidi="ar-sa"/>
+      </w:rPr>
+    </w:rPrDefault>
+    <w:pPrDefault/>
+  </w:docDefaults>
+  <w:latentStyles w:defLockedState="0" w:defUIPriority="99" w:defSemiHidden="0" w:defUnhideWhenUsed="0" w:defQFormat="0" w:count="371">
+    <w:lsdException w:name="Normal" w:semiHidden="0" w:uiPriority="0" w:unhideWhenUsed="0" w:qFormat="1"/>
+    <w:lsdException w:name="heading 1" w:semiHidden="0" w:uiPriority="9" w:unhideWhenUsed="0" w:qFormat="1"/>
+    <w:lsdException w:name="heading 2" w:uiPriority="9" w:qFormat="1"/>
+    <w:lsdException w:name="heading 3" w:uiPriority="9" w:qFormat="1"/>
+    <w:lsdException w:name="heading 4" w:uiPriority="9" w:qFormat="1"/>
+    <w:lsdException w:name="heading 5" w:uiPriority="9" w:qFormat="1"/>
+    <w:lsdException w:name="heading 6" w:uiPriority="9" w:qFormat="1"/>
+    <w:lsdException w:name="heading 7" w:uiPriority="9" w:qFormat="1"/>
+    <w:lsdException w:name="heading 8" w:uiPriority="9" w:qFormat="1"/>
+    <w:lsdException w:name="heading 9" w:uiPriority="9" w:qFormat="1"/>
+    <w:lsdException w:name="index 1"/>
+    <w:lsdException w:name="index 2"/>
+    <w:lsdException w:name="index 3"/>
+    <w:lsdException w:name="index 4"/>
+    <w:lsdException w:name="index 5"/>
+    <w:lsdException w:name="index 6"/>
+    <w:lsdException w:name="index 7"/>
+    <w:lsdException w:name="index 8"/>
+    <w:lsdException w:name="index 9"/>
+    <w:lsdException w:name="toc 1" w:uiPriority="39"/>
+    <w:lsdException w:name="toc 2" w:uiPriority="39"/>
+    <w:lsdException w:name="toc 3" w:uiPriority="39"/>
+    <w:lsdException w:name="toc 4" w:uiPriority="39"/>
+    <w:lsdException w:name="toc 5" w:uiPriority="39"/>
+    <w:lsdException w:name="toc 6" w:uiPriority="39"/>
+    <w:lsdException w:name="toc 7" w:uiPriority="39"/>
+    <w:lsdException w:name="toc 8" w:uiPriority="39"/>
+    <w:lsdException w:name="toc 9" w:uiPriority="39"/>
+    <w:lsdException w:name="Normal Indent"/>
+    <w:lsdException w:name="footnote text"/>
+    <w:lsdException w:name="annotation text"/>
+    <w:lsdException w:name="header"/>
+    <w:lsdException w:name="footer"/>
+    <w:lsdException w:name="index heading"/>
+    <w:lsdException w:name="caption" w:uiPriority="35" w:qFormat="1"/>
+    <w:lsdException w:name="table of figures"/>
+    <w:lsdException w:name="envelope address"/>
+    <w:lsdException w:name="envelope return"/>
+    <w:lsdException w:name="footnote reference"/>
+    <w:lsdException w:name="annotation reference"/>
+    <w:lsdException w:name="line number"/>
+    <w:lsdException w:name="page number"/>
+    <w:lsdException w:name="endnote reference"/>
+    <w:lsdException w:name="endnote text"/>
+    <w:lsdException w:name="table of authorities"/>
+    <w:lsdException w:name="macro"/>
+    <w:lsdException w:name="toa heading"/>
+    <w:lsdException w:name="List"/>
+    <w:lsdException w:name="List Bullet"/>
+    <w:lsdException w:name="List Number"/>
+    <w:lsdException w:name="List 2"/>
+    <w:lsdException w:name="List 3"/>
+    <w:lsdException w:name="List 4"/>
+    <w:lsdException w:name="List 5"/>
+    <w:lsdException w:name="List Bullet 2"/>
+    <w:lsdException w:name="List Bullet 3"/>
+    <w:lsdException w:name="List Bullet 4"/>
+    <w:lsdException w:name="List Bullet 5"/>
+    <w:lsdException w:name="List Number 2"/>
+    <w:lsdException w:name="List Number 3"/>
+    <w:lsdException w:name="List Number 4"/>
+    <w:lsdException w:name="List Number 5"/>
+    <w:lsdException w:name="Title" w:semiHidden="0" w:uiPriority="10" w:unhideWhenUsed="0" w:qFormat="1"/>
+    <w:lsdException w:name="Closing"/>
+    <w:lsdException w:name="Signature"/>
+    <w:lsdException w:name="Default Paragraph Font" w:uiPriority="1"/>
+    <w:lsdException w:name="Body Text"/>
+    <w:lsdException w:name="Body Text Indent"/>
+    <w:lsdException w:name="List Continue"/>
+    <w:lsdException w:name="List Continue 2"/>
+    <w:lsdException w:name="List Continue 3"/>
+    <w:lsdException w:name="List Continue 4"/>
+    <w:lsdException w:name="List Continue 5"/>
+    <w:lsdException w:name="Message Header"/>
+    <w:lsdException w:name="Subtitle" w:semiHidden="0" w:uiPriority="11" w:unhideWhenUsed="0" w:qFormat="1"/>
+    <w:lsdException w:name="Salutation"/>
+    <w:lsdException w:name="Date"/>
+    <w:lsdException w:name="Body Text First Indent"/>
+    <w:lsdException w:name="Body Text First Indent 2"/>
+    <w:lsdException w:name="Note Heading"/>
+    <w:lsdException w:name="Body Text 2"/>
+    <w:lsdException w:name="Body Text 3"/>
+    <w:lsdException w:name="Body Text Indent 2"/>
+    <w:lsdException w:name="Body Text Indent 3"/>
+    <w:lsdException w:name="Block Text"/>
+    <w:lsdException w:name="Hyperlink"/>
+    <w:lsdException w:name="FollowedHyperlink"/>
+    <w:lsdException w:name="Strong" w:semiHidden="0" w:uiPriority="22" w:unhideWhenUsed="0" w:qFormat="1"/>
+    <w:lsdException w:name="Emphasis" w:semiHidden="0" w:uiPriority="20" w:unhideWhenUsed="0" w:qFormat="1"/>
+    <w:lsdException w:name="Document Map"/>
+    <w:lsdException w:name="Plain Text"/>
+    <w:lsdException w:name="E-mail Signature"/>
+    <w:lsdException w:name="HTML Top of Form"/>
+    <w:lsdException w:name="HTML Bottom of Form"/>
+    <w:lsdException w:name="Normal (Web)"/>
+    <w:lsdException w:name="HTML Acronym"/>
+    <w:lsdException w:name="HTML Address"/>
+    <w:lsdException w:name="HTML Cite"/>
+    <w:lsdException w:name="HTML Code"/>
+    <w:lsdException w:name="HTML Definition"/>
+    <w:lsdException w:name="HTML Keyboard"/>
+    <w:lsdException w:name="HTML Preformatted"/>
+    <w:lsdException w:name="HTML Sample"/>
+    <w:lsdException w:name="HTML Typewriter"/>
+    <w:lsdException w:name="HTML Variable"/>
+    <w:lsdException w:name="Normal Table"/>
+    <w:lsdException w:name="annotation subject"/>
+    <w:lsdException w:name="No List"/>
+    <w:lsdException w:name="Outline List 1"/>
+    <w:lsdException w:name="Outline List 2"/>
+    <w:lsdException w:name="Outline List 3"/>
+    <w:lsdException w:name="Table Simple 1"/>
+    <w:lsdException w:name="Table Simple 2"/>
+    <w:lsdException w:name="Table Simple 3"/>
+    <w:lsdException w:name="Table Classic 1"/>
+    <w:lsdException w:name="Table Classic 2"/>
+    <w:lsdException w:name="Table Classic 3"/>
+    <w:lsdException w:name="Table Classic 4"/>
+    <w:lsdException w:name="Table Colorful 1"/>
+    <w:lsdException w:name="Table Colorful 2"/>
+    <w:lsdException w:name="Table Colorful 3"/>
+    <w:lsdException w:name="Table Columns 1"/>
+    <w:lsdException w:name="Table Columns 2"/>
+    <w:lsdException w:name="Table Columns 3"/>
+    <w:lsdException w:name="Table Columns 4"/>
+    <w:lsdException w:name="Table Columns 5"/>
+    <w:lsdException w:name="Table Grid 1"/>
+    <w:lsdException w:name="Table Grid 2"/>
+    <w:lsdException w:name="Table Grid 3"/>
+    <w:lsdException w:name="Table Grid 4"/>
+    <w:lsdException w:name="Table Grid 5"/>
+    <w:lsdException w:name="Table Grid 6"/>
+    <w:lsdException w:name="Table Grid 7"/>
+    <w:lsdException w:name="Table Grid 8"/>
+    <w:lsdException w:name="Table List 1"/>
+    <w:lsdException w:name="Table List 2"/>
+    <w:lsdException w:name="Table List 3"/>
+    <w:lsdException w:name="Table List 4"/>
+    <w:lsdException w:name="Table List 5"/>
+    <w:lsdException w:name="Table List 6"/>
+    <w:lsdException w:name="Table List 7"/>
+    <w:lsdException w:name="Table List 8"/>
+    <w:lsdException w:name="Table 3D effects 1"/>
+    <w:lsdException w:name="Table 3D effects 2"/>
+    <w:lsdException w:name="Table 3D effects 3"/>
+    <w:lsdException w:name="Table Contemporary"/>
+    <w:lsdException w:name="Table Elegant"/>
+    <w:lsdException w:name="Table Professional"/>
+    <w:lsdException w:name="Table Subtle 1"/>
+    <w:lsdException w:name="Table Subtle 2"/>
+    <w:lsdException w:name="Table Web 1"/>
+    <w:lsdException w:name="Table Web 2"/>
+    <w:lsdException w:name="Table Web 3"/>
+    <w:lsdException w:name="Balloon Text"/>
+    <w:lsdException w:name="Table Grid" w:semiHidden="0" w:uiPriority="59" w:unhideWhenUsed="0"/>
+    <w:lsdException w:name="Table Theme"/>
+    <w:lsdException w:name="Placeholder Text" w:unhideWhenUsed="0"/>
+    <w:lsdException w:name="No Spacing" w:semiHidden="0" w:uiPriority="1" w:unhideWhenUsed="0" w:qFormat="1"/>
+    <w:lsdException w:name="Light Shading" w:semiHidden="0" w:uiPriority="60" w:unhideWhenUsed="0"/>
+    <w:lsdException w:name="Light List" w:semiHidden="0" w:uiPriority="61" w:unhideWhenUsed="0"/>
+    <w:lsdException w:name="Light Grid" w:semiHidden="0" w:uiPriority="62" w:unhideWhenUsed="0"/>
+    <w:lsdException w:name="Medium Shading 1" w:semiHidden="0" w:uiPriority="63" w:unhideWhenUsed="0"/>
+    <w:lsdException w:name="Medium Shading 2" w:semiHidden="0" w:uiPriority="64" w:unhideWhenUsed="0"/>
+    <w:lsdException w:name="Medium List 1" w:semiHidden="0" w:uiPriority="65" w:unhideWhenUsed="0"/>
+    <w:lsdException w:name="Medium List 2" w:semiHidden="0" w:uiPriority="66" w:unhideWhenUsed="0"/>
+    <w:lsdException w:name="Medium Grid 1" w:semiHidden="0" w:uiPriority="67" w:unhideWhenUsed="0"/>
+    <w:lsdException w:name="Medium Grid 2" w:semiHidden="0" w:uiPriority="68" w:unhideWhenUsed="0"/>
+    <w:lsdException w:name="Medium Grid 3" w:semiHidden="0" w:uiPriority="69" w:unhideWhenUsed="0"/>
+    <w:lsdException w:name="Dark List" w:semiHidden="0" w:uiPriority="70" w:unhideWhenUsed="0"/>
+    <w:lsdException w:name="Colorful Shading" w:semiHidden="0" w:uiPriority="71" w:unhideWhenUsed="0"/>
+    <w:lsdException w:name="Colorful List" w:semiHidden="0" w:uiPriority="72" w:unhideWhenUsed="0"/>
+    <w:lsdException w:name="Colorful Grid" w:semiHidden="0" w:uiPriority="73" w:unhideWhenUsed="0"/>
+    <w:lsdException w:name="Light Shading Accent 1" w:semiHidden="0" w:uiPriority="60" w:unhideWhenUsed="0"/>
+    <w:lsdException w:name="Light List Accent 1" w:semiHidden="0" w:uiPriority="61" w:unhideWhenUsed="0"/>
+    <w:lsdException w:name="Light Grid Accent 1" w:semiHidden="0" w:uiPriority="62" w:unhideWhenUsed="0"/>
+    <w:lsdException w:name="Medium Shading 1 Accent 1" w:semiHidden="0" w:uiPriority="63" w:unhideWhenUsed="0"/>
+    <w:lsdException w:name="Medium Shading 2 Accent 1" w:semiHidden="0" w:uiPriority="64" w:unhideWhenUsed="0"/>
+    <w:lsdException w:name="Medium List 1 Accent 1" w:semiHidden="0" w:uiPriority="65" w:unhideWhenUsed="0"/>
+    <w:lsdException w:name="Revision" w:unhideWhenUsed="0"/>
+    <w:lsdException w:name="List Paragraph" w:semiHidden="0" w:uiPriority="34" w:unhideWhenUsed="0" w:qFormat="1"/>
+    <w:lsdException w:name="Quote" w:semiHidden="0" w:uiPriority="29" w:unhideWhenUsed="0" w:qFormat="1"/>
+    <w:lsdException w:name="Intense Quote" w:semiHidden="0" w:uiPriority="30" w:unhideWhenUsed="0" w:qFormat="1"/>
+    <w:lsdException w:name="Medium List 2 Accent 1" w:semiHidden="0" w:uiPriority="66" w:unhideWhenUsed="0"/>
+    <w:lsdException w:name="Medium Grid 1 Accent 1" w:semiHidden="0" w:uiPriority="67" w:unhideWhenUsed="0"/>
+    <w:lsdException w:name="Medium Grid 2 Accent 1" w:semiHidden="0" w:uiPriority="68" w:unhideWhenUsed="0"/>
+    <w:lsdException w:name="Medium Grid 3 Accent 1" w:semiHidden="0" w:uiPriority="69" w:unhideWhenUsed="0"/>
+    <w:lsdException w:name="Dark List Accent 1" w:semiHidden="0" w:uiPriority="70" w:unhideWhenUsed="0"/>
+    <w:lsdException w:name="Colorful Shading Accent 1" w:semiHidden="0" w:uiPriority="71" w:unhideWhenUsed="0"/>
+    <w:lsdException w:name="Colorful List Accent 1" w:semiHidden="0" w:uiPriority="72" w:unhideWhenUsed="0"/>
+    <w:lsdException w:name="Colorful Grid Accent 1" w:semiHidden="0" w:uiPriority="73" w:unhideWhenUsed="0"/>
+    <w:lsdException w:name="Light Shading Accent 2" w:semiHidden="0" w:uiPriority="60" w:unhideWhenUsed="0"/>
+    <w:lsdException w:name="Light List Accent 2" w:semiHidden="0" w:uiPriority="61" w:unhideWhenUsed="0"/>
+    <w:lsdException w:name="Light Grid Accent 2" w:semiHidden="0" w:uiPriority="62" w:unhideWhenUsed="0"/>
+    <w:lsdException w:name="Medium Shading 1 Accent 2" w:semiHidden="0" w:uiPriority="63" w:unhideWhenUsed="0"/>
+    <w:lsdException w:name="Medium Shading 2 Accent 2" w:semiHidden="0" w:uiPriority="64" w:unhideWhenUsed="0"/>
+    <w:lsdException w:name="Medium List 1 Accent 2" w:semiHidden="0" w:uiPriority="65" w:unhideWhenUsed="0"/>
+    <w:lsdException w:name="Medium List 2 Accent 2" w:semiHidden="0" w:uiPriority="66" w:unhideWhenUsed="0"/>
+    <w:lsdException w:name="Medium Grid 1 Accent 2" w:semiHidden="0" w:uiPriority="67" w:unhideWhenUsed="0"/>
+    <w:lsdException w:name="Medium Grid 2 Accent 2" w:semiHidden="0" w:uiPriority="68" w:unhideWhenUsed="0"/>
+    <w:lsdException w:name="Medium Grid 3 Accent 2" w:semiHidden="0" w:uiPriority="69" w:unhideWhenUsed="0"/>
+    <w:lsdException w:name="Dark List Accent 2" w:semiHidden="0" w:uiPriority="70" w:unhideWhenUsed="0"/>
+    <w:lsdException w:name="Colorful Shading Accent 2" w:semiHidden="0" w:uiPriority="71" w:unhideWhenUsed="0"/>
+    <w:lsdException w:name="Colorful List Accent 2" w:semiHidden="0" w:uiPriority="72" w:unhideWhenUsed="0"/>
+    <w:lsdException w:name="Colorful Grid Accent 2" w:semiHidden="0" w:uiPriority="73" w:unhideWhenUsed="0"/>
+    <w:lsdException w:name="Light Shading Accent 3" w:semiHidden="0" w:uiPriority="60" w:unhideWhenUsed="0"/>
+    <w:lsdException w:name="Light List Accent 3" w:semiHidden="0" w:uiPriority="61" w:unhideWhenUsed="0"/>
+    <w:lsdException w:name="Light Grid Accent 3" w:semiHidden="0" w:uiPriority="62" w:unhideWhenUsed="0"/>
+    <w:lsdException w:name="Medium Shading 1 Accent 3" w:semiHidden="0" w:uiPriority="63" w:unhideWhenUsed="0"/>
+    <w:lsdException w:name="Medium Shading 2 Accent 3" w:semiHidden="0" w:uiPriority="64" w:unhideWhenUsed="0"/>
+    <w:lsdException w:name="Medium List 1 Accent 3" w:semiHidden="0" w:uiPriority="65" w:unhideWhenUsed="0"/>
+    <w:lsdException w:name="Medium List 2 Accent 3" w:semiHidden="0" w:uiPriority="66" w:unhideWhenUsed="0"/>
+    <w:lsdException w:name="Medium Grid 1 Accent 3" w:semiHidden="0" w:uiPriority="67" w:unhideWhenUsed="0"/>
+    <w:lsdException w:name="Medium Grid 2 Accent 3" w:semiHidden="0" w:uiPriority="68" w:unhideWhenUsed="0"/>
+    <w:lsdException w:name="Medium Grid 3 Accent 3" w:semiHidden="0" w:uiPriority="69" w:unhideWhenUsed="0"/>
+    <w:lsdException w:name="Dark List Accent 3" w:semiHidden="0" w:uiPriority="70" w:unhideWhenUsed="0"/>
+    <w:lsdException w:name="Colorful Shading Accent 3" w:semiHidden="0" w:uiPriority="71" w:unhideWhenUsed="0"/>
+    <w:lsdException w:name="Colorful List Accent 3" w:semiHidden="0" w:uiPriority="72" w:unhideWhenUsed="0"/>
+    <w:lsdException w:name="Colorful Grid Accent 3" w:semiHidden="0" w:uiPriority="73" w:unhideWhenUsed="0"/>
+    <w:lsdException w:name="Light Shading Accent 4" w:semiHidden="0" w:uiPriority="60" w:unhideWhenUsed="0"/>
+    <w:lsdException w:name="Light List Accent 4" w:semiHidden="0" w:uiPriority="61" w:unhideWhenUsed="0"/>
+    <w:lsdException w:name="Light Grid Accent 4" w:semiHidden="0" w:uiPriority="62" w:unhideWhenUsed="0"/>
+    <w:lsdException w:name="Medium Shading 1 Accent 4" w:semiHidden="0" w:uiPriority="63" w:unhideWhenUsed="0"/>
+    <w:lsdException w:name="Medium Shading 2 Accent 4" w:semiHidden="0" w:uiPriority="64" w:unhideWhenUsed="0"/>
+    <w:lsdException w:name="Medium List 1 Accent 4" w:semiHidden="0" w:uiPriority="65" w:unhideWhenUsed="0"/>
+    <w:lsdException w:name="Medium List 2 Accent 4" w:semiHidden="0" w:uiPriority="66" w:unhideWhenUsed="0"/>
+    <w:lsdException w:name="Medium Grid 1 Accent 4" w:semiHidden="0" w:uiPriority="67" w:unhideWhenUsed="0"/>
+    <w:lsdException w:name="Medium Grid 2 Accent 4" w:semiHidden="0" w:uiPriority="68" w:unhideWhenUsed="0"/>
+    <w:lsdException w:name="Medium Grid 3 Accent 4" w:semiHidden="0" w:uiPriority="69" w:unhideWhenUsed="0"/>
+    <w:lsdException w:name="Dark List Accent 4" w:semiHidden="0" w:uiPriority="70" w:unhideWhenUsed="0"/>
+    <w:lsdException w:name="Colorful Shading Accent 4" w:semiHidden="0" w:uiPriority="71" w:unhideWhenUsed="0"/>
+    <w:lsdException w:name="Colorful List Accent 4" w:semiHidden="0" w:uiPriority="72" w:unhideWhenUsed="0"/>
+    <w:lsdException w:name="Colorful Grid Accent 4" w:semiHidden="0" w:uiPriority="73" w:unhideWhenUsed="0"/>
+    <w:lsdException w:name="Light Shading Accent 5" w:semiHidden="0" w:uiPriority="60" w:unhideWhenUsed="0"/>
+    <w:lsdException w:name="Light List Accent 5" w:semiHidden="0" w:uiPriority="61" w:unhideWhenUsed="0"/>
+    <w:lsdException w:name="Light Grid Accent 5" w:semiHidden="0" w:uiPriority="62" w:unhideWhenUsed="0"/>
+    <w:lsdException w:name="Medium Shading 1 Accent 5" w:semiHidden="0" w:uiPriority="63" w:unhideWhenUsed="0"/>
+    <w:lsdException w:name="Medium Shading 2 Accent 5" w:semiHidden="0" w:uiPriority="64" w:unhideWhenUsed="0"/>
+    <w:lsdException w:name="Medium List 1 Accent 5" w:semiHidden="0" w:uiPriority="65" w:unhideWhenUsed="0"/>
+    <w:lsdException w:name="Medium List 2 Accent 5" w:semiHidden="0" w:uiPriority="66" w:unhideWhenUsed="0"/>
+    <w:lsdException w:name="Medium Grid 1 Accent 5" w:semiHidden="0" w:uiPriority="67" w:unhideWhenUsed="0"/>
+    <w:lsdException w:name="Medium Grid 2 Accent 5" w:semiHidden="0" w:uiPriority="68" w:unhideWhenUsed="0"/>
+    <w:lsdException w:name="Medium Grid 3 Accent 5" w:semiHidden="0" w:uiPriority="69" w:unhideWhenUsed="0"/>
+    <w:lsdException w:name="Dark List Accent 5" w:semiHidden="0" w:uiPriority="70" w:unhideWhenUsed="0"/>
+    <w:lsdException w:name="Colorful Shading Accent 5" w:semiHidden="0" w:uiPriority="71" w:unhideWhenUsed="0"/>
+    <w:lsdException w:name="Colorful List Accent 5" w:semiHidden="0" w:uiPriority="72" w:unhideWhenUsed="0"/>
+    <w:lsdException w:name="Colorful Grid Accent 5" w:semiHidden="0" w:uiPriority="73" w:unhideWhenUsed="0"/>
+    <w:lsdException w:name="Light Shading Accent 6" w:semiHidden="0" w:uiPriority="60" w:unhideWhenUsed="0"/>
+    <w:lsdException w:name="Light List Accent 6" w:semiHidden="0" w:uiPriority="61" w:unhideWhenUsed="0"/>
+    <w:lsdException w:name="Light Grid Accent 6" w:semiHidden="0" w:uiPriority="62" w:unhideWhenUsed="0"/>
+    <w:lsdException w:name="Medium Shading 1 Accent 6" w:semiHidden="0" w:uiPriority="63" w:unhideWhenUsed="0"/>
+    <w:lsdException w:name="Medium Shading 2 Accent 6" w:semiHidden="0" w:uiPriority="64" w:unhideWhenUsed="0"/>
+    <w:lsdException w:name="Medium List 1 Accent 6" w:semiHidden="0" w:uiPriority="65" w:unhideWhenUsed="0"/>
+    <w:lsdException w:name="Medium List 2 Accent 6" w:semiHidden="0" w:uiPriority="66" w:unhideWhenUsed="0"/>
+    <w:lsdException w:name="Medium Grid 1 Accent 6" w:semiHidden="0" w:uiPriority="67" w:unhideWhenUsed="0"/>
+    <w:lsdException w:name="Medium Grid 2 Accent 6" w:semiHidden="0" w:uiPriority="68" w:unhideWhenUsed="0"/>
+    <w:lsdException w:name="Medium Grid 3 Accent 6" w:semiHidden="0" w:uiPriority="69" w:unhideWhenUsed="0"/>
+    <w:lsdException w:name="Dark List Accent 6" w:semiHidden="0" w:uiPriority="70" w:unhideWhenUsed="0"/>
+    <w:lsdException w:name="Colorful Shading Accent 6" w:semiHidden="0" w:uiPriority="71" w:unhideWhenUsed="0"/>
+    <w:lsdException w:name="Colorful List Accent 6" w:semiHidden="0" w:uiPriority="72" w:unhideWhenUsed="0"/>
+    <w:lsdException w:name="Colorful Grid Accent 6" w:semiHidden="0" w:uiPriority="73" w:unhideWhenUsed="0"/>
+    <w:lsdException w:name="Subtle Emphasis" w:semiHidden="0" w:uiPriority="19" w:unhideWhenUsed="0" w:qFormat="1"/>
+    <w:lsdException w:name="Intense Emphasis" w:semiHidden="0" w:uiPriority="21" w:unhideWhenUsed="0" w:qFormat="1"/>
+    <w:lsdException w:name="Subtle Reference" w:semiHidden="0" w:uiPriority="31" w:unhideWhenUsed="0" w:qFormat="1"/>
+    <w:lsdException w:name="Intense Reference" w:semiHidden="0" w:uiPriority="32" w:unhideWhenUsed="0" w:qFormat="1"/>
+    <w:lsdException w:name="Book Title" w:semiHidden="0" w:uiPriority="33" w:unhideWhenUsed="0" w:qFormat="1"/>
+    <w:lsdException w:name="Bibliography" w:uiPriority="37"/>
+    <w:lsdException w:name="TOC Heading" w:uiPriority="39" w:qFormat="1"/>
+    <w:lsdException w:name="Plain Table 1" w:semiHidden="0" w:uiPriority="41" w:unhideWhenUsed="0"/>
+    <w:lsdException w:name="Plain Table 2" w:semiHidden="0" w:uiPriority="42" w:unhideWhenUsed="0"/>
+    <w:lsdException w:name="Plain Table 3" w:semiHidden="0" w:uiPriority="43" w:unhideWhenUsed="0"/>
+    <w:lsdException w:name="Plain Table 4" w:semiHidden="0" w:uiPriority="44" w:unhideWhenUsed="0"/>
+    <w:lsdException w:name="Plain Table 5" w:semiHidden="0" w:uiPriority="45" w:unhideWhenUsed="0"/>
+    <w:lsdException w:name="Grid Table Light" w:semiHidden="0" w:uiPriority="40" w:unhideWhenUsed="0"/>
+    <w:lsdException w:name="Grid Table 1 Light" w:semiHidden="0" w:uiPriority="46" w:unhideWhenUsed="0"/>
+    <w:lsdException w:name="Grid Table 2" w:semiHidden="0" w:uiPriority="47" w:unhideWhenUsed="0"/>
+    <w:lsdException w:name="Grid Table 3" w:semiHidden="0" w:uiPriority="48" w:unhideWhenUsed="0"/>
+    <w:lsdException w:name="Grid Table 4" w:semiHidden="0" w:uiPriority="49" w:unhideWhenUsed="0"/>
+    <w:lsdException w:name="Grid Table 5 Dark" w:semiHidden="0" w:uiPriority="50" w:unhideWhenUsed="0"/>
+    <w:lsdException w:name="Grid Table 6 Colorful" w:semiHidden="0" w:uiPriority="51" w:unhideWhenUsed="0"/>
+    <w:lsdException w:name="Grid Table 7 Colorful" w:semiHidden="0" w:uiPriority="52" w:unhideWhenUsed="0"/>
+    <w:lsdException w:name="Grid Table 1 Light Accent 1" w:semiHidden="0" w:uiPriority="46" w:unhideWhenUsed="0"/>
+    <w:lsdException w:name="Grid Table 2 Accent 1" w:semiHidden="0" w:uiPriority="47" w:unhideWhenUsed="0"/>
+    <w:lsdException w:name="Grid Table 3 Accent 1" w:semiHidden="0" w:uiPriority="48" w:unhideWhenUsed="0"/>
+    <w:lsdException w:name="Grid Table 4 Accent 1" w:semiHidden="0" w:uiPriority="49" w:unhideWhenUsed="0"/>
+    <w:lsdException w:name="Grid Table 5 Dark Accent 1" w:semiHidden="0" w:uiPriority="50" w:unhideWhenUsed="0"/>
+    <w:lsdException w:name="Grid Table 6 Colorful Accent 1" w:semiHidden="0" w:uiPriority="51" w:unhideWhenUsed="0"/>
+    <w:lsdException w:name="Grid Table 7 Colorful Accent 1" w:semiHidden="0" w:uiPriority="52" w:unhideWhenUsed="0"/>
+    <w:lsdException w:name="Grid Table 1 Light Accent 2" w:semiHidden="0" w:uiPriority="46" w:unhideWhenUsed="0"/>
+    <w:lsdException w:name="Grid Table 2 Accent 2" w:semiHidden="0" w:uiPriority="47" w:unhideWhenUsed="0"/>
+    <w:lsdException w:name="Grid Table 3 Accent 2" w:semiHidden="0" w:uiPriority="48" w:unhideWhenUsed="0"/>
+    <w:lsdException w:name="Grid Table 4 Accent 2" w:semiHidden="0" w:uiPriority="49" w:unhideWhenUsed="0"/>
+    <w:lsdException w:name="Grid Table 5 Dark Accent 2" w:semiHidden="0" w:uiPriority="50" w:unhideWhenUsed="0"/>
+    <w:lsdException w:name="Grid Table 6 Colorful Accent 2" w:semiHidden="0" w:uiPriority="51" w:unhideWhenUsed="0"/>
+    <w:lsdException w:name="Grid Table 7 Colorful Accent 2" w:semiHidden="0" w:uiPriority="52" w:unhideWhenUsed="0"/>
+    <w:lsdException w:name="Grid Table 1 Light Accent 3" w:semiHidden="0" w:uiPriority="46" w:unhideWhenUsed="0"/>
+    <w:lsdException w:name="Grid Table 2 Accent 3" w:semiHidden="0" w:uiPriority="47" w:unhideWhenUsed="0"/>
+    <w:lsdException w:name="Grid Table 3 Accent 3" w:semiHidden="0" w:uiPriority="48" w:unhideWhenUsed="0"/>
+    <w:lsdException w:name="Grid Table 4 Accent 3" w:semiHidden="0" w:uiPriority="49" w:unhideWhenUsed="0"/>
+    <w:lsdException w:name="Grid Table 5 Dark Accent 3" w:semiHidden="0" w:uiPriority="50" w:unhideWhenUsed="0"/>
+    <w:lsdException w:name="Grid Table 6 Colorful Accent 3" w:semiHidden="0" w:uiPriority="51" w:unhideWhenUsed="0"/>
+    <w:lsdException w:name="Grid Table 7 Colorful Accent 3" w:semiHidden="0" w:uiPriority="52" w:unhideWhenUsed="0"/>
+    <w:lsdException w:name="Grid Table 1 Light Accent 4" w:semiHidden="0" w:uiPriority="46" w:unhideWhenUsed="0"/>
+    <w:lsdException w:name="Grid Table 2 Accent 4" w:semiHidden="0" w:uiPriority="47" w:unhideWhenUsed="0"/>
+    <w:lsdException w:name="Grid Table 3 Accent 4" w:semiHidden="0" w:uiPriority="48" w:unhideWhenUsed="0"/>
+    <w:lsdException w:name="Grid Table 4 Accent 4" w:semiHidden="0" w:uiPriority="49" w:unhideWhenUsed="0"/>
+    <w:lsdException w:name="Grid Table 5 Dark Accent 4" w:semiHidden="0" w:uiPriority="50" w:unhideWhenUsed="0"/>
+    <w:lsdException w:name="Grid Table 6 Colorful Accent 4" w:semiHidden="0" w:uiPriority="51" w:unhideWhenUsed="0"/>
+    <w:lsdException w:name="Grid Table 7 Colorful Accent 4" w:semiHidden="0" w:uiPriority="52" w:unhideWhenUsed="0"/>
+    <w:lsdException w:name="Grid Table 1 Light Accent 5" w:semiHidden="0" w:uiPriority="46" w:unhideWhenUsed="0"/>
+    <w:lsdException w:name="Grid Table 2 Accent 5" w:semiHidden="0" w:uiPriority="47" w:unhideWhenUsed="0"/>
+    <w:lsdException w:name="Grid Table 3 Accent 5" w:semiHidden="0" w:uiPriority="48" w:unhideWhenUsed="0"/>
+    <w:lsdException w:name="Grid Table 4 Accent 5" w:semiHidden="0" w:uiPriority="49" w:unhideWhenUsed="0"/>
+    <w:lsdException w:name="Grid Table 5 Dark Accent 5" w:semiHidden="0" w:uiPriority="50" w:unhideWhenUsed="0"/>
+    <w:lsdException w:name="Grid Table 6 Colorful Accent 5" w:semiHidden="0" w:uiPriority="51" w:unhideWhenUsed="0"/>
+    <w:lsdException w:name="Grid Table 7 Colorful Accent 5" w:semiHidden="0" w:uiPriority="52" w:unhideWhenUsed="0"/>
+    <w:lsdException w:name="Grid Table 1 Light Accent 6" w:semiHidden="0" w:uiPriority="46" w:unhideWhenUsed="0"/>
+    <w:lsdException w:name="Grid Table 2 Accent 6" w:semiHidden="0" w:uiPriority="47" w:unhideWhenUsed="0"/>
+    <w:lsdException w:name="Grid Table 3 Accent 6" w:semiHidden="0" w:uiPriority="48" w:unhideWhenUsed="0"/>
+    <w:lsdException w:name="Grid Table 4 Accent 6" w:semiHidden="0" w:uiPriority="49" w:unhideWhenUsed="0"/>
+    <w:lsdException w:name="Grid Table 5 Dark Accent 6" w:semiHidden="0" w:uiPriority="50" w:unhideWhenUsed="0"/>
+    <w:lsdException w:name="Grid Table 6 Colorful Accent 6" w:semiHidden="0" w:uiPriority="51" w:unhideWhenUsed="0"/>
+    <w:lsdException w:name="Grid Table 7 Colorful Accent 6" w:semiHidden="0" w:uiPriority="52" w:unhideWhenUsed="0"/>
+    <w:lsdException w:name="List Table 1 Light" w:semiHidden="0" w:uiPriority="46" w:unhideWhenUsed="0"/>
+    <w:lsdException w:name="List Table 2" w:semiHidden="0" w:uiPriority="47" w:unhideWhenUsed="0"/>
+    <w:lsdException w:name="List Table 3" w:semiHidden="0" w:uiPriority="48" w:unhideWhenUsed="0"/>
+    <w:lsdException w:name="List Table 4" w:semiHidden="0" w:uiPriority="49" w:unhideWhenUsed="0"/>
+    <w:lsdException w:name="List Table 5 Dark" w:semiHidden="0" w:uiPriority="50" w:unhideWhenUsed="0"/>
+    <w:lsdException w:name="List Table 6 Colorful" w:semiHidden="0" w:uiPriority="51" w:unhideWhenUsed="0"/>
+    <w:lsdException w:name="List Table 7 Colorful" w:semiHidden="0" w:uiPriority="52" w:unhideWhenUsed="0"/>
+    <w:lsdException w:name="List Table 1 Light Accent 1" w:semiHidden="0" w:uiPriority="46" w:unhideWhenUsed="0"/>
+    <w:lsdException w:name="List Table 2 Accent 1" w:semiHidden="0" w:uiPriority="47" w:unhideWhenUsed="0"/>
+    <w:lsdException w:name="List Table 3 Accent 1" w:semiHidden="0" w:uiPriority="48" w:unhideWhenUsed="0"/>
+    <w:lsdException w:name="List Table 4 Accent 1" w:semiHidden="0" w:uiPriority="49" w:unhideWhenUsed="0"/>
+    <w:lsdException w:name="List Table 5 Dark Accent 1" w:semiHidden="0" w:uiPriority="50" w:unhideWhenUsed="0"/>
+    <w:lsdException w:name="List Table 6 Colorful Accent 1" w:semiHidden="0" w:uiPriority="51" w:unhideWhenUsed="0"/>
+    <w:lsdException w:name="List Table 7 Colorful Accent 1" w:semiHidden="0" w:uiPriority="52" w:unhideWhenUsed="0"/>
+    <w:lsdException w:name="List Table 1 Light Accent 2" w:semiHidden="0" w:uiPriority="46" w:unhideWhenUsed="0"/>
+    <w:lsdException w:name="List Table 2 Accent 2" w:semiHidden="0" w:uiPriority="47" w:unhideWhenUsed="0"/>
+    <w:lsdException w:name="List Table 3 Accent 2" w:semiHidden="0" w:uiPriority="48" w:unhideWhenUsed="0"/>
+    <w:lsdException w:name="List Table 4 Accent 2" w:semiHidden="0" w:uiPriority="49" w:unhideWhenUsed="0"/>
+    <w:lsdException w:name="List Table 5 Dark Accent 2" w:semiHidden="0" w:uiPriority="50" w:unhideWhenUsed="0"/>
+    <w:lsdException w:name="List Table 6 Colorful Accent 2" w:semiHidden="0" w:uiPriority="51" w:unhideWhenUsed="0"/>
+    <w:lsdException w:name="List Table 7 Colorful Accent 2" w:semiHidden="0" w:uiPriority="52" w:unhideWhenUsed="0"/>
+    <w:lsdException w:name="List Table 1 Light Accent 3" w:semiHidden="0" w:uiPriority="46" w:unhideWhenUsed="0"/>
+    <w:lsdException w:name="List Table 2 Accent 3" w:semiHidden="0" w:uiPriority="47" w:unhideWhenUsed="0"/>
+    <w:lsdException w:name="List Table 3 Accent 3" w:semiHidden="0" w:uiPriority="48" w:unhideWhenUsed="0"/>
+    <w:lsdException w:name="List Table 4 Accent 3" w:semiHidden="0" w:uiPriority="49" w:unhideWhenUsed="0"/>
+    <w:lsdException w:name="List Table 5 Dark Accent 3" w:semiHidden="0" w:uiPriority="50" w:unhideWhenUsed="0"/>
+    <w:lsdException w:name="List Table 6 Colorful Accent 3" w:semiHidden="0" w:uiPriority="51" w:unhideWhenUsed="0"/>
+    <w:lsdException w:name="List Table 7 Colorful Accent 3" w:semiHidden="0" w:uiPriority="52" w:unhideWhenUsed="0"/>
+    <w:lsdException w:name="List Table 1 Light Accent 4" w:semiHidden="0" w:uiPriority="46" w:unhideWhenUsed="0"/>
+    <w:lsdException w:name="List Table 2 Accent 4" w:semiHidden="0" w:uiPriority="47" w:unhideWhenUsed="0"/>
+    <w:lsdException w:name="List Table 3 Accent 4" w:semiHidden="0" w:uiPriority="48" w:unhideWhenUsed="0"/>
+    <w:lsdException w:name="List Table 4 Accent 4" w:semiHidden="0" w:uiPriority="49" w:unhideWhenUsed="0"/>
+    <w:lsdException w:name="List Table 5 Dark Accent 4" w:semiHidden="0" w:uiPriority="50" w:unhideWhenUsed="0"/>
+    <w:lsdException w:name="List Table 6 Colorful Accent 4" w:semiHidden="0" w:uiPriority="51" w:unhideWhenUsed="0"/>
+    <w:lsdException w:name="List Table 7 Colorful Accent 4" w:semiHidden="0" w:uiPriority="52" w:unhideWhenUsed="0"/>
+    <w:lsdException w:name="List Table 1 Light Accent 5" w:semiHidden="0" w:uiPriority="46" w:unhideWhenUsed="0"/>
+    <w:lsdException w:name="List Table 2 Accent 5" w:semiHidden="0" w:uiPriority="47" w:unhideWhenUsed="0"/>
+    <w:lsdException w:name="List Table 3 Accent 5" w:semiHidden="0" w:uiPriority="48" w:unhideWhenUsed="0"/>
+    <w:lsdException w:name="List Table 4 Accent 5" w:semiHidden="0" w:uiPriority="49" w:unhideWhenUsed="0"/>
+    <w:lsdException w:name="List Table 5 Dark Accent 5" w:semiHidden="0" w:uiPriority="50" w:unhideWhenUsed="0"/>
+    <w:lsdException w:name="List Table 6 Colorful Accent 5" w:semiHidden="0" w:uiPriority="51" w:unhideWhenUsed="0"/>
+    <w:lsdException w:name="List Table 7 Colorful Accent 5" w:semiHidden="0" w:uiPriority="52" w:unhideWhenUsed="0"/>
+    <w:lsdException w:name="List Table 1 Light Accent 6" w:semiHidden="0" w:uiPriority="46" w:unhideWhenUsed="0"/>
+    <w:lsdException w:name="List Table 2 Accent 6" w:semiHidden="0" w:uiPriority="47" w:unhideWhenUsed="0"/>
+    <w:lsdException w:name="List Table 3 Accent 6" w:semiHidden="0" w:uiPriority="48" w:unhideWhenUsed="0"/>
+    <w:lsdException w:name="List Table 4 Accent 6" w:semiHidden="0" w:uiPriority="49" w:unhideWhenUsed="0"/>
+    <w:lsdException w:name="List Table 5 Dark Accent 6" w:semiHidden="0" w:uiPriority="50" w:unhideWhenUsed="0"/>
+    <w:lsdException w:name="List Table 6 Colorful Accent 6" w:semiHidden="0" w:uiPriority="51" w:unhideWhenUsed="0"/>
+    <w:lsdException w:name="List Table 7 Colorful Accent 6" w:semiHidden="0" w:uiPriority="52" w:unhideWhenUsed="0"/>
+  </w:latentStyles>
+  <w:style w:type="paragraph" w:styleId="para0" w:default="1">
+    <w:name w:val="Normal"/>
+    <w:qFormat/>
+    <w:key w:val="1072"/>
+  </w:style>
+  <w:style w:type="paragraph" w:styleId="para1">
+    <w:name w:val="Title"/>
+    <w:qFormat/>
+    <w:rPr>
+      <w:rFonts w:ascii="Inter" w:hAnsi="Inter" w:eastAsia="Inter" w:cs="Inter"/>
+      <w:sz w:val="56"/>
+      <w:szCs w:val="56"/>
+      <w:lang w:val="en-us" w:eastAsia="zh-cn" w:bidi="ar-sa"/>
+    </w:rPr>
+  </w:style>
+  <w:style w:type="paragraph" w:styleId="para2">
+    <w:name w:val="heading 1"/>
+    <w:qFormat/>
+    <w:rPr>
+      <w:rFonts w:ascii="Inter" w:hAnsi="Inter" w:eastAsia="Inter" w:cs="Inter"/>
+      <w:color w:val="2e74b5"/>
+      <w:sz w:val="32"/>
+      <w:szCs w:val="32"/>
+      <w:lang w:val="en-us" w:eastAsia="zh-cn" w:bidi="ar-sa"/>
+    </w:rPr>
+  </w:style>
+  <w:style w:type="paragraph" w:styleId="para3">
+    <w:name w:val="heading 2"/>
+    <w:qFormat/>
+    <w:rPr>
+      <w:rFonts w:ascii="Inter" w:hAnsi="Inter" w:eastAsia="Inter" w:cs="Inter"/>
+      <w:color w:val="2e74b5"/>
+      <w:sz w:val="26"/>
+      <w:szCs w:val="26"/>
+      <w:lang w:val="en-us" w:eastAsia="zh-cn" w:bidi="ar-sa"/>
+    </w:rPr>
+  </w:style>
+  <w:style w:type="paragraph" w:styleId="para4">
+    <w:name w:val="heading 3"/>
+    <w:qFormat/>
+    <w:rPr>
+      <w:rFonts w:ascii="Inter" w:hAnsi="Inter" w:eastAsia="Inter" w:cs="Inter"/>
+      <w:color w:val="1f4d78"/>
+      <w:sz w:val="24"/>
+      <w:szCs w:val="24"/>
+      <w:lang w:val="en-us" w:eastAsia="zh-cn" w:bidi="ar-sa"/>
+    </w:rPr>
+  </w:style>
+  <w:style w:type="paragraph" w:styleId="para5">
+    <w:name w:val="heading 4"/>
+    <w:qFormat/>
+    <w:rPr>
+      <w:rFonts w:ascii="Inter" w:hAnsi="Inter" w:eastAsia="Inter" w:cs="Inter"/>
+      <w:i/>
+      <w:iCs/>
+      <w:color w:val="2e74b5"/>
+      <w:sz w:val="22"/>
+      <w:szCs w:val="22"/>
+      <w:lang w:val="en-us" w:eastAsia="zh-cn" w:bidi="ar-sa"/>
+    </w:rPr>
+  </w:style>
+  <w:style w:type="paragraph" w:styleId="para6">
+    <w:name w:val="heading 5"/>
+    <w:qFormat/>
+    <w:rPr>
+      <w:rFonts w:ascii="Inter" w:hAnsi="Inter" w:eastAsia="Inter" w:cs="Inter"/>
+      <w:color w:val="2e74b5"/>
+      <w:sz w:val="22"/>
+      <w:szCs w:val="22"/>
+      <w:lang w:val="en-us" w:eastAsia="zh-cn" w:bidi="ar-sa"/>
+    </w:rPr>
+  </w:style>
+  <w:style w:type="paragraph" w:styleId="para7">
+    <w:name w:val="heading 6"/>
+    <w:qFormat/>
+    <w:rPr>
+      <w:rFonts w:ascii="Inter" w:hAnsi="Inter" w:eastAsia="Inter" w:cs="Inter"/>
+      <w:color w:val="1f4d78"/>
+      <w:sz w:val="22"/>
+      <w:szCs w:val="22"/>
+      <w:lang w:val="en-us" w:eastAsia="zh-cn" w:bidi="ar-sa"/>
+    </w:rPr>
+  </w:style>
+  <w:style w:type="paragraph" w:styleId="para8" w:customStyle="1">
+    <w:name w:val="Strong"/>
+    <w:qFormat/>
+    <w:rPr>
+      <w:rFonts w:ascii="Inter" w:hAnsi="Inter" w:eastAsia="Inter" w:cs="Inter"/>
+      <w:b/>
+      <w:bCs/>
+      <w:sz w:val="22"/>
+      <w:szCs w:val="22"/>
+      <w:lang w:val="en-us" w:eastAsia="zh-cn" w:bidi="ar-sa"/>
+    </w:rPr>
+  </w:style>
+  <w:style w:type="paragraph" w:styleId="para9">
+    <w:name w:val="List Paragraph"/>
+    <w:qFormat/>
+    <w:rPr>
+      <w:rFonts w:ascii="Inter" w:hAnsi="Inter" w:eastAsia="Inter" w:cs="Inter"/>
+      <w:sz w:val="22"/>
+      <w:szCs w:val="22"/>
+      <w:lang w:val="en-us" w:eastAsia="zh-cn" w:bidi="ar-sa"/>
+    </w:rPr>
+  </w:style>
+  <w:style w:type="paragraph" w:styleId="para10">
+    <w:name w:val="Footnote Text"/>
+    <w:qFormat/>
+    <w:rPr>
+      <w:rFonts w:ascii="Inter" w:hAnsi="Inter" w:eastAsia="Inter" w:cs="Inter"/>
+      <w:sz w:val="22"/>
+      <w:szCs w:val="22"/>
+      <w:lang w:val="en-us" w:eastAsia="zh-cn" w:bidi="ar-sa"/>
+    </w:rPr>
+  </w:style>
+  <w:style w:type="paragraph" w:styleId="para11">
+    <w:name w:val="Balloon Text"/>
+    <w:qFormat/>
+    <w:basedOn w:val="para0"/>
+    <w:rPr>
+      <w:rFonts w:ascii="Segoe UI" w:hAnsi="Segoe UI" w:eastAsia="SimSun" w:cs="Segoe UI"/>
+      <w:sz w:val="18"/>
+      <w:szCs w:val="18"/>
+    </w:rPr>
+  </w:style>
+  <w:style w:type="paragraph" w:styleId="para12">
+    <w:name w:val="Comment Text"/>
+    <w:qFormat/>
+    <w:basedOn w:val="para0"/>
+    <w:rPr>
+      <w:sz w:val="20"/>
+      <w:szCs w:val="20"/>
+    </w:rPr>
+  </w:style>
+  <w:style w:type="character" w:styleId="char0" w:default="1">
+    <w:name w:val="Default Paragraph Font"/>
+  </w:style>
+  <w:style w:type="character" w:styleId="char1">
+    <w:name w:val="Hyperlink"/>
+    <w:rPr>
+      <w:color w:val="0563c1"/>
+      <w:u w:color="auto" w:val="single"/>
+    </w:rPr>
+  </w:style>
+  <w:style w:type="character" w:styleId="char2">
+    <w:name w:val="Footnote Reference"/>
+    <w:rPr>
+      <w:vertAlign w:val="superscript"/>
+    </w:rPr>
+  </w:style>
+  <w:style w:type="character" w:styleId="char3" w:customStyle="1">
+    <w:name w:val="Footnote Text Char"/>
+    <w:rPr>
+      <w:sz w:val="20"/>
+      <w:szCs w:val="20"/>
+    </w:rPr>
+  </w:style>
+  <w:style w:type="table" w:default="1" w:styleId="TableNormal">
+    <w:name w:val="Normal Table"/>
+    <w:uiPriority w:val="99"/>
+    <w:semiHidden/>
+    <w:unhideWhenUsed/>
+    <w:tblPr>
+      <w:tblStyleRowBandSize w:val="1"/>
+      <w:tblStyleColBandSize w:val="1"/>
+      <w:tblInd w:w="0" w:type="dxa"/>
+      <w:tblCellMar>
+        <w:top w:w="0" w:type="dxa"/>
+        <w:left w:w="108" w:type="dxa"/>
+        <w:bottom w:w="0" w:type="dxa"/>
+        <w:right w:w="108" w:type="dxa"/>
+      </w:tblCellMar>
+    </w:tblPr>
+  </w:style>
+</w:styles>
+</file>
+
+<file path=word/theme/theme1.xml><?xml version="1.0" encoding="utf-8"?>
+<a:theme xmlns:a="http://schemas.openxmlformats.org/drawingml/2006/main" name="Office Theme">
+  <a:themeElements>
+    <a:clrScheme name="Office">
+      <a:dk1>
+        <a:sysClr val="windowText" lastClr="FFFFFF"/>
+      </a:dk1>
+      <a:lt1>
+        <a:sysClr val="window" lastClr="000000"/>
+      </a:lt1>
+      <a:dk2>
+        <a:srgbClr val="1F497D"/>
+      </a:dk2>
+      <a:lt2>
+        <a:srgbClr val="EEECE1"/>
+      </a:lt2>
+      <a:accent1>
+        <a:srgbClr val="4F81BD"/>
+      </a:accent1>
+      <a:accent2>
+        <a:srgbClr val="C0504D"/>
+      </a:accent2>
+      <a:accent3>
+        <a:srgbClr val="9BBB59"/>
+      </a:accent3>
+      <a:accent4>
+        <a:srgbClr val="8064A2"/>
+      </a:accent4>
+      <a:accent5>
+        <a:srgbClr val="4BACC6"/>
+      </a:accent5>
+      <a:accent6>
+        <a:srgbClr val="F79646"/>
+      </a:accent6>
+      <a:hlink>
+        <a:srgbClr val="0000FF"/>
+      </a:hlink>
+      <a:folHlink>
+        <a:srgbClr val="800080"/>
+      </a:folHlink>
+    </a:clrScheme>
+    <a:fontScheme name="Office">
+      <a:majorFont>
+        <a:latin typeface="Inter"/>
+        <a:ea typeface="Inter"/>
+        <a:cs typeface="Inter"/>
+      </a:majorFont>
+      <a:minorFont>
+        <a:latin typeface="Inter"/>
+        <a:ea typeface="Inter"/>
+        <a:cs typeface="Inter"/>
+      </a:minorFont>
+    </a:fontScheme>
+    <a:fmtScheme name="Office">
+      <a:fillStyleLst>
+        <a:solidFill>
+          <a:schemeClr val="phClr"/>
+        </a:solidFill>
+        <a:gradFill rotWithShape="1">
+          <a:gsLst>
+            <a:gs pos="0">
+              <a:schemeClr val="phClr">
+                <a:tint val="50000"/>
+                <a:satMod val="300000"/>
+              </a:schemeClr>
+            </a:gs>
+            <a:gs pos="35000">
+              <a:schemeClr val="phClr">
+                <a:tint val="37000"/>
+                <a:satMod val="300000"/>
+              </a:schemeClr>
+            </a:gs>
+            <a:gs pos="100000">
+              <a:schemeClr val="phClr">
+                <a:tint val="15000"/>
+                <a:satMod val="350000"/>
+              </a:schemeClr>
+            </a:gs>
+          </a:gsLst>
+          <a:lin ang="16200000" scaled="1"/>
+        </a:gradFill>
+        <a:gradFill rotWithShape="1">
+          <a:gsLst>
+            <a:gs pos="0">
+              <a:schemeClr val="phClr">
+                <a:shade val="51000"/>
+                <a:satMod val="130000"/>
+              </a:schemeClr>
+            </a:gs>
+            <a:gs pos="80000">
+              <a:schemeClr val="phClr">
+                <a:shade val="93000"/>
+                <a:satMod val="130000"/>
+              </a:schemeClr>
+            </a:gs>
+            <a:gs pos="100000">
+              <a:schemeClr val="phClr">
+                <a:shade val="94000"/>
+                <a:satMod val="135000"/>
+              </a:schemeClr>
+            </a:gs>
+          </a:gsLst>
+          <a:lin ang="16200000" scaled="0"/>
+        </a:gradFill>
+      </a:fillStyleLst>
+      <a:lnStyleLst>
+        <a:ln w="9525" cap="flat" cmpd="sng" algn="ctr">
+          <a:solidFill>
+            <a:schemeClr val="phClr">
+              <a:shade val="95000"/>
+              <a:satMod val="105000"/>
+            </a:schemeClr>
+          </a:solidFill>
+          <a:prstDash val="solid"/>
+        </a:ln>
+        <a:ln w="25400" cap="flat" cmpd="sng" algn="ctr">
+          <a:solidFill>
+            <a:schemeClr val="phClr"/>
+          </a:solidFill>
+          <a:prstDash val="solid"/>
+        </a:ln>
+        <a:ln w="38100" cap="flat" cmpd="sng" algn="ctr">
+          <a:solidFill>
+            <a:schemeClr val="phClr"/>
+          </a:solidFill>
+          <a:prstDash val="solid"/>
+        </a:ln>
+      </a:lnStyleLst>
+      <a:effectStyleLst>
+        <a:effectStyle>
+          <a:effectLst>
+            <a:outerShdw blurRad="40000" dist="20000" dir="5400000" rotWithShape="0">
+              <a:srgbClr val="000000">
+                <a:alpha val="38000"/>
+              </a:srgbClr>
+            </a:outerShdw>
+          </a:effectLst>
+        </a:effectStyle>
+        <a:effectStyle>
+          <a:effectLst>
+            <a:outerShdw blurRad="40000" dist="23000" dir="5400000" rotWithShape="0">
+              <a:srgbClr val="000000">
+                <a:alpha val="35000"/>
+              </a:srgbClr>
+            </a:outerShdw>
+          </a:effectLst>
+        </a:effectStyle>
+        <a:effectStyle>
+          <a:effectLst>
+            <a:outerShdw blurRad="40000" dist="23000" dir="5400000" rotWithShape="0">
+              <a:srgbClr val="000000">
+                <a:alpha val="35000"/>
+              </a:srgbClr>
+            </a:outerShdw>
+          </a:effectLst>
+          <a:scene3d>
+            <a:camera prst="orthographicFront">
+              <a:rot lat="0" lon="0" rev="0"/>
+            </a:camera>
+            <a:lightRig rig="threePt" dir="t">
+              <a:rot lat="0" lon="0" rev="1200000"/>
+            </a:lightRig>
+          </a:scene3d>
+          <a:sp3d>
+            <a:bevelT w="63500" h="25400"/>
+          </a:sp3d>
+        </a:effectStyle>
+      </a:effectStyleLst>
+      <a:bgFillStyleLst>
+        <a:solidFill>
+          <a:schemeClr val="phClr"/>
+        </a:solidFill>
+        <a:gradFill rotWithShape="1">
+          <a:gsLst>
+            <a:gs pos="0">
+              <a:schemeClr val="phClr">
+                <a:tint val="40000"/>
+                <a:satMod val="350000"/>
+              </a:schemeClr>
+            </a:gs>
+            <a:gs pos="40000">
+              <a:schemeClr val="phClr">
+                <a:tint val="45000"/>
+                <a:shade val="99000"/>
+                <a:satMod val="350000"/>
+              </a:schemeClr>
+            </a:gs>
+            <a:gs pos="100000">
+              <a:schemeClr val="phClr">
+                <a:shade val="20000"/>
+                <a:satMod val="255000"/>
+              </a:schemeClr>
+            </a:gs>
+          </a:gsLst>
+          <a:path path="circle">
+            <a:fillToRect l="50000" t="-80000" r="50000" b="180000"/>
+          </a:path>
+        </a:gradFill>
+        <a:gradFill rotWithShape="1">
+          <a:gsLst>
+            <a:gs pos="0">
+              <a:schemeClr val="phClr">
+                <a:tint val="80000"/>
+                <a:satMod val="300000"/>
+              </a:schemeClr>
+            </a:gs>
+            <a:gs pos="100000">
+              <a:schemeClr val="phClr">
+                <a:shade val="30000"/>
+                <a:satMod val="200000"/>
+              </a:schemeClr>
+            </a:gs>
+          </a:gsLst>
+          <a:path path="circle">
+            <a:fillToRect l="50000" t="50000" r="50000" b="50000"/>
+          </a:path>
+        </a:gradFill>
+      </a:bgFillStyleLst>
+    </a:fmtScheme>
+  </a:themeElements>
+  <a:objectDefaults>
+    <a:spDef>
+      <a:spPr>
+        <a:solidFill>
+          <a:srgbClr val="FFFFFF"/>
+        </a:solidFill>
+        <a:ln w="12700">
+          <a:solidFill>
+            <a:srgbClr val="000000"/>
+          </a:solidFill>
+        </a:ln>
+      </a:spPr>
+      <a:bodyPr spcFirstLastPara="1" vertOverflow="clip" horzOverflow="clip" upright="1">
+        <a:prstTxWarp prst="textNoShape">
+          <a:avLst/>
+        </a:prstTxWarp>
+        <a:noAutofit/>
+      </a:bodyPr>
+      <a:lstStyle/>
+      <a:style>
+        <a:lnRef idx="0">
+          <a:schemeClr val="accent1"/>
+        </a:lnRef>
+        <a:fillRef idx="0">
+          <a:schemeClr val="accent1"/>
+        </a:fillRef>
+        <a:effectRef idx="0">
+          <a:schemeClr val="accent1"/>
+        </a:effectRef>
+        <a:fontRef idx="minor">
+          <a:schemeClr val="lt1"/>
+        </a:fontRef>
+      </a:style>
+    </a:spDef>
+  </a:objectDefaults>
+  <a:extraClrSchemeLst/>
+</a:theme>
 </file>